--- a/лаб4.docx
+++ b/лаб4.docx
@@ -2204,6 +2204,24 @@
           <w:sz w:val="24"/>
           <w:szCs w:val="24"/>
         </w:rPr>
+        <w:t xml:space="preserve"> static </w:t>
+      </w:r>
+      <w:proofErr w:type="spellStart"/>
+      <w:r>
+        <w:rPr>
+          <w:rFonts w:ascii="Courier New" w:hAnsi="Courier New" w:cs="Courier New"/>
+          <w:sz w:val="24"/>
+          <w:szCs w:val="24"/>
+        </w:rPr>
+        <w:t>DatabaseConnection</w:t>
+      </w:r>
+      <w:proofErr w:type="spellEnd"/>
+      <w:r>
+        <w:rPr>
+          <w:rFonts w:ascii="Courier New" w:hAnsi="Courier New" w:cs="Courier New"/>
+          <w:sz w:val="24"/>
+          <w:szCs w:val="24"/>
+        </w:rPr>
         <w:t xml:space="preserve"> </w:t>
       </w:r>
       <w:proofErr w:type="spellStart"/>
@@ -2213,42 +2231,6 @@
           <w:sz w:val="24"/>
           <w:szCs w:val="24"/>
         </w:rPr>
-        <w:t>static</w:t>
-      </w:r>
-      <w:proofErr w:type="spellEnd"/>
-      <w:r>
-        <w:rPr>
-          <w:rFonts w:ascii="Courier New" w:hAnsi="Courier New" w:cs="Courier New"/>
-          <w:sz w:val="24"/>
-          <w:szCs w:val="24"/>
-        </w:rPr>
-        <w:t xml:space="preserve"> </w:t>
-      </w:r>
-      <w:proofErr w:type="spellStart"/>
-      <w:r>
-        <w:rPr>
-          <w:rFonts w:ascii="Courier New" w:hAnsi="Courier New" w:cs="Courier New"/>
-          <w:sz w:val="24"/>
-          <w:szCs w:val="24"/>
-        </w:rPr>
-        <w:t>DatabaseConnection</w:t>
-      </w:r>
-      <w:proofErr w:type="spellEnd"/>
-      <w:r>
-        <w:rPr>
-          <w:rFonts w:ascii="Courier New" w:hAnsi="Courier New" w:cs="Courier New"/>
-          <w:sz w:val="24"/>
-          <w:szCs w:val="24"/>
-        </w:rPr>
-        <w:t xml:space="preserve"> </w:t>
-      </w:r>
-      <w:proofErr w:type="spellStart"/>
-      <w:r>
-        <w:rPr>
-          <w:rFonts w:ascii="Courier New" w:hAnsi="Courier New" w:cs="Courier New"/>
-          <w:sz w:val="24"/>
-          <w:szCs w:val="24"/>
-        </w:rPr>
         <w:t>Instance</w:t>
       </w:r>
       <w:proofErr w:type="spellEnd"/>
@@ -2354,16 +2336,72 @@
           <w:sz w:val="24"/>
           <w:szCs w:val="24"/>
         </w:rPr>
-        <w:t xml:space="preserve"> (</w:t>
-      </w:r>
-      <w:proofErr w:type="spellStart"/>
-      <w:r>
-        <w:rPr>
-          <w:rFonts w:ascii="Courier New" w:hAnsi="Courier New" w:cs="Courier New"/>
-          <w:sz w:val="24"/>
-          <w:szCs w:val="24"/>
-        </w:rPr>
-        <w:t>locker</w:t>
+        <w:t xml:space="preserve"> (locker)</w:t>
+      </w:r>
+    </w:p>
+    <w:p>
+      <w:pPr>
+        <w:spacing w:after="0" w:line="360" w:lineRule="auto"/>
+        <w:jc w:val="both"/>
+        <w:rPr>
+          <w:rFonts w:ascii="Courier New" w:hAnsi="Courier New" w:cs="Courier New"/>
+          <w:sz w:val="24"/>
+          <w:szCs w:val="24"/>
+        </w:rPr>
+      </w:pPr>
+      <w:r>
+        <w:rPr>
+          <w:rFonts w:ascii="Courier New" w:hAnsi="Courier New" w:cs="Courier New"/>
+          <w:sz w:val="24"/>
+          <w:szCs w:val="24"/>
+        </w:rPr>
+        <w:t xml:space="preserve">            {</w:t>
+      </w:r>
+    </w:p>
+    <w:p>
+      <w:pPr>
+        <w:spacing w:after="0" w:line="360" w:lineRule="auto"/>
+        <w:jc w:val="both"/>
+        <w:rPr>
+          <w:rFonts w:ascii="Courier New" w:hAnsi="Courier New" w:cs="Courier New"/>
+          <w:sz w:val="24"/>
+          <w:szCs w:val="24"/>
+        </w:rPr>
+      </w:pPr>
+      <w:r>
+        <w:rPr>
+          <w:rFonts w:ascii="Courier New" w:hAnsi="Courier New" w:cs="Courier New"/>
+          <w:sz w:val="24"/>
+          <w:szCs w:val="24"/>
+        </w:rPr>
+        <w:t xml:space="preserve">                </w:t>
+      </w:r>
+      <w:proofErr w:type="spellStart"/>
+      <w:r>
+        <w:rPr>
+          <w:rFonts w:ascii="Courier New" w:hAnsi="Courier New" w:cs="Courier New"/>
+          <w:sz w:val="24"/>
+          <w:szCs w:val="24"/>
+        </w:rPr>
+        <w:t>if</w:t>
+      </w:r>
+      <w:proofErr w:type="spellEnd"/>
+      <w:r>
+        <w:rPr>
+          <w:rFonts w:ascii="Courier New" w:hAnsi="Courier New" w:cs="Courier New"/>
+          <w:sz w:val="24"/>
+          <w:szCs w:val="24"/>
+        </w:rPr>
+        <w:t xml:space="preserve"> (instance == </w:t>
+      </w:r>
+      <w:proofErr w:type="spellStart"/>
+      <w:r>
+        <w:rPr>
+          <w:rFonts w:ascii="Courier New" w:hAnsi="Courier New" w:cs="Courier New"/>
+          <w:sz w:val="24"/>
+          <w:szCs w:val="24"/>
+        </w:rPr>
+        <w:t>null</w:t>
       </w:r>
       <w:proofErr w:type="spellEnd"/>
       <w:r>
@@ -2391,7 +2429,7 @@
           <w:sz w:val="24"/>
           <w:szCs w:val="24"/>
         </w:rPr>
-        <w:t xml:space="preserve">            {</w:t>
+        <w:t xml:space="preserve">                {</w:t>
       </w:r>
     </w:p>
     <w:p>
@@ -2410,25 +2448,7 @@
           <w:sz w:val="24"/>
           <w:szCs w:val="24"/>
         </w:rPr>
-        <w:t xml:space="preserve">                </w:t>
-      </w:r>
-      <w:proofErr w:type="spellStart"/>
-      <w:r>
-        <w:rPr>
-          <w:rFonts w:ascii="Courier New" w:hAnsi="Courier New" w:cs="Courier New"/>
-          <w:sz w:val="24"/>
-          <w:szCs w:val="24"/>
-        </w:rPr>
-        <w:t>if</w:t>
-      </w:r>
-      <w:proofErr w:type="spellEnd"/>
-      <w:r>
-        <w:rPr>
-          <w:rFonts w:ascii="Courier New" w:hAnsi="Courier New" w:cs="Courier New"/>
-          <w:sz w:val="24"/>
-          <w:szCs w:val="24"/>
-        </w:rPr>
-        <w:t xml:space="preserve"> (</w:t>
+        <w:t xml:space="preserve">                    </w:t>
       </w:r>
       <w:proofErr w:type="spellStart"/>
       <w:r>
@@ -2446,99 +2466,7 @@
           <w:sz w:val="24"/>
           <w:szCs w:val="24"/>
         </w:rPr>
-        <w:t xml:space="preserve"> == </w:t>
-      </w:r>
-      <w:proofErr w:type="spellStart"/>
-      <w:r>
-        <w:rPr>
-          <w:rFonts w:ascii="Courier New" w:hAnsi="Courier New" w:cs="Courier New"/>
-          <w:sz w:val="24"/>
-          <w:szCs w:val="24"/>
-        </w:rPr>
-        <w:t>null</w:t>
-      </w:r>
-      <w:proofErr w:type="spellEnd"/>
-      <w:r>
-        <w:rPr>
-          <w:rFonts w:ascii="Courier New" w:hAnsi="Courier New" w:cs="Courier New"/>
-          <w:sz w:val="24"/>
-          <w:szCs w:val="24"/>
-        </w:rPr>
-        <w:t>)</w:t>
-      </w:r>
-    </w:p>
-    <w:p>
-      <w:pPr>
-        <w:spacing w:after="0" w:line="360" w:lineRule="auto"/>
-        <w:jc w:val="both"/>
-        <w:rPr>
-          <w:rFonts w:ascii="Courier New" w:hAnsi="Courier New" w:cs="Courier New"/>
-          <w:sz w:val="24"/>
-          <w:szCs w:val="24"/>
-        </w:rPr>
-      </w:pPr>
-      <w:r>
-        <w:rPr>
-          <w:rFonts w:ascii="Courier New" w:hAnsi="Courier New" w:cs="Courier New"/>
-          <w:sz w:val="24"/>
-          <w:szCs w:val="24"/>
-        </w:rPr>
-        <w:t xml:space="preserve">                {</w:t>
-      </w:r>
-    </w:p>
-    <w:p>
-      <w:pPr>
-        <w:spacing w:after="0" w:line="360" w:lineRule="auto"/>
-        <w:jc w:val="both"/>
-        <w:rPr>
-          <w:rFonts w:ascii="Courier New" w:hAnsi="Courier New" w:cs="Courier New"/>
-          <w:sz w:val="24"/>
-          <w:szCs w:val="24"/>
-        </w:rPr>
-      </w:pPr>
-      <w:r>
-        <w:rPr>
-          <w:rFonts w:ascii="Courier New" w:hAnsi="Courier New" w:cs="Courier New"/>
-          <w:sz w:val="24"/>
-          <w:szCs w:val="24"/>
-        </w:rPr>
-        <w:t xml:space="preserve">                    </w:t>
-      </w:r>
-      <w:proofErr w:type="spellStart"/>
-      <w:r>
-        <w:rPr>
-          <w:rFonts w:ascii="Courier New" w:hAnsi="Courier New" w:cs="Courier New"/>
-          <w:sz w:val="24"/>
-          <w:szCs w:val="24"/>
-        </w:rPr>
-        <w:t>instance</w:t>
-      </w:r>
-      <w:proofErr w:type="spellEnd"/>
-      <w:r>
-        <w:rPr>
-          <w:rFonts w:ascii="Courier New" w:hAnsi="Courier New" w:cs="Courier New"/>
-          <w:sz w:val="24"/>
-          <w:szCs w:val="24"/>
-        </w:rPr>
-        <w:t xml:space="preserve"> = </w:t>
-      </w:r>
-      <w:proofErr w:type="spellStart"/>
-      <w:r>
-        <w:rPr>
-          <w:rFonts w:ascii="Courier New" w:hAnsi="Courier New" w:cs="Courier New"/>
-          <w:sz w:val="24"/>
-          <w:szCs w:val="24"/>
-        </w:rPr>
-        <w:t>new</w:t>
-      </w:r>
-      <w:proofErr w:type="spellEnd"/>
-      <w:r>
-        <w:rPr>
-          <w:rFonts w:ascii="Courier New" w:hAnsi="Courier New" w:cs="Courier New"/>
-          <w:sz w:val="24"/>
-          <w:szCs w:val="24"/>
-        </w:rPr>
-        <w:t xml:space="preserve"> </w:t>
+        <w:t xml:space="preserve"> = new </w:t>
       </w:r>
       <w:proofErr w:type="spellStart"/>
       <w:r>
@@ -2736,6 +2664,158 @@
           <w:sz w:val="24"/>
           <w:szCs w:val="24"/>
         </w:rPr>
+        <w:t xml:space="preserve"> void </w:t>
+      </w:r>
+      <w:proofErr w:type="spellStart"/>
+      <w:r>
+        <w:rPr>
+          <w:rFonts w:ascii="Courier New" w:hAnsi="Courier New" w:cs="Courier New"/>
+          <w:sz w:val="24"/>
+          <w:szCs w:val="24"/>
+        </w:rPr>
+        <w:t>Connect</w:t>
+      </w:r>
+      <w:proofErr w:type="spellEnd"/>
+      <w:r>
+        <w:rPr>
+          <w:rFonts w:ascii="Courier New" w:hAnsi="Courier New" w:cs="Courier New"/>
+          <w:sz w:val="24"/>
+          <w:szCs w:val="24"/>
+        </w:rPr>
+        <w:t>()</w:t>
+      </w:r>
+    </w:p>
+    <w:p>
+      <w:pPr>
+        <w:spacing w:after="0" w:line="360" w:lineRule="auto"/>
+        <w:jc w:val="both"/>
+        <w:rPr>
+          <w:rFonts w:ascii="Courier New" w:hAnsi="Courier New" w:cs="Courier New"/>
+          <w:sz w:val="24"/>
+          <w:szCs w:val="24"/>
+        </w:rPr>
+      </w:pPr>
+      <w:r>
+        <w:rPr>
+          <w:rFonts w:ascii="Courier New" w:hAnsi="Courier New" w:cs="Courier New"/>
+          <w:sz w:val="24"/>
+          <w:szCs w:val="24"/>
+        </w:rPr>
+        <w:t xml:space="preserve">    {</w:t>
+      </w:r>
+    </w:p>
+    <w:p>
+      <w:pPr>
+        <w:spacing w:after="0" w:line="360" w:lineRule="auto"/>
+        <w:jc w:val="both"/>
+        <w:rPr>
+          <w:rFonts w:ascii="Courier New" w:hAnsi="Courier New" w:cs="Courier New"/>
+          <w:sz w:val="24"/>
+          <w:szCs w:val="24"/>
+        </w:rPr>
+      </w:pPr>
+      <w:r>
+        <w:rPr>
+          <w:rFonts w:ascii="Courier New" w:hAnsi="Courier New" w:cs="Courier New"/>
+          <w:sz w:val="24"/>
+          <w:szCs w:val="24"/>
+        </w:rPr>
+        <w:t xml:space="preserve">        </w:t>
+      </w:r>
+      <w:proofErr w:type="spellStart"/>
+      <w:r>
+        <w:rPr>
+          <w:rFonts w:ascii="Courier New" w:hAnsi="Courier New" w:cs="Courier New"/>
+          <w:sz w:val="24"/>
+          <w:szCs w:val="24"/>
+        </w:rPr>
+        <w:t>Console.WriteLine</w:t>
+      </w:r>
+      <w:proofErr w:type="spellEnd"/>
+      <w:r>
+        <w:rPr>
+          <w:rFonts w:ascii="Courier New" w:hAnsi="Courier New" w:cs="Courier New"/>
+          <w:sz w:val="24"/>
+          <w:szCs w:val="24"/>
+        </w:rPr>
+        <w:t>("Підключення до БД активне.");</w:t>
+      </w:r>
+    </w:p>
+    <w:p>
+      <w:pPr>
+        <w:spacing w:after="0" w:line="360" w:lineRule="auto"/>
+        <w:jc w:val="both"/>
+        <w:rPr>
+          <w:rFonts w:ascii="Courier New" w:hAnsi="Courier New" w:cs="Courier New"/>
+          <w:sz w:val="24"/>
+          <w:szCs w:val="24"/>
+        </w:rPr>
+      </w:pPr>
+      <w:r>
+        <w:rPr>
+          <w:rFonts w:ascii="Courier New" w:hAnsi="Courier New" w:cs="Courier New"/>
+          <w:sz w:val="24"/>
+          <w:szCs w:val="24"/>
+        </w:rPr>
+        <w:t xml:space="preserve">    }</w:t>
+      </w:r>
+    </w:p>
+    <w:p>
+      <w:pPr>
+        <w:spacing w:after="0" w:line="360" w:lineRule="auto"/>
+        <w:jc w:val="both"/>
+        <w:rPr>
+          <w:rFonts w:ascii="Courier New" w:hAnsi="Courier New" w:cs="Courier New"/>
+          <w:sz w:val="24"/>
+          <w:szCs w:val="24"/>
+        </w:rPr>
+      </w:pPr>
+      <w:r>
+        <w:rPr>
+          <w:rFonts w:ascii="Courier New" w:hAnsi="Courier New" w:cs="Courier New"/>
+          <w:sz w:val="24"/>
+          <w:szCs w:val="24"/>
+        </w:rPr>
+        <w:t>}</w:t>
+      </w:r>
+    </w:p>
+    <w:p>
+      <w:pPr>
+        <w:spacing w:after="0" w:line="360" w:lineRule="auto"/>
+        <w:jc w:val="both"/>
+        <w:rPr>
+          <w:rFonts w:ascii="Courier New" w:hAnsi="Courier New" w:cs="Courier New"/>
+          <w:sz w:val="24"/>
+          <w:szCs w:val="24"/>
+        </w:rPr>
+      </w:pPr>
+    </w:p>
+    <w:p>
+      <w:pPr>
+        <w:spacing w:after="0" w:line="360" w:lineRule="auto"/>
+        <w:jc w:val="both"/>
+        <w:rPr>
+          <w:rFonts w:ascii="Courier New" w:hAnsi="Courier New" w:cs="Courier New"/>
+          <w:sz w:val="24"/>
+          <w:szCs w:val="24"/>
+        </w:rPr>
+      </w:pPr>
+      <w:proofErr w:type="spellStart"/>
+      <w:r>
+        <w:rPr>
+          <w:rFonts w:ascii="Courier New" w:hAnsi="Courier New" w:cs="Courier New"/>
+          <w:sz w:val="24"/>
+          <w:szCs w:val="24"/>
+        </w:rPr>
+        <w:t>class</w:t>
+      </w:r>
+      <w:proofErr w:type="spellEnd"/>
+      <w:r>
+        <w:rPr>
+          <w:rFonts w:ascii="Courier New" w:hAnsi="Courier New" w:cs="Courier New"/>
+          <w:sz w:val="24"/>
+          <w:szCs w:val="24"/>
+        </w:rPr>
         <w:t xml:space="preserve"> </w:t>
       </w:r>
       <w:proofErr w:type="spellStart"/>
@@ -2745,25 +2825,73 @@
           <w:sz w:val="24"/>
           <w:szCs w:val="24"/>
         </w:rPr>
-        <w:t>void</w:t>
-      </w:r>
-      <w:proofErr w:type="spellEnd"/>
-      <w:r>
-        <w:rPr>
-          <w:rFonts w:ascii="Courier New" w:hAnsi="Courier New" w:cs="Courier New"/>
-          <w:sz w:val="24"/>
-          <w:szCs w:val="24"/>
-        </w:rPr>
-        <w:t xml:space="preserve"> </w:t>
-      </w:r>
-      <w:proofErr w:type="spellStart"/>
-      <w:r>
-        <w:rPr>
-          <w:rFonts w:ascii="Courier New" w:hAnsi="Courier New" w:cs="Courier New"/>
-          <w:sz w:val="24"/>
-          <w:szCs w:val="24"/>
-        </w:rPr>
-        <w:t>Connect</w:t>
+        <w:t>Program</w:t>
+      </w:r>
+      <w:proofErr w:type="spellEnd"/>
+    </w:p>
+    <w:p>
+      <w:pPr>
+        <w:spacing w:after="0" w:line="360" w:lineRule="auto"/>
+        <w:jc w:val="both"/>
+        <w:rPr>
+          <w:rFonts w:ascii="Courier New" w:hAnsi="Courier New" w:cs="Courier New"/>
+          <w:sz w:val="24"/>
+          <w:szCs w:val="24"/>
+        </w:rPr>
+      </w:pPr>
+      <w:r>
+        <w:rPr>
+          <w:rFonts w:ascii="Courier New" w:hAnsi="Courier New" w:cs="Courier New"/>
+          <w:sz w:val="24"/>
+          <w:szCs w:val="24"/>
+        </w:rPr>
+        <w:t>{</w:t>
+      </w:r>
+    </w:p>
+    <w:p>
+      <w:pPr>
+        <w:spacing w:after="0" w:line="360" w:lineRule="auto"/>
+        <w:jc w:val="both"/>
+        <w:rPr>
+          <w:rFonts w:ascii="Courier New" w:hAnsi="Courier New" w:cs="Courier New"/>
+          <w:sz w:val="24"/>
+          <w:szCs w:val="24"/>
+        </w:rPr>
+      </w:pPr>
+      <w:r>
+        <w:rPr>
+          <w:rFonts w:ascii="Courier New" w:hAnsi="Courier New" w:cs="Courier New"/>
+          <w:sz w:val="24"/>
+          <w:szCs w:val="24"/>
+        </w:rPr>
+        <w:t xml:space="preserve">    </w:t>
+      </w:r>
+      <w:proofErr w:type="spellStart"/>
+      <w:r>
+        <w:rPr>
+          <w:rFonts w:ascii="Courier New" w:hAnsi="Courier New" w:cs="Courier New"/>
+          <w:sz w:val="24"/>
+          <w:szCs w:val="24"/>
+        </w:rPr>
+        <w:t>static</w:t>
+      </w:r>
+      <w:proofErr w:type="spellEnd"/>
+      <w:r>
+        <w:rPr>
+          <w:rFonts w:ascii="Courier New" w:hAnsi="Courier New" w:cs="Courier New"/>
+          <w:sz w:val="24"/>
+          <w:szCs w:val="24"/>
+        </w:rPr>
+        <w:t xml:space="preserve"> void </w:t>
+      </w:r>
+      <w:proofErr w:type="spellStart"/>
+      <w:r>
+        <w:rPr>
+          <w:rFonts w:ascii="Courier New" w:hAnsi="Courier New" w:cs="Courier New"/>
+          <w:sz w:val="24"/>
+          <w:szCs w:val="24"/>
+        </w:rPr>
+        <w:t>Main</w:t>
       </w:r>
       <w:proofErr w:type="spellEnd"/>
       <w:r>
@@ -2819,6 +2947,157 @@
           <w:sz w:val="24"/>
           <w:szCs w:val="24"/>
         </w:rPr>
+        <w:t>DatabaseConnection</w:t>
+      </w:r>
+      <w:proofErr w:type="spellEnd"/>
+      <w:r>
+        <w:rPr>
+          <w:rFonts w:ascii="Courier New" w:hAnsi="Courier New" w:cs="Courier New"/>
+          <w:sz w:val="24"/>
+          <w:szCs w:val="24"/>
+        </w:rPr>
+        <w:t xml:space="preserve"> db1 = </w:t>
+      </w:r>
+      <w:proofErr w:type="spellStart"/>
+      <w:r>
+        <w:rPr>
+          <w:rFonts w:ascii="Courier New" w:hAnsi="Courier New" w:cs="Courier New"/>
+          <w:sz w:val="24"/>
+          <w:szCs w:val="24"/>
+        </w:rPr>
+        <w:t>DatabaseConnection.Instance</w:t>
+      </w:r>
+      <w:proofErr w:type="spellEnd"/>
+      <w:r>
+        <w:rPr>
+          <w:rFonts w:ascii="Courier New" w:hAnsi="Courier New" w:cs="Courier New"/>
+          <w:sz w:val="24"/>
+          <w:szCs w:val="24"/>
+        </w:rPr>
+        <w:t>;</w:t>
+      </w:r>
+    </w:p>
+    <w:p>
+      <w:pPr>
+        <w:spacing w:after="0" w:line="360" w:lineRule="auto"/>
+        <w:jc w:val="both"/>
+        <w:rPr>
+          <w:rFonts w:ascii="Courier New" w:hAnsi="Courier New" w:cs="Courier New"/>
+          <w:sz w:val="24"/>
+          <w:szCs w:val="24"/>
+        </w:rPr>
+      </w:pPr>
+      <w:r>
+        <w:rPr>
+          <w:rFonts w:ascii="Courier New" w:hAnsi="Courier New" w:cs="Courier New"/>
+          <w:sz w:val="24"/>
+          <w:szCs w:val="24"/>
+        </w:rPr>
+        <w:t xml:space="preserve">        </w:t>
+      </w:r>
+      <w:proofErr w:type="spellStart"/>
+      <w:r>
+        <w:rPr>
+          <w:rFonts w:ascii="Courier New" w:hAnsi="Courier New" w:cs="Courier New"/>
+          <w:sz w:val="24"/>
+          <w:szCs w:val="24"/>
+        </w:rPr>
+        <w:t>DatabaseConnection</w:t>
+      </w:r>
+      <w:proofErr w:type="spellEnd"/>
+      <w:r>
+        <w:rPr>
+          <w:rFonts w:ascii="Courier New" w:hAnsi="Courier New" w:cs="Courier New"/>
+          <w:sz w:val="24"/>
+          <w:szCs w:val="24"/>
+        </w:rPr>
+        <w:t xml:space="preserve"> db2 = </w:t>
+      </w:r>
+      <w:proofErr w:type="spellStart"/>
+      <w:r>
+        <w:rPr>
+          <w:rFonts w:ascii="Courier New" w:hAnsi="Courier New" w:cs="Courier New"/>
+          <w:sz w:val="24"/>
+          <w:szCs w:val="24"/>
+        </w:rPr>
+        <w:t>DatabaseConnection.Instance</w:t>
+      </w:r>
+      <w:proofErr w:type="spellEnd"/>
+      <w:r>
+        <w:rPr>
+          <w:rFonts w:ascii="Courier New" w:hAnsi="Courier New" w:cs="Courier New"/>
+          <w:sz w:val="24"/>
+          <w:szCs w:val="24"/>
+        </w:rPr>
+        <w:t>;</w:t>
+      </w:r>
+    </w:p>
+    <w:p>
+      <w:pPr>
+        <w:spacing w:after="0" w:line="360" w:lineRule="auto"/>
+        <w:jc w:val="both"/>
+        <w:rPr>
+          <w:rFonts w:ascii="Courier New" w:hAnsi="Courier New" w:cs="Courier New"/>
+          <w:sz w:val="24"/>
+          <w:szCs w:val="24"/>
+        </w:rPr>
+      </w:pPr>
+    </w:p>
+    <w:p>
+      <w:pPr>
+        <w:spacing w:after="0" w:line="360" w:lineRule="auto"/>
+        <w:jc w:val="both"/>
+        <w:rPr>
+          <w:rFonts w:ascii="Courier New" w:hAnsi="Courier New" w:cs="Courier New"/>
+          <w:sz w:val="24"/>
+          <w:szCs w:val="24"/>
+        </w:rPr>
+      </w:pPr>
+      <w:r>
+        <w:rPr>
+          <w:rFonts w:ascii="Courier New" w:hAnsi="Courier New" w:cs="Courier New"/>
+          <w:sz w:val="24"/>
+          <w:szCs w:val="24"/>
+        </w:rPr>
+        <w:t xml:space="preserve">        db1.Connect();</w:t>
+      </w:r>
+    </w:p>
+    <w:p>
+      <w:pPr>
+        <w:spacing w:after="0" w:line="360" w:lineRule="auto"/>
+        <w:jc w:val="both"/>
+        <w:rPr>
+          <w:rFonts w:ascii="Courier New" w:hAnsi="Courier New" w:cs="Courier New"/>
+          <w:sz w:val="24"/>
+          <w:szCs w:val="24"/>
+        </w:rPr>
+      </w:pPr>
+    </w:p>
+    <w:p>
+      <w:pPr>
+        <w:spacing w:after="0" w:line="360" w:lineRule="auto"/>
+        <w:jc w:val="both"/>
+        <w:rPr>
+          <w:rFonts w:ascii="Courier New" w:hAnsi="Courier New" w:cs="Courier New"/>
+          <w:sz w:val="24"/>
+          <w:szCs w:val="24"/>
+        </w:rPr>
+      </w:pPr>
+      <w:r>
+        <w:rPr>
+          <w:rFonts w:ascii="Courier New" w:hAnsi="Courier New" w:cs="Courier New"/>
+          <w:sz w:val="24"/>
+          <w:szCs w:val="24"/>
+        </w:rPr>
+        <w:t xml:space="preserve">        </w:t>
+      </w:r>
+      <w:proofErr w:type="spellStart"/>
+      <w:r>
+        <w:rPr>
+          <w:rFonts w:ascii="Courier New" w:hAnsi="Courier New" w:cs="Courier New"/>
+          <w:sz w:val="24"/>
+          <w:szCs w:val="24"/>
+        </w:rPr>
         <w:t>Console.WriteLine</w:t>
       </w:r>
       <w:proofErr w:type="spellEnd"/>
@@ -2828,7 +3107,7 @@
           <w:sz w:val="24"/>
           <w:szCs w:val="24"/>
         </w:rPr>
-        <w:t>("Підключення до БД активне.");</w:t>
+        <w:t>(db1 == db2);</w:t>
       </w:r>
     </w:p>
     <w:p>
@@ -2885,412 +3164,25 @@
         <w:spacing w:after="0" w:line="360" w:lineRule="auto"/>
         <w:jc w:val="both"/>
         <w:rPr>
-          <w:rFonts w:ascii="Courier New" w:hAnsi="Courier New" w:cs="Courier New"/>
-          <w:sz w:val="24"/>
-          <w:szCs w:val="24"/>
-        </w:rPr>
-      </w:pPr>
-      <w:proofErr w:type="spellStart"/>
-      <w:r>
-        <w:rPr>
-          <w:rFonts w:ascii="Courier New" w:hAnsi="Courier New" w:cs="Courier New"/>
-          <w:sz w:val="24"/>
-          <w:szCs w:val="24"/>
-        </w:rPr>
-        <w:t>class</w:t>
-      </w:r>
-      <w:proofErr w:type="spellEnd"/>
-      <w:r>
-        <w:rPr>
-          <w:rFonts w:ascii="Courier New" w:hAnsi="Courier New" w:cs="Courier New"/>
-          <w:sz w:val="24"/>
-          <w:szCs w:val="24"/>
-        </w:rPr>
-        <w:t xml:space="preserve"> </w:t>
-      </w:r>
-      <w:proofErr w:type="spellStart"/>
-      <w:r>
-        <w:rPr>
-          <w:rFonts w:ascii="Courier New" w:hAnsi="Courier New" w:cs="Courier New"/>
-          <w:sz w:val="24"/>
-          <w:szCs w:val="24"/>
-        </w:rPr>
-        <w:t>Program</w:t>
-      </w:r>
-      <w:proofErr w:type="spellEnd"/>
+          <w:rFonts w:ascii="Times New Roman" w:hAnsi="Times New Roman" w:cs="Times New Roman"/>
+          <w:sz w:val="28"/>
+          <w:szCs w:val="28"/>
+        </w:rPr>
+      </w:pPr>
+      <w:r>
+        <w:rPr>
+          <w:rFonts w:ascii="Times New Roman" w:hAnsi="Times New Roman" w:cs="Times New Roman"/>
+          <w:sz w:val="28"/>
+          <w:szCs w:val="28"/>
+        </w:rPr>
+        <w:t>Результат виконання коду продемонстровано на рисунку 1.1.</w:t>
+      </w:r>
     </w:p>
     <w:p>
       <w:pPr>
         <w:spacing w:after="0" w:line="360" w:lineRule="auto"/>
         <w:jc w:val="both"/>
         <w:rPr>
-          <w:rFonts w:ascii="Courier New" w:hAnsi="Courier New" w:cs="Courier New"/>
-          <w:sz w:val="24"/>
-          <w:szCs w:val="24"/>
-        </w:rPr>
-      </w:pPr>
-      <w:r>
-        <w:rPr>
-          <w:rFonts w:ascii="Courier New" w:hAnsi="Courier New" w:cs="Courier New"/>
-          <w:sz w:val="24"/>
-          <w:szCs w:val="24"/>
-        </w:rPr>
-        <w:t>{</w:t>
-      </w:r>
-    </w:p>
-    <w:p>
-      <w:pPr>
-        <w:spacing w:after="0" w:line="360" w:lineRule="auto"/>
-        <w:jc w:val="both"/>
-        <w:rPr>
-          <w:rFonts w:ascii="Courier New" w:hAnsi="Courier New" w:cs="Courier New"/>
-          <w:sz w:val="24"/>
-          <w:szCs w:val="24"/>
-        </w:rPr>
-      </w:pPr>
-      <w:r>
-        <w:rPr>
-          <w:rFonts w:ascii="Courier New" w:hAnsi="Courier New" w:cs="Courier New"/>
-          <w:sz w:val="24"/>
-          <w:szCs w:val="24"/>
-        </w:rPr>
-        <w:t xml:space="preserve">    </w:t>
-      </w:r>
-      <w:proofErr w:type="spellStart"/>
-      <w:r>
-        <w:rPr>
-          <w:rFonts w:ascii="Courier New" w:hAnsi="Courier New" w:cs="Courier New"/>
-          <w:sz w:val="24"/>
-          <w:szCs w:val="24"/>
-        </w:rPr>
-        <w:t>static</w:t>
-      </w:r>
-      <w:proofErr w:type="spellEnd"/>
-      <w:r>
-        <w:rPr>
-          <w:rFonts w:ascii="Courier New" w:hAnsi="Courier New" w:cs="Courier New"/>
-          <w:sz w:val="24"/>
-          <w:szCs w:val="24"/>
-        </w:rPr>
-        <w:t xml:space="preserve"> </w:t>
-      </w:r>
-      <w:proofErr w:type="spellStart"/>
-      <w:r>
-        <w:rPr>
-          <w:rFonts w:ascii="Courier New" w:hAnsi="Courier New" w:cs="Courier New"/>
-          <w:sz w:val="24"/>
-          <w:szCs w:val="24"/>
-        </w:rPr>
-        <w:t>void</w:t>
-      </w:r>
-      <w:proofErr w:type="spellEnd"/>
-      <w:r>
-        <w:rPr>
-          <w:rFonts w:ascii="Courier New" w:hAnsi="Courier New" w:cs="Courier New"/>
-          <w:sz w:val="24"/>
-          <w:szCs w:val="24"/>
-        </w:rPr>
-        <w:t xml:space="preserve"> </w:t>
-      </w:r>
-      <w:proofErr w:type="spellStart"/>
-      <w:r>
-        <w:rPr>
-          <w:rFonts w:ascii="Courier New" w:hAnsi="Courier New" w:cs="Courier New"/>
-          <w:sz w:val="24"/>
-          <w:szCs w:val="24"/>
-        </w:rPr>
-        <w:t>Main</w:t>
-      </w:r>
-      <w:proofErr w:type="spellEnd"/>
-      <w:r>
-        <w:rPr>
-          <w:rFonts w:ascii="Courier New" w:hAnsi="Courier New" w:cs="Courier New"/>
-          <w:sz w:val="24"/>
-          <w:szCs w:val="24"/>
-        </w:rPr>
-        <w:t>()</w:t>
-      </w:r>
-    </w:p>
-    <w:p>
-      <w:pPr>
-        <w:spacing w:after="0" w:line="360" w:lineRule="auto"/>
-        <w:jc w:val="both"/>
-        <w:rPr>
-          <w:rFonts w:ascii="Courier New" w:hAnsi="Courier New" w:cs="Courier New"/>
-          <w:sz w:val="24"/>
-          <w:szCs w:val="24"/>
-        </w:rPr>
-      </w:pPr>
-      <w:r>
-        <w:rPr>
-          <w:rFonts w:ascii="Courier New" w:hAnsi="Courier New" w:cs="Courier New"/>
-          <w:sz w:val="24"/>
-          <w:szCs w:val="24"/>
-        </w:rPr>
-        <w:t xml:space="preserve">    {</w:t>
-      </w:r>
-    </w:p>
-    <w:p>
-      <w:pPr>
-        <w:spacing w:after="0" w:line="360" w:lineRule="auto"/>
-        <w:jc w:val="both"/>
-        <w:rPr>
-          <w:rFonts w:ascii="Courier New" w:hAnsi="Courier New" w:cs="Courier New"/>
-          <w:sz w:val="24"/>
-          <w:szCs w:val="24"/>
-        </w:rPr>
-      </w:pPr>
-      <w:r>
-        <w:rPr>
-          <w:rFonts w:ascii="Courier New" w:hAnsi="Courier New" w:cs="Courier New"/>
-          <w:sz w:val="24"/>
-          <w:szCs w:val="24"/>
-        </w:rPr>
-        <w:t xml:space="preserve">        </w:t>
-      </w:r>
-      <w:proofErr w:type="spellStart"/>
-      <w:r>
-        <w:rPr>
-          <w:rFonts w:ascii="Courier New" w:hAnsi="Courier New" w:cs="Courier New"/>
-          <w:sz w:val="24"/>
-          <w:szCs w:val="24"/>
-        </w:rPr>
-        <w:t>DatabaseConnection</w:t>
-      </w:r>
-      <w:proofErr w:type="spellEnd"/>
-      <w:r>
-        <w:rPr>
-          <w:rFonts w:ascii="Courier New" w:hAnsi="Courier New" w:cs="Courier New"/>
-          <w:sz w:val="24"/>
-          <w:szCs w:val="24"/>
-        </w:rPr>
-        <w:t xml:space="preserve"> db1 = </w:t>
-      </w:r>
-      <w:proofErr w:type="spellStart"/>
-      <w:r>
-        <w:rPr>
-          <w:rFonts w:ascii="Courier New" w:hAnsi="Courier New" w:cs="Courier New"/>
-          <w:sz w:val="24"/>
-          <w:szCs w:val="24"/>
-        </w:rPr>
-        <w:t>DatabaseConnection.Instance</w:t>
-      </w:r>
-      <w:proofErr w:type="spellEnd"/>
-      <w:r>
-        <w:rPr>
-          <w:rFonts w:ascii="Courier New" w:hAnsi="Courier New" w:cs="Courier New"/>
-          <w:sz w:val="24"/>
-          <w:szCs w:val="24"/>
-        </w:rPr>
-        <w:t>;</w:t>
-      </w:r>
-    </w:p>
-    <w:p>
-      <w:pPr>
-        <w:spacing w:after="0" w:line="360" w:lineRule="auto"/>
-        <w:jc w:val="both"/>
-        <w:rPr>
-          <w:rFonts w:ascii="Courier New" w:hAnsi="Courier New" w:cs="Courier New"/>
-          <w:sz w:val="24"/>
-          <w:szCs w:val="24"/>
-        </w:rPr>
-      </w:pPr>
-      <w:r>
-        <w:rPr>
-          <w:rFonts w:ascii="Courier New" w:hAnsi="Courier New" w:cs="Courier New"/>
-          <w:sz w:val="24"/>
-          <w:szCs w:val="24"/>
-        </w:rPr>
-        <w:t xml:space="preserve">        </w:t>
-      </w:r>
-      <w:proofErr w:type="spellStart"/>
-      <w:r>
-        <w:rPr>
-          <w:rFonts w:ascii="Courier New" w:hAnsi="Courier New" w:cs="Courier New"/>
-          <w:sz w:val="24"/>
-          <w:szCs w:val="24"/>
-        </w:rPr>
-        <w:t>DatabaseConnection</w:t>
-      </w:r>
-      <w:proofErr w:type="spellEnd"/>
-      <w:r>
-        <w:rPr>
-          <w:rFonts w:ascii="Courier New" w:hAnsi="Courier New" w:cs="Courier New"/>
-          <w:sz w:val="24"/>
-          <w:szCs w:val="24"/>
-        </w:rPr>
-        <w:t xml:space="preserve"> db2 = </w:t>
-      </w:r>
-      <w:proofErr w:type="spellStart"/>
-      <w:r>
-        <w:rPr>
-          <w:rFonts w:ascii="Courier New" w:hAnsi="Courier New" w:cs="Courier New"/>
-          <w:sz w:val="24"/>
-          <w:szCs w:val="24"/>
-        </w:rPr>
-        <w:t>DatabaseConnection.Instance</w:t>
-      </w:r>
-      <w:proofErr w:type="spellEnd"/>
-      <w:r>
-        <w:rPr>
-          <w:rFonts w:ascii="Courier New" w:hAnsi="Courier New" w:cs="Courier New"/>
-          <w:sz w:val="24"/>
-          <w:szCs w:val="24"/>
-        </w:rPr>
-        <w:t>;</w:t>
-      </w:r>
-    </w:p>
-    <w:p>
-      <w:pPr>
-        <w:spacing w:after="0" w:line="360" w:lineRule="auto"/>
-        <w:jc w:val="both"/>
-        <w:rPr>
-          <w:rFonts w:ascii="Courier New" w:hAnsi="Courier New" w:cs="Courier New"/>
-          <w:sz w:val="24"/>
-          <w:szCs w:val="24"/>
-        </w:rPr>
-      </w:pPr>
-    </w:p>
-    <w:p>
-      <w:pPr>
-        <w:spacing w:after="0" w:line="360" w:lineRule="auto"/>
-        <w:jc w:val="both"/>
-        <w:rPr>
-          <w:rFonts w:ascii="Courier New" w:hAnsi="Courier New" w:cs="Courier New"/>
-          <w:sz w:val="24"/>
-          <w:szCs w:val="24"/>
-        </w:rPr>
-      </w:pPr>
-      <w:r>
-        <w:rPr>
-          <w:rFonts w:ascii="Courier New" w:hAnsi="Courier New" w:cs="Courier New"/>
-          <w:sz w:val="24"/>
-          <w:szCs w:val="24"/>
-        </w:rPr>
-        <w:t xml:space="preserve">        db1.Connect();</w:t>
-      </w:r>
-    </w:p>
-    <w:p>
-      <w:pPr>
-        <w:spacing w:after="0" w:line="360" w:lineRule="auto"/>
-        <w:jc w:val="both"/>
-        <w:rPr>
-          <w:rFonts w:ascii="Courier New" w:hAnsi="Courier New" w:cs="Courier New"/>
-          <w:sz w:val="24"/>
-          <w:szCs w:val="24"/>
-        </w:rPr>
-      </w:pPr>
-    </w:p>
-    <w:p>
-      <w:pPr>
-        <w:spacing w:after="0" w:line="360" w:lineRule="auto"/>
-        <w:jc w:val="both"/>
-        <w:rPr>
-          <w:rFonts w:ascii="Courier New" w:hAnsi="Courier New" w:cs="Courier New"/>
-          <w:sz w:val="24"/>
-          <w:szCs w:val="24"/>
-        </w:rPr>
-      </w:pPr>
-      <w:r>
-        <w:rPr>
-          <w:rFonts w:ascii="Courier New" w:hAnsi="Courier New" w:cs="Courier New"/>
-          <w:sz w:val="24"/>
-          <w:szCs w:val="24"/>
-        </w:rPr>
-        <w:t xml:space="preserve">        </w:t>
-      </w:r>
-      <w:proofErr w:type="spellStart"/>
-      <w:r>
-        <w:rPr>
-          <w:rFonts w:ascii="Courier New" w:hAnsi="Courier New" w:cs="Courier New"/>
-          <w:sz w:val="24"/>
-          <w:szCs w:val="24"/>
-        </w:rPr>
-        <w:t>Console.WriteLine</w:t>
-      </w:r>
-      <w:proofErr w:type="spellEnd"/>
-      <w:r>
-        <w:rPr>
-          <w:rFonts w:ascii="Courier New" w:hAnsi="Courier New" w:cs="Courier New"/>
-          <w:sz w:val="24"/>
-          <w:szCs w:val="24"/>
-        </w:rPr>
-        <w:t>(db1 == db2);</w:t>
-      </w:r>
-    </w:p>
-    <w:p>
-      <w:pPr>
-        <w:spacing w:after="0" w:line="360" w:lineRule="auto"/>
-        <w:jc w:val="both"/>
-        <w:rPr>
-          <w:rFonts w:ascii="Courier New" w:hAnsi="Courier New" w:cs="Courier New"/>
-          <w:sz w:val="24"/>
-          <w:szCs w:val="24"/>
-        </w:rPr>
-      </w:pPr>
-      <w:r>
-        <w:rPr>
-          <w:rFonts w:ascii="Courier New" w:hAnsi="Courier New" w:cs="Courier New"/>
-          <w:sz w:val="24"/>
-          <w:szCs w:val="24"/>
-        </w:rPr>
-        <w:t xml:space="preserve">    }</w:t>
-      </w:r>
-    </w:p>
-    <w:p>
-      <w:pPr>
-        <w:spacing w:after="0" w:line="360" w:lineRule="auto"/>
-        <w:jc w:val="both"/>
-        <w:rPr>
-          <w:rFonts w:ascii="Courier New" w:hAnsi="Courier New" w:cs="Courier New"/>
-          <w:sz w:val="24"/>
-          <w:szCs w:val="24"/>
-        </w:rPr>
-      </w:pPr>
-      <w:r>
-        <w:rPr>
-          <w:rFonts w:ascii="Courier New" w:hAnsi="Courier New" w:cs="Courier New"/>
-          <w:sz w:val="24"/>
-          <w:szCs w:val="24"/>
-        </w:rPr>
-        <w:t>}</w:t>
-      </w:r>
-    </w:p>
-    <w:p>
-      <w:pPr>
-        <w:spacing w:after="0" w:line="360" w:lineRule="auto"/>
-        <w:jc w:val="both"/>
-        <w:rPr>
-          <w:rFonts w:ascii="Courier New" w:hAnsi="Courier New" w:cs="Courier New"/>
-          <w:sz w:val="24"/>
-          <w:szCs w:val="24"/>
-        </w:rPr>
-      </w:pPr>
-    </w:p>
-    <w:p>
-      <w:pPr>
-        <w:spacing w:after="0" w:line="360" w:lineRule="auto"/>
-        <w:jc w:val="both"/>
-        <w:rPr>
-          <w:rFonts w:ascii="Times New Roman" w:hAnsi="Times New Roman" w:cs="Times New Roman"/>
-          <w:sz w:val="28"/>
-          <w:szCs w:val="28"/>
-        </w:rPr>
-      </w:pPr>
-      <w:r>
-        <w:rPr>
-          <w:rFonts w:ascii="Times New Roman" w:hAnsi="Times New Roman" w:cs="Times New Roman"/>
-          <w:sz w:val="28"/>
-          <w:szCs w:val="28"/>
-        </w:rPr>
-        <w:t>Результат виконання коду продемонстровано на рисунку 1.1.</w:t>
-      </w:r>
-    </w:p>
-    <w:p>
-      <w:pPr>
-        <w:spacing w:after="0" w:line="360" w:lineRule="auto"/>
-        <w:jc w:val="both"/>
-        <w:rPr>
           <w:rFonts w:ascii="Times New Roman" w:hAnsi="Times New Roman" w:cs="Times New Roman"/>
           <w:sz w:val="28"/>
           <w:szCs w:val="28"/>
@@ -3310,6 +3202,7 @@
       <w:r>
         <w:rPr>
           <w:rFonts w:ascii="Times New Roman" w:hAnsi="Times New Roman" w:cs="Times New Roman"/>
+          <w:noProof/>
           <w:sz w:val="28"/>
           <w:szCs w:val="28"/>
         </w:rPr>
@@ -3484,15 +3377,7 @@
           <w:sz w:val="28"/>
           <w:szCs w:val="28"/>
         </w:rPr>
-        <w:t>С</w:t>
-      </w:r>
-      <w:r>
-        <w:rPr>
-          <w:rFonts w:ascii="Times New Roman" w:hAnsi="Times New Roman" w:cs="Times New Roman"/>
-          <w:sz w:val="28"/>
-          <w:szCs w:val="28"/>
-        </w:rPr>
-        <w:t xml:space="preserve">творено адаптери для </w:t>
+        <w:t xml:space="preserve">Створено адаптери для </w:t>
       </w:r>
       <w:proofErr w:type="spellStart"/>
       <w:r>
@@ -3583,23 +3468,7 @@
           <w:sz w:val="28"/>
           <w:szCs w:val="28"/>
         </w:rPr>
-        <w:t xml:space="preserve">Лістинг </w:t>
-      </w:r>
-      <w:r>
-        <w:rPr>
-          <w:rFonts w:ascii="Times New Roman" w:hAnsi="Times New Roman" w:cs="Times New Roman"/>
-          <w:sz w:val="28"/>
-          <w:szCs w:val="28"/>
-        </w:rPr>
-        <w:t>2</w:t>
-      </w:r>
-      <w:r>
-        <w:rPr>
-          <w:rFonts w:ascii="Times New Roman" w:hAnsi="Times New Roman" w:cs="Times New Roman"/>
-          <w:sz w:val="28"/>
-          <w:szCs w:val="28"/>
-        </w:rPr>
-        <w:t xml:space="preserve"> – </w:t>
+        <w:t xml:space="preserve">Лістинг 2 – </w:t>
       </w:r>
       <w:proofErr w:type="spellStart"/>
       <w:r>
@@ -3780,6 +3649,42 @@
           <w:sz w:val="24"/>
           <w:szCs w:val="24"/>
         </w:rPr>
+        <w:t xml:space="preserve"> void </w:t>
+      </w:r>
+      <w:proofErr w:type="spellStart"/>
+      <w:r>
+        <w:rPr>
+          <w:rFonts w:ascii="Courier New" w:hAnsi="Courier New" w:cs="Courier New"/>
+          <w:sz w:val="24"/>
+          <w:szCs w:val="24"/>
+        </w:rPr>
+        <w:t>PostToFacebook</w:t>
+      </w:r>
+      <w:proofErr w:type="spellEnd"/>
+      <w:r>
+        <w:rPr>
+          <w:rFonts w:ascii="Courier New" w:hAnsi="Courier New" w:cs="Courier New"/>
+          <w:sz w:val="24"/>
+          <w:szCs w:val="24"/>
+        </w:rPr>
+        <w:t>(</w:t>
+      </w:r>
+      <w:proofErr w:type="spellStart"/>
+      <w:r>
+        <w:rPr>
+          <w:rFonts w:ascii="Courier New" w:hAnsi="Courier New" w:cs="Courier New"/>
+          <w:sz w:val="24"/>
+          <w:szCs w:val="24"/>
+        </w:rPr>
+        <w:t>string</w:t>
+      </w:r>
+      <w:proofErr w:type="spellEnd"/>
+      <w:r>
+        <w:rPr>
+          <w:rFonts w:ascii="Courier New" w:hAnsi="Courier New" w:cs="Courier New"/>
+          <w:sz w:val="24"/>
+          <w:szCs w:val="24"/>
+        </w:rPr>
         <w:t xml:space="preserve"> </w:t>
       </w:r>
       <w:proofErr w:type="spellStart"/>
@@ -3789,7 +3694,177 @@
           <w:sz w:val="24"/>
           <w:szCs w:val="24"/>
         </w:rPr>
-        <w:t>void</w:t>
+        <w:t>message</w:t>
+      </w:r>
+      <w:proofErr w:type="spellEnd"/>
+      <w:r>
+        <w:rPr>
+          <w:rFonts w:ascii="Courier New" w:hAnsi="Courier New" w:cs="Courier New"/>
+          <w:sz w:val="24"/>
+          <w:szCs w:val="24"/>
+        </w:rPr>
+        <w:t>)</w:t>
+      </w:r>
+    </w:p>
+    <w:p>
+      <w:pPr>
+        <w:spacing w:after="0" w:line="360" w:lineRule="auto"/>
+        <w:ind w:firstLine="708"/>
+        <w:rPr>
+          <w:rFonts w:ascii="Courier New" w:hAnsi="Courier New" w:cs="Courier New"/>
+          <w:sz w:val="24"/>
+          <w:szCs w:val="24"/>
+        </w:rPr>
+      </w:pPr>
+      <w:r>
+        <w:rPr>
+          <w:rFonts w:ascii="Courier New" w:hAnsi="Courier New" w:cs="Courier New"/>
+          <w:sz w:val="24"/>
+          <w:szCs w:val="24"/>
+        </w:rPr>
+        <w:t xml:space="preserve">    {</w:t>
+      </w:r>
+    </w:p>
+    <w:p>
+      <w:pPr>
+        <w:spacing w:after="0" w:line="360" w:lineRule="auto"/>
+        <w:ind w:firstLine="708"/>
+        <w:rPr>
+          <w:rFonts w:ascii="Courier New" w:hAnsi="Courier New" w:cs="Courier New"/>
+          <w:sz w:val="24"/>
+          <w:szCs w:val="24"/>
+        </w:rPr>
+      </w:pPr>
+      <w:r>
+        <w:rPr>
+          <w:rFonts w:ascii="Courier New" w:hAnsi="Courier New" w:cs="Courier New"/>
+          <w:sz w:val="24"/>
+          <w:szCs w:val="24"/>
+        </w:rPr>
+        <w:t xml:space="preserve">        </w:t>
+      </w:r>
+      <w:proofErr w:type="spellStart"/>
+      <w:r>
+        <w:rPr>
+          <w:rFonts w:ascii="Courier New" w:hAnsi="Courier New" w:cs="Courier New"/>
+          <w:sz w:val="24"/>
+          <w:szCs w:val="24"/>
+        </w:rPr>
+        <w:t>Console.WriteLine</w:t>
+      </w:r>
+      <w:proofErr w:type="spellEnd"/>
+      <w:r>
+        <w:rPr>
+          <w:rFonts w:ascii="Courier New" w:hAnsi="Courier New" w:cs="Courier New"/>
+          <w:sz w:val="24"/>
+          <w:szCs w:val="24"/>
+        </w:rPr>
+        <w:t>($"</w:t>
+      </w:r>
+      <w:proofErr w:type="spellStart"/>
+      <w:r>
+        <w:rPr>
+          <w:rFonts w:ascii="Courier New" w:hAnsi="Courier New" w:cs="Courier New"/>
+          <w:sz w:val="24"/>
+          <w:szCs w:val="24"/>
+        </w:rPr>
+        <w:t>Facebook</w:t>
+      </w:r>
+      <w:proofErr w:type="spellEnd"/>
+      <w:r>
+        <w:rPr>
+          <w:rFonts w:ascii="Courier New" w:hAnsi="Courier New" w:cs="Courier New"/>
+          <w:sz w:val="24"/>
+          <w:szCs w:val="24"/>
+        </w:rPr>
+        <w:t>: {</w:t>
+      </w:r>
+      <w:proofErr w:type="spellStart"/>
+      <w:r>
+        <w:rPr>
+          <w:rFonts w:ascii="Courier New" w:hAnsi="Courier New" w:cs="Courier New"/>
+          <w:sz w:val="24"/>
+          <w:szCs w:val="24"/>
+        </w:rPr>
+        <w:t>message</w:t>
+      </w:r>
+      <w:proofErr w:type="spellEnd"/>
+      <w:r>
+        <w:rPr>
+          <w:rFonts w:ascii="Courier New" w:hAnsi="Courier New" w:cs="Courier New"/>
+          <w:sz w:val="24"/>
+          <w:szCs w:val="24"/>
+        </w:rPr>
+        <w:t>}");</w:t>
+      </w:r>
+    </w:p>
+    <w:p>
+      <w:pPr>
+        <w:spacing w:after="0" w:line="360" w:lineRule="auto"/>
+        <w:ind w:firstLine="708"/>
+        <w:rPr>
+          <w:rFonts w:ascii="Courier New" w:hAnsi="Courier New" w:cs="Courier New"/>
+          <w:sz w:val="24"/>
+          <w:szCs w:val="24"/>
+        </w:rPr>
+      </w:pPr>
+      <w:r>
+        <w:rPr>
+          <w:rFonts w:ascii="Courier New" w:hAnsi="Courier New" w:cs="Courier New"/>
+          <w:sz w:val="24"/>
+          <w:szCs w:val="24"/>
+        </w:rPr>
+        <w:t xml:space="preserve">    }</w:t>
+      </w:r>
+    </w:p>
+    <w:p>
+      <w:pPr>
+        <w:spacing w:after="0" w:line="360" w:lineRule="auto"/>
+        <w:ind w:firstLine="708"/>
+        <w:rPr>
+          <w:rFonts w:ascii="Courier New" w:hAnsi="Courier New" w:cs="Courier New"/>
+          <w:sz w:val="24"/>
+          <w:szCs w:val="24"/>
+        </w:rPr>
+      </w:pPr>
+      <w:r>
+        <w:rPr>
+          <w:rFonts w:ascii="Courier New" w:hAnsi="Courier New" w:cs="Courier New"/>
+          <w:sz w:val="24"/>
+          <w:szCs w:val="24"/>
+        </w:rPr>
+        <w:t>}</w:t>
+      </w:r>
+    </w:p>
+    <w:p>
+      <w:pPr>
+        <w:spacing w:after="0" w:line="360" w:lineRule="auto"/>
+        <w:ind w:firstLine="708"/>
+        <w:rPr>
+          <w:rFonts w:ascii="Courier New" w:hAnsi="Courier New" w:cs="Courier New"/>
+          <w:sz w:val="24"/>
+          <w:szCs w:val="24"/>
+        </w:rPr>
+      </w:pPr>
+    </w:p>
+    <w:p>
+      <w:pPr>
+        <w:spacing w:after="0" w:line="360" w:lineRule="auto"/>
+        <w:ind w:firstLine="708"/>
+        <w:rPr>
+          <w:rFonts w:ascii="Courier New" w:hAnsi="Courier New" w:cs="Courier New"/>
+          <w:sz w:val="24"/>
+          <w:szCs w:val="24"/>
+        </w:rPr>
+      </w:pPr>
+      <w:proofErr w:type="spellStart"/>
+      <w:r>
+        <w:rPr>
+          <w:rFonts w:ascii="Courier New" w:hAnsi="Courier New" w:cs="Courier New"/>
+          <w:sz w:val="24"/>
+          <w:szCs w:val="24"/>
+        </w:rPr>
+        <w:t>public</w:t>
       </w:r>
       <w:proofErr w:type="spellEnd"/>
       <w:r>
@@ -3807,7 +3882,91 @@
           <w:sz w:val="24"/>
           <w:szCs w:val="24"/>
         </w:rPr>
-        <w:t>PostToFacebook</w:t>
+        <w:t>class</w:t>
+      </w:r>
+      <w:proofErr w:type="spellEnd"/>
+      <w:r>
+        <w:rPr>
+          <w:rFonts w:ascii="Courier New" w:hAnsi="Courier New" w:cs="Courier New"/>
+          <w:sz w:val="24"/>
+          <w:szCs w:val="24"/>
+        </w:rPr>
+        <w:t xml:space="preserve"> </w:t>
+      </w:r>
+      <w:proofErr w:type="spellStart"/>
+      <w:r>
+        <w:rPr>
+          <w:rFonts w:ascii="Courier New" w:hAnsi="Courier New" w:cs="Courier New"/>
+          <w:sz w:val="24"/>
+          <w:szCs w:val="24"/>
+        </w:rPr>
+        <w:t>TwitterAPI</w:t>
+      </w:r>
+      <w:proofErr w:type="spellEnd"/>
+    </w:p>
+    <w:p>
+      <w:pPr>
+        <w:spacing w:after="0" w:line="360" w:lineRule="auto"/>
+        <w:ind w:firstLine="708"/>
+        <w:rPr>
+          <w:rFonts w:ascii="Courier New" w:hAnsi="Courier New" w:cs="Courier New"/>
+          <w:sz w:val="24"/>
+          <w:szCs w:val="24"/>
+        </w:rPr>
+      </w:pPr>
+      <w:r>
+        <w:rPr>
+          <w:rFonts w:ascii="Courier New" w:hAnsi="Courier New" w:cs="Courier New"/>
+          <w:sz w:val="24"/>
+          <w:szCs w:val="24"/>
+        </w:rPr>
+        <w:t>{</w:t>
+      </w:r>
+    </w:p>
+    <w:p>
+      <w:pPr>
+        <w:spacing w:after="0" w:line="360" w:lineRule="auto"/>
+        <w:ind w:firstLine="708"/>
+        <w:rPr>
+          <w:rFonts w:ascii="Courier New" w:hAnsi="Courier New" w:cs="Courier New"/>
+          <w:sz w:val="24"/>
+          <w:szCs w:val="24"/>
+        </w:rPr>
+      </w:pPr>
+      <w:r>
+        <w:rPr>
+          <w:rFonts w:ascii="Courier New" w:hAnsi="Courier New" w:cs="Courier New"/>
+          <w:sz w:val="24"/>
+          <w:szCs w:val="24"/>
+        </w:rPr>
+        <w:t xml:space="preserve">    </w:t>
+      </w:r>
+      <w:proofErr w:type="spellStart"/>
+      <w:r>
+        <w:rPr>
+          <w:rFonts w:ascii="Courier New" w:hAnsi="Courier New" w:cs="Courier New"/>
+          <w:sz w:val="24"/>
+          <w:szCs w:val="24"/>
+        </w:rPr>
+        <w:t>public</w:t>
+      </w:r>
+      <w:proofErr w:type="spellEnd"/>
+      <w:r>
+        <w:rPr>
+          <w:rFonts w:ascii="Courier New" w:hAnsi="Courier New" w:cs="Courier New"/>
+          <w:sz w:val="24"/>
+          <w:szCs w:val="24"/>
+        </w:rPr>
+        <w:t xml:space="preserve"> void </w:t>
+      </w:r>
+      <w:proofErr w:type="spellStart"/>
+      <w:r>
+        <w:rPr>
+          <w:rFonts w:ascii="Courier New" w:hAnsi="Courier New" w:cs="Courier New"/>
+          <w:sz w:val="24"/>
+          <w:szCs w:val="24"/>
+        </w:rPr>
+        <w:t>Tweet</w:t>
       </w:r>
       <w:proofErr w:type="spellEnd"/>
       <w:r>
@@ -3917,7 +4076,7 @@
           <w:sz w:val="24"/>
           <w:szCs w:val="24"/>
         </w:rPr>
-        <w:t>Facebook</w:t>
+        <w:t>Twitter</w:t>
       </w:r>
       <w:proofErr w:type="spellEnd"/>
       <w:r>
@@ -4049,7 +4208,7 @@
           <w:sz w:val="24"/>
           <w:szCs w:val="24"/>
         </w:rPr>
-        <w:t>TwitterAPI</w:t>
+        <w:t>InstagramAPI</w:t>
       </w:r>
       <w:proofErr w:type="spellEnd"/>
     </w:p>
@@ -4106,351 +4265,7 @@
           <w:sz w:val="24"/>
           <w:szCs w:val="24"/>
         </w:rPr>
-        <w:t xml:space="preserve"> </w:t>
-      </w:r>
-      <w:proofErr w:type="spellStart"/>
-      <w:r>
-        <w:rPr>
-          <w:rFonts w:ascii="Courier New" w:hAnsi="Courier New" w:cs="Courier New"/>
-          <w:sz w:val="24"/>
-          <w:szCs w:val="24"/>
-        </w:rPr>
-        <w:t>void</w:t>
-      </w:r>
-      <w:proofErr w:type="spellEnd"/>
-      <w:r>
-        <w:rPr>
-          <w:rFonts w:ascii="Courier New" w:hAnsi="Courier New" w:cs="Courier New"/>
-          <w:sz w:val="24"/>
-          <w:szCs w:val="24"/>
-        </w:rPr>
-        <w:t xml:space="preserve"> </w:t>
-      </w:r>
-      <w:proofErr w:type="spellStart"/>
-      <w:r>
-        <w:rPr>
-          <w:rFonts w:ascii="Courier New" w:hAnsi="Courier New" w:cs="Courier New"/>
-          <w:sz w:val="24"/>
-          <w:szCs w:val="24"/>
-        </w:rPr>
-        <w:t>Tweet</w:t>
-      </w:r>
-      <w:proofErr w:type="spellEnd"/>
-      <w:r>
-        <w:rPr>
-          <w:rFonts w:ascii="Courier New" w:hAnsi="Courier New" w:cs="Courier New"/>
-          <w:sz w:val="24"/>
-          <w:szCs w:val="24"/>
-        </w:rPr>
-        <w:t>(</w:t>
-      </w:r>
-      <w:proofErr w:type="spellStart"/>
-      <w:r>
-        <w:rPr>
-          <w:rFonts w:ascii="Courier New" w:hAnsi="Courier New" w:cs="Courier New"/>
-          <w:sz w:val="24"/>
-          <w:szCs w:val="24"/>
-        </w:rPr>
-        <w:t>string</w:t>
-      </w:r>
-      <w:proofErr w:type="spellEnd"/>
-      <w:r>
-        <w:rPr>
-          <w:rFonts w:ascii="Courier New" w:hAnsi="Courier New" w:cs="Courier New"/>
-          <w:sz w:val="24"/>
-          <w:szCs w:val="24"/>
-        </w:rPr>
-        <w:t xml:space="preserve"> </w:t>
-      </w:r>
-      <w:proofErr w:type="spellStart"/>
-      <w:r>
-        <w:rPr>
-          <w:rFonts w:ascii="Courier New" w:hAnsi="Courier New" w:cs="Courier New"/>
-          <w:sz w:val="24"/>
-          <w:szCs w:val="24"/>
-        </w:rPr>
-        <w:t>message</w:t>
-      </w:r>
-      <w:proofErr w:type="spellEnd"/>
-      <w:r>
-        <w:rPr>
-          <w:rFonts w:ascii="Courier New" w:hAnsi="Courier New" w:cs="Courier New"/>
-          <w:sz w:val="24"/>
-          <w:szCs w:val="24"/>
-        </w:rPr>
-        <w:t>)</w:t>
-      </w:r>
-    </w:p>
-    <w:p>
-      <w:pPr>
-        <w:spacing w:after="0" w:line="360" w:lineRule="auto"/>
-        <w:ind w:firstLine="708"/>
-        <w:rPr>
-          <w:rFonts w:ascii="Courier New" w:hAnsi="Courier New" w:cs="Courier New"/>
-          <w:sz w:val="24"/>
-          <w:szCs w:val="24"/>
-        </w:rPr>
-      </w:pPr>
-      <w:r>
-        <w:rPr>
-          <w:rFonts w:ascii="Courier New" w:hAnsi="Courier New" w:cs="Courier New"/>
-          <w:sz w:val="24"/>
-          <w:szCs w:val="24"/>
-        </w:rPr>
-        <w:t xml:space="preserve">    {</w:t>
-      </w:r>
-    </w:p>
-    <w:p>
-      <w:pPr>
-        <w:spacing w:after="0" w:line="360" w:lineRule="auto"/>
-        <w:ind w:firstLine="708"/>
-        <w:rPr>
-          <w:rFonts w:ascii="Courier New" w:hAnsi="Courier New" w:cs="Courier New"/>
-          <w:sz w:val="24"/>
-          <w:szCs w:val="24"/>
-        </w:rPr>
-      </w:pPr>
-      <w:r>
-        <w:rPr>
-          <w:rFonts w:ascii="Courier New" w:hAnsi="Courier New" w:cs="Courier New"/>
-          <w:sz w:val="24"/>
-          <w:szCs w:val="24"/>
-        </w:rPr>
-        <w:t xml:space="preserve">        </w:t>
-      </w:r>
-      <w:proofErr w:type="spellStart"/>
-      <w:r>
-        <w:rPr>
-          <w:rFonts w:ascii="Courier New" w:hAnsi="Courier New" w:cs="Courier New"/>
-          <w:sz w:val="24"/>
-          <w:szCs w:val="24"/>
-        </w:rPr>
-        <w:t>Console.WriteLine</w:t>
-      </w:r>
-      <w:proofErr w:type="spellEnd"/>
-      <w:r>
-        <w:rPr>
-          <w:rFonts w:ascii="Courier New" w:hAnsi="Courier New" w:cs="Courier New"/>
-          <w:sz w:val="24"/>
-          <w:szCs w:val="24"/>
-        </w:rPr>
-        <w:t>($"</w:t>
-      </w:r>
-      <w:proofErr w:type="spellStart"/>
-      <w:r>
-        <w:rPr>
-          <w:rFonts w:ascii="Courier New" w:hAnsi="Courier New" w:cs="Courier New"/>
-          <w:sz w:val="24"/>
-          <w:szCs w:val="24"/>
-        </w:rPr>
-        <w:t>Twitter</w:t>
-      </w:r>
-      <w:proofErr w:type="spellEnd"/>
-      <w:r>
-        <w:rPr>
-          <w:rFonts w:ascii="Courier New" w:hAnsi="Courier New" w:cs="Courier New"/>
-          <w:sz w:val="24"/>
-          <w:szCs w:val="24"/>
-        </w:rPr>
-        <w:t>: {</w:t>
-      </w:r>
-      <w:proofErr w:type="spellStart"/>
-      <w:r>
-        <w:rPr>
-          <w:rFonts w:ascii="Courier New" w:hAnsi="Courier New" w:cs="Courier New"/>
-          <w:sz w:val="24"/>
-          <w:szCs w:val="24"/>
-        </w:rPr>
-        <w:t>message</w:t>
-      </w:r>
-      <w:proofErr w:type="spellEnd"/>
-      <w:r>
-        <w:rPr>
-          <w:rFonts w:ascii="Courier New" w:hAnsi="Courier New" w:cs="Courier New"/>
-          <w:sz w:val="24"/>
-          <w:szCs w:val="24"/>
-        </w:rPr>
-        <w:t>}");</w:t>
-      </w:r>
-    </w:p>
-    <w:p>
-      <w:pPr>
-        <w:spacing w:after="0" w:line="360" w:lineRule="auto"/>
-        <w:ind w:firstLine="708"/>
-        <w:rPr>
-          <w:rFonts w:ascii="Courier New" w:hAnsi="Courier New" w:cs="Courier New"/>
-          <w:sz w:val="24"/>
-          <w:szCs w:val="24"/>
-        </w:rPr>
-      </w:pPr>
-      <w:r>
-        <w:rPr>
-          <w:rFonts w:ascii="Courier New" w:hAnsi="Courier New" w:cs="Courier New"/>
-          <w:sz w:val="24"/>
-          <w:szCs w:val="24"/>
-        </w:rPr>
-        <w:t xml:space="preserve">    }</w:t>
-      </w:r>
-    </w:p>
-    <w:p>
-      <w:pPr>
-        <w:spacing w:after="0" w:line="360" w:lineRule="auto"/>
-        <w:ind w:firstLine="708"/>
-        <w:rPr>
-          <w:rFonts w:ascii="Courier New" w:hAnsi="Courier New" w:cs="Courier New"/>
-          <w:sz w:val="24"/>
-          <w:szCs w:val="24"/>
-        </w:rPr>
-      </w:pPr>
-      <w:r>
-        <w:rPr>
-          <w:rFonts w:ascii="Courier New" w:hAnsi="Courier New" w:cs="Courier New"/>
-          <w:sz w:val="24"/>
-          <w:szCs w:val="24"/>
-        </w:rPr>
-        <w:t>}</w:t>
-      </w:r>
-    </w:p>
-    <w:p>
-      <w:pPr>
-        <w:spacing w:after="0" w:line="360" w:lineRule="auto"/>
-        <w:ind w:firstLine="708"/>
-        <w:rPr>
-          <w:rFonts w:ascii="Courier New" w:hAnsi="Courier New" w:cs="Courier New"/>
-          <w:sz w:val="24"/>
-          <w:szCs w:val="24"/>
-        </w:rPr>
-      </w:pPr>
-    </w:p>
-    <w:p>
-      <w:pPr>
-        <w:spacing w:after="0" w:line="360" w:lineRule="auto"/>
-        <w:ind w:firstLine="708"/>
-        <w:rPr>
-          <w:rFonts w:ascii="Courier New" w:hAnsi="Courier New" w:cs="Courier New"/>
-          <w:sz w:val="24"/>
-          <w:szCs w:val="24"/>
-        </w:rPr>
-      </w:pPr>
-      <w:proofErr w:type="spellStart"/>
-      <w:r>
-        <w:rPr>
-          <w:rFonts w:ascii="Courier New" w:hAnsi="Courier New" w:cs="Courier New"/>
-          <w:sz w:val="24"/>
-          <w:szCs w:val="24"/>
-        </w:rPr>
-        <w:t>public</w:t>
-      </w:r>
-      <w:proofErr w:type="spellEnd"/>
-      <w:r>
-        <w:rPr>
-          <w:rFonts w:ascii="Courier New" w:hAnsi="Courier New" w:cs="Courier New"/>
-          <w:sz w:val="24"/>
-          <w:szCs w:val="24"/>
-        </w:rPr>
-        <w:t xml:space="preserve"> </w:t>
-      </w:r>
-      <w:proofErr w:type="spellStart"/>
-      <w:r>
-        <w:rPr>
-          <w:rFonts w:ascii="Courier New" w:hAnsi="Courier New" w:cs="Courier New"/>
-          <w:sz w:val="24"/>
-          <w:szCs w:val="24"/>
-        </w:rPr>
-        <w:t>class</w:t>
-      </w:r>
-      <w:proofErr w:type="spellEnd"/>
-      <w:r>
-        <w:rPr>
-          <w:rFonts w:ascii="Courier New" w:hAnsi="Courier New" w:cs="Courier New"/>
-          <w:sz w:val="24"/>
-          <w:szCs w:val="24"/>
-        </w:rPr>
-        <w:t xml:space="preserve"> </w:t>
-      </w:r>
-      <w:proofErr w:type="spellStart"/>
-      <w:r>
-        <w:rPr>
-          <w:rFonts w:ascii="Courier New" w:hAnsi="Courier New" w:cs="Courier New"/>
-          <w:sz w:val="24"/>
-          <w:szCs w:val="24"/>
-        </w:rPr>
-        <w:t>InstagramAPI</w:t>
-      </w:r>
-      <w:proofErr w:type="spellEnd"/>
-    </w:p>
-    <w:p>
-      <w:pPr>
-        <w:spacing w:after="0" w:line="360" w:lineRule="auto"/>
-        <w:ind w:firstLine="708"/>
-        <w:rPr>
-          <w:rFonts w:ascii="Courier New" w:hAnsi="Courier New" w:cs="Courier New"/>
-          <w:sz w:val="24"/>
-          <w:szCs w:val="24"/>
-        </w:rPr>
-      </w:pPr>
-      <w:r>
-        <w:rPr>
-          <w:rFonts w:ascii="Courier New" w:hAnsi="Courier New" w:cs="Courier New"/>
-          <w:sz w:val="24"/>
-          <w:szCs w:val="24"/>
-        </w:rPr>
-        <w:t>{</w:t>
-      </w:r>
-    </w:p>
-    <w:p>
-      <w:pPr>
-        <w:spacing w:after="0" w:line="360" w:lineRule="auto"/>
-        <w:ind w:firstLine="708"/>
-        <w:rPr>
-          <w:rFonts w:ascii="Courier New" w:hAnsi="Courier New" w:cs="Courier New"/>
-          <w:sz w:val="24"/>
-          <w:szCs w:val="24"/>
-        </w:rPr>
-      </w:pPr>
-      <w:r>
-        <w:rPr>
-          <w:rFonts w:ascii="Courier New" w:hAnsi="Courier New" w:cs="Courier New"/>
-          <w:sz w:val="24"/>
-          <w:szCs w:val="24"/>
-        </w:rPr>
-        <w:t xml:space="preserve">    </w:t>
-      </w:r>
-      <w:proofErr w:type="spellStart"/>
-      <w:r>
-        <w:rPr>
-          <w:rFonts w:ascii="Courier New" w:hAnsi="Courier New" w:cs="Courier New"/>
-          <w:sz w:val="24"/>
-          <w:szCs w:val="24"/>
-        </w:rPr>
-        <w:t>public</w:t>
-      </w:r>
-      <w:proofErr w:type="spellEnd"/>
-      <w:r>
-        <w:rPr>
-          <w:rFonts w:ascii="Courier New" w:hAnsi="Courier New" w:cs="Courier New"/>
-          <w:sz w:val="24"/>
-          <w:szCs w:val="24"/>
-        </w:rPr>
-        <w:t xml:space="preserve"> </w:t>
-      </w:r>
-      <w:proofErr w:type="spellStart"/>
-      <w:r>
-        <w:rPr>
-          <w:rFonts w:ascii="Courier New" w:hAnsi="Courier New" w:cs="Courier New"/>
-          <w:sz w:val="24"/>
-          <w:szCs w:val="24"/>
-        </w:rPr>
-        <w:t>void</w:t>
-      </w:r>
-      <w:proofErr w:type="spellEnd"/>
-      <w:r>
-        <w:rPr>
-          <w:rFonts w:ascii="Courier New" w:hAnsi="Courier New" w:cs="Courier New"/>
-          <w:sz w:val="24"/>
-          <w:szCs w:val="24"/>
-        </w:rPr>
-        <w:t xml:space="preserve"> </w:t>
+        <w:t xml:space="preserve"> void </w:t>
       </w:r>
       <w:proofErr w:type="spellStart"/>
       <w:r>
@@ -5094,6 +4909,42 @@
           <w:sz w:val="24"/>
           <w:szCs w:val="24"/>
         </w:rPr>
+        <w:t xml:space="preserve"> void </w:t>
+      </w:r>
+      <w:proofErr w:type="spellStart"/>
+      <w:r>
+        <w:rPr>
+          <w:rFonts w:ascii="Courier New" w:hAnsi="Courier New" w:cs="Courier New"/>
+          <w:sz w:val="24"/>
+          <w:szCs w:val="24"/>
+        </w:rPr>
+        <w:t>Publish</w:t>
+      </w:r>
+      <w:proofErr w:type="spellEnd"/>
+      <w:r>
+        <w:rPr>
+          <w:rFonts w:ascii="Courier New" w:hAnsi="Courier New" w:cs="Courier New"/>
+          <w:sz w:val="24"/>
+          <w:szCs w:val="24"/>
+        </w:rPr>
+        <w:t>(</w:t>
+      </w:r>
+      <w:proofErr w:type="spellStart"/>
+      <w:r>
+        <w:rPr>
+          <w:rFonts w:ascii="Courier New" w:hAnsi="Courier New" w:cs="Courier New"/>
+          <w:sz w:val="24"/>
+          <w:szCs w:val="24"/>
+        </w:rPr>
+        <w:t>string</w:t>
+      </w:r>
+      <w:proofErr w:type="spellEnd"/>
+      <w:r>
+        <w:rPr>
+          <w:rFonts w:ascii="Courier New" w:hAnsi="Courier New" w:cs="Courier New"/>
+          <w:sz w:val="24"/>
+          <w:szCs w:val="24"/>
+        </w:rPr>
         <w:t xml:space="preserve"> </w:t>
       </w:r>
       <w:proofErr w:type="spellStart"/>
@@ -5103,7 +4954,159 @@
           <w:sz w:val="24"/>
           <w:szCs w:val="24"/>
         </w:rPr>
-        <w:t>void</w:t>
+        <w:t>message</w:t>
+      </w:r>
+      <w:proofErr w:type="spellEnd"/>
+      <w:r>
+        <w:rPr>
+          <w:rFonts w:ascii="Courier New" w:hAnsi="Courier New" w:cs="Courier New"/>
+          <w:sz w:val="24"/>
+          <w:szCs w:val="24"/>
+        </w:rPr>
+        <w:t>)</w:t>
+      </w:r>
+    </w:p>
+    <w:p>
+      <w:pPr>
+        <w:spacing w:after="0" w:line="360" w:lineRule="auto"/>
+        <w:ind w:firstLine="708"/>
+        <w:rPr>
+          <w:rFonts w:ascii="Courier New" w:hAnsi="Courier New" w:cs="Courier New"/>
+          <w:sz w:val="24"/>
+          <w:szCs w:val="24"/>
+        </w:rPr>
+      </w:pPr>
+      <w:r>
+        <w:rPr>
+          <w:rFonts w:ascii="Courier New" w:hAnsi="Courier New" w:cs="Courier New"/>
+          <w:sz w:val="24"/>
+          <w:szCs w:val="24"/>
+        </w:rPr>
+        <w:t xml:space="preserve">    {</w:t>
+      </w:r>
+    </w:p>
+    <w:p>
+      <w:pPr>
+        <w:spacing w:after="0" w:line="360" w:lineRule="auto"/>
+        <w:ind w:firstLine="708"/>
+        <w:rPr>
+          <w:rFonts w:ascii="Courier New" w:hAnsi="Courier New" w:cs="Courier New"/>
+          <w:sz w:val="24"/>
+          <w:szCs w:val="24"/>
+        </w:rPr>
+      </w:pPr>
+      <w:r>
+        <w:rPr>
+          <w:rFonts w:ascii="Courier New" w:hAnsi="Courier New" w:cs="Courier New"/>
+          <w:sz w:val="24"/>
+          <w:szCs w:val="24"/>
+        </w:rPr>
+        <w:t xml:space="preserve">        </w:t>
+      </w:r>
+      <w:proofErr w:type="spellStart"/>
+      <w:r>
+        <w:rPr>
+          <w:rFonts w:ascii="Courier New" w:hAnsi="Courier New" w:cs="Courier New"/>
+          <w:sz w:val="24"/>
+          <w:szCs w:val="24"/>
+        </w:rPr>
+        <w:t>facebook.PostToFacebook</w:t>
+      </w:r>
+      <w:proofErr w:type="spellEnd"/>
+      <w:r>
+        <w:rPr>
+          <w:rFonts w:ascii="Courier New" w:hAnsi="Courier New" w:cs="Courier New"/>
+          <w:sz w:val="24"/>
+          <w:szCs w:val="24"/>
+        </w:rPr>
+        <w:t>(</w:t>
+      </w:r>
+      <w:proofErr w:type="spellStart"/>
+      <w:r>
+        <w:rPr>
+          <w:rFonts w:ascii="Courier New" w:hAnsi="Courier New" w:cs="Courier New"/>
+          <w:sz w:val="24"/>
+          <w:szCs w:val="24"/>
+        </w:rPr>
+        <w:t>message</w:t>
+      </w:r>
+      <w:proofErr w:type="spellEnd"/>
+      <w:r>
+        <w:rPr>
+          <w:rFonts w:ascii="Courier New" w:hAnsi="Courier New" w:cs="Courier New"/>
+          <w:sz w:val="24"/>
+          <w:szCs w:val="24"/>
+        </w:rPr>
+        <w:t>);</w:t>
+      </w:r>
+    </w:p>
+    <w:p>
+      <w:pPr>
+        <w:spacing w:after="0" w:line="360" w:lineRule="auto"/>
+        <w:ind w:firstLine="708"/>
+        <w:rPr>
+          <w:rFonts w:ascii="Courier New" w:hAnsi="Courier New" w:cs="Courier New"/>
+          <w:sz w:val="24"/>
+          <w:szCs w:val="24"/>
+        </w:rPr>
+      </w:pPr>
+      <w:r>
+        <w:rPr>
+          <w:rFonts w:ascii="Courier New" w:hAnsi="Courier New" w:cs="Courier New"/>
+          <w:sz w:val="24"/>
+          <w:szCs w:val="24"/>
+        </w:rPr>
+        <w:t xml:space="preserve">    }</w:t>
+      </w:r>
+    </w:p>
+    <w:p>
+      <w:pPr>
+        <w:spacing w:after="0" w:line="360" w:lineRule="auto"/>
+        <w:ind w:firstLine="708"/>
+        <w:rPr>
+          <w:rFonts w:ascii="Courier New" w:hAnsi="Courier New" w:cs="Courier New"/>
+          <w:sz w:val="24"/>
+          <w:szCs w:val="24"/>
+        </w:rPr>
+      </w:pPr>
+      <w:r>
+        <w:rPr>
+          <w:rFonts w:ascii="Courier New" w:hAnsi="Courier New" w:cs="Courier New"/>
+          <w:sz w:val="24"/>
+          <w:szCs w:val="24"/>
+        </w:rPr>
+        <w:t>}</w:t>
+      </w:r>
+    </w:p>
+    <w:p>
+      <w:pPr>
+        <w:spacing w:after="0" w:line="360" w:lineRule="auto"/>
+        <w:ind w:firstLine="708"/>
+        <w:rPr>
+          <w:rFonts w:ascii="Courier New" w:hAnsi="Courier New" w:cs="Courier New"/>
+          <w:sz w:val="24"/>
+          <w:szCs w:val="24"/>
+        </w:rPr>
+      </w:pPr>
+    </w:p>
+    <w:p>
+      <w:pPr>
+        <w:spacing w:after="0" w:line="360" w:lineRule="auto"/>
+        <w:ind w:firstLine="708"/>
+        <w:rPr>
+          <w:rFonts w:ascii="Courier New" w:hAnsi="Courier New" w:cs="Courier New"/>
+          <w:sz w:val="24"/>
+          <w:szCs w:val="24"/>
+        </w:rPr>
+      </w:pPr>
+      <w:proofErr w:type="spellStart"/>
+      <w:r>
+        <w:rPr>
+          <w:rFonts w:ascii="Courier New" w:hAnsi="Courier New" w:cs="Courier New"/>
+          <w:sz w:val="24"/>
+          <w:szCs w:val="24"/>
+        </w:rPr>
+        <w:t>public</w:t>
       </w:r>
       <w:proofErr w:type="spellEnd"/>
       <w:r>
@@ -5121,6 +5124,228 @@
           <w:sz w:val="24"/>
           <w:szCs w:val="24"/>
         </w:rPr>
+        <w:t>class</w:t>
+      </w:r>
+      <w:proofErr w:type="spellEnd"/>
+      <w:r>
+        <w:rPr>
+          <w:rFonts w:ascii="Courier New" w:hAnsi="Courier New" w:cs="Courier New"/>
+          <w:sz w:val="24"/>
+          <w:szCs w:val="24"/>
+        </w:rPr>
+        <w:t xml:space="preserve"> </w:t>
+      </w:r>
+      <w:proofErr w:type="spellStart"/>
+      <w:r>
+        <w:rPr>
+          <w:rFonts w:ascii="Courier New" w:hAnsi="Courier New" w:cs="Courier New"/>
+          <w:sz w:val="24"/>
+          <w:szCs w:val="24"/>
+        </w:rPr>
+        <w:t>TwitterAdapter</w:t>
+      </w:r>
+      <w:proofErr w:type="spellEnd"/>
+      <w:r>
+        <w:rPr>
+          <w:rFonts w:ascii="Courier New" w:hAnsi="Courier New" w:cs="Courier New"/>
+          <w:sz w:val="24"/>
+          <w:szCs w:val="24"/>
+        </w:rPr>
+        <w:t xml:space="preserve"> : </w:t>
+      </w:r>
+      <w:proofErr w:type="spellStart"/>
+      <w:r>
+        <w:rPr>
+          <w:rFonts w:ascii="Courier New" w:hAnsi="Courier New" w:cs="Courier New"/>
+          <w:sz w:val="24"/>
+          <w:szCs w:val="24"/>
+        </w:rPr>
+        <w:t>ISocialMedia</w:t>
+      </w:r>
+      <w:proofErr w:type="spellEnd"/>
+    </w:p>
+    <w:p>
+      <w:pPr>
+        <w:spacing w:after="0" w:line="360" w:lineRule="auto"/>
+        <w:ind w:firstLine="708"/>
+        <w:rPr>
+          <w:rFonts w:ascii="Courier New" w:hAnsi="Courier New" w:cs="Courier New"/>
+          <w:sz w:val="24"/>
+          <w:szCs w:val="24"/>
+        </w:rPr>
+      </w:pPr>
+      <w:r>
+        <w:rPr>
+          <w:rFonts w:ascii="Courier New" w:hAnsi="Courier New" w:cs="Courier New"/>
+          <w:sz w:val="24"/>
+          <w:szCs w:val="24"/>
+        </w:rPr>
+        <w:t>{</w:t>
+      </w:r>
+    </w:p>
+    <w:p>
+      <w:pPr>
+        <w:spacing w:after="0" w:line="360" w:lineRule="auto"/>
+        <w:ind w:firstLine="708"/>
+        <w:rPr>
+          <w:rFonts w:ascii="Courier New" w:hAnsi="Courier New" w:cs="Courier New"/>
+          <w:sz w:val="24"/>
+          <w:szCs w:val="24"/>
+        </w:rPr>
+      </w:pPr>
+      <w:r>
+        <w:rPr>
+          <w:rFonts w:ascii="Courier New" w:hAnsi="Courier New" w:cs="Courier New"/>
+          <w:sz w:val="24"/>
+          <w:szCs w:val="24"/>
+        </w:rPr>
+        <w:t xml:space="preserve">    </w:t>
+      </w:r>
+      <w:proofErr w:type="spellStart"/>
+      <w:r>
+        <w:rPr>
+          <w:rFonts w:ascii="Courier New" w:hAnsi="Courier New" w:cs="Courier New"/>
+          <w:sz w:val="24"/>
+          <w:szCs w:val="24"/>
+        </w:rPr>
+        <w:t>private</w:t>
+      </w:r>
+      <w:proofErr w:type="spellEnd"/>
+      <w:r>
+        <w:rPr>
+          <w:rFonts w:ascii="Courier New" w:hAnsi="Courier New" w:cs="Courier New"/>
+          <w:sz w:val="24"/>
+          <w:szCs w:val="24"/>
+        </w:rPr>
+        <w:t xml:space="preserve"> </w:t>
+      </w:r>
+      <w:proofErr w:type="spellStart"/>
+      <w:r>
+        <w:rPr>
+          <w:rFonts w:ascii="Courier New" w:hAnsi="Courier New" w:cs="Courier New"/>
+          <w:sz w:val="24"/>
+          <w:szCs w:val="24"/>
+        </w:rPr>
+        <w:t>TwitterAPI</w:t>
+      </w:r>
+      <w:proofErr w:type="spellEnd"/>
+      <w:r>
+        <w:rPr>
+          <w:rFonts w:ascii="Courier New" w:hAnsi="Courier New" w:cs="Courier New"/>
+          <w:sz w:val="24"/>
+          <w:szCs w:val="24"/>
+        </w:rPr>
+        <w:t xml:space="preserve"> </w:t>
+      </w:r>
+      <w:proofErr w:type="spellStart"/>
+      <w:r>
+        <w:rPr>
+          <w:rFonts w:ascii="Courier New" w:hAnsi="Courier New" w:cs="Courier New"/>
+          <w:sz w:val="24"/>
+          <w:szCs w:val="24"/>
+        </w:rPr>
+        <w:t>twitter</w:t>
+      </w:r>
+      <w:proofErr w:type="spellEnd"/>
+      <w:r>
+        <w:rPr>
+          <w:rFonts w:ascii="Courier New" w:hAnsi="Courier New" w:cs="Courier New"/>
+          <w:sz w:val="24"/>
+          <w:szCs w:val="24"/>
+        </w:rPr>
+        <w:t xml:space="preserve"> = </w:t>
+      </w:r>
+      <w:proofErr w:type="spellStart"/>
+      <w:r>
+        <w:rPr>
+          <w:rFonts w:ascii="Courier New" w:hAnsi="Courier New" w:cs="Courier New"/>
+          <w:sz w:val="24"/>
+          <w:szCs w:val="24"/>
+        </w:rPr>
+        <w:t>new</w:t>
+      </w:r>
+      <w:proofErr w:type="spellEnd"/>
+      <w:r>
+        <w:rPr>
+          <w:rFonts w:ascii="Courier New" w:hAnsi="Courier New" w:cs="Courier New"/>
+          <w:sz w:val="24"/>
+          <w:szCs w:val="24"/>
+        </w:rPr>
+        <w:t xml:space="preserve"> </w:t>
+      </w:r>
+      <w:proofErr w:type="spellStart"/>
+      <w:r>
+        <w:rPr>
+          <w:rFonts w:ascii="Courier New" w:hAnsi="Courier New" w:cs="Courier New"/>
+          <w:sz w:val="24"/>
+          <w:szCs w:val="24"/>
+        </w:rPr>
+        <w:t>TwitterAPI</w:t>
+      </w:r>
+      <w:proofErr w:type="spellEnd"/>
+      <w:r>
+        <w:rPr>
+          <w:rFonts w:ascii="Courier New" w:hAnsi="Courier New" w:cs="Courier New"/>
+          <w:sz w:val="24"/>
+          <w:szCs w:val="24"/>
+        </w:rPr>
+        <w:t>();</w:t>
+      </w:r>
+    </w:p>
+    <w:p>
+      <w:pPr>
+        <w:spacing w:after="0" w:line="360" w:lineRule="auto"/>
+        <w:ind w:firstLine="708"/>
+        <w:rPr>
+          <w:rFonts w:ascii="Courier New" w:hAnsi="Courier New" w:cs="Courier New"/>
+          <w:sz w:val="24"/>
+          <w:szCs w:val="24"/>
+        </w:rPr>
+      </w:pPr>
+    </w:p>
+    <w:p>
+      <w:pPr>
+        <w:spacing w:after="0" w:line="360" w:lineRule="auto"/>
+        <w:ind w:firstLine="708"/>
+        <w:rPr>
+          <w:rFonts w:ascii="Courier New" w:hAnsi="Courier New" w:cs="Courier New"/>
+          <w:sz w:val="24"/>
+          <w:szCs w:val="24"/>
+        </w:rPr>
+      </w:pPr>
+      <w:r>
+        <w:rPr>
+          <w:rFonts w:ascii="Courier New" w:hAnsi="Courier New" w:cs="Courier New"/>
+          <w:sz w:val="24"/>
+          <w:szCs w:val="24"/>
+        </w:rPr>
+        <w:t xml:space="preserve">    </w:t>
+      </w:r>
+      <w:proofErr w:type="spellStart"/>
+      <w:r>
+        <w:rPr>
+          <w:rFonts w:ascii="Courier New" w:hAnsi="Courier New" w:cs="Courier New"/>
+          <w:sz w:val="24"/>
+          <w:szCs w:val="24"/>
+        </w:rPr>
+        <w:t>public</w:t>
+      </w:r>
+      <w:proofErr w:type="spellEnd"/>
+      <w:r>
+        <w:rPr>
+          <w:rFonts w:ascii="Courier New" w:hAnsi="Courier New" w:cs="Courier New"/>
+          <w:sz w:val="24"/>
+          <w:szCs w:val="24"/>
+        </w:rPr>
+        <w:t xml:space="preserve"> void </w:t>
+      </w:r>
+      <w:proofErr w:type="spellStart"/>
+      <w:r>
+        <w:rPr>
+          <w:rFonts w:ascii="Courier New" w:hAnsi="Courier New" w:cs="Courier New"/>
+          <w:sz w:val="24"/>
+          <w:szCs w:val="24"/>
+        </w:rPr>
         <w:t>Publish</w:t>
       </w:r>
       <w:proofErr w:type="spellEnd"/>
@@ -5213,7 +5438,7 @@
           <w:sz w:val="24"/>
           <w:szCs w:val="24"/>
         </w:rPr>
-        <w:t>facebook.PostToFacebook</w:t>
+        <w:t>twitter.Tweet</w:t>
       </w:r>
       <w:proofErr w:type="spellEnd"/>
       <w:r>
@@ -5345,7 +5570,7 @@
           <w:sz w:val="24"/>
           <w:szCs w:val="24"/>
         </w:rPr>
-        <w:t>TwitterAdapter</w:t>
+        <w:t>InstagramAdapter</w:t>
       </w:r>
       <w:proofErr w:type="spellEnd"/>
       <w:r>
@@ -5429,7 +5654,7 @@
           <w:sz w:val="24"/>
           <w:szCs w:val="24"/>
         </w:rPr>
-        <w:t>TwitterAPI</w:t>
+        <w:t>InstagramAPI</w:t>
       </w:r>
       <w:proofErr w:type="spellEnd"/>
       <w:r>
@@ -5447,7 +5672,7 @@
           <w:sz w:val="24"/>
           <w:szCs w:val="24"/>
         </w:rPr>
-        <w:t>twitter</w:t>
+        <w:t>instagram</w:t>
       </w:r>
       <w:proofErr w:type="spellEnd"/>
       <w:r>
@@ -5483,7 +5708,7 @@
           <w:sz w:val="24"/>
           <w:szCs w:val="24"/>
         </w:rPr>
-        <w:t>TwitterAPI</w:t>
+        <w:t>InstagramAPI</w:t>
       </w:r>
       <w:proofErr w:type="spellEnd"/>
       <w:r>
@@ -5540,471 +5765,7 @@
           <w:sz w:val="24"/>
           <w:szCs w:val="24"/>
         </w:rPr>
-        <w:t xml:space="preserve"> </w:t>
-      </w:r>
-      <w:proofErr w:type="spellStart"/>
-      <w:r>
-        <w:rPr>
-          <w:rFonts w:ascii="Courier New" w:hAnsi="Courier New" w:cs="Courier New"/>
-          <w:sz w:val="24"/>
-          <w:szCs w:val="24"/>
-        </w:rPr>
-        <w:t>void</w:t>
-      </w:r>
-      <w:proofErr w:type="spellEnd"/>
-      <w:r>
-        <w:rPr>
-          <w:rFonts w:ascii="Courier New" w:hAnsi="Courier New" w:cs="Courier New"/>
-          <w:sz w:val="24"/>
-          <w:szCs w:val="24"/>
-        </w:rPr>
-        <w:t xml:space="preserve"> </w:t>
-      </w:r>
-      <w:proofErr w:type="spellStart"/>
-      <w:r>
-        <w:rPr>
-          <w:rFonts w:ascii="Courier New" w:hAnsi="Courier New" w:cs="Courier New"/>
-          <w:sz w:val="24"/>
-          <w:szCs w:val="24"/>
-        </w:rPr>
-        <w:t>Publish</w:t>
-      </w:r>
-      <w:proofErr w:type="spellEnd"/>
-      <w:r>
-        <w:rPr>
-          <w:rFonts w:ascii="Courier New" w:hAnsi="Courier New" w:cs="Courier New"/>
-          <w:sz w:val="24"/>
-          <w:szCs w:val="24"/>
-        </w:rPr>
-        <w:t>(</w:t>
-      </w:r>
-      <w:proofErr w:type="spellStart"/>
-      <w:r>
-        <w:rPr>
-          <w:rFonts w:ascii="Courier New" w:hAnsi="Courier New" w:cs="Courier New"/>
-          <w:sz w:val="24"/>
-          <w:szCs w:val="24"/>
-        </w:rPr>
-        <w:t>string</w:t>
-      </w:r>
-      <w:proofErr w:type="spellEnd"/>
-      <w:r>
-        <w:rPr>
-          <w:rFonts w:ascii="Courier New" w:hAnsi="Courier New" w:cs="Courier New"/>
-          <w:sz w:val="24"/>
-          <w:szCs w:val="24"/>
-        </w:rPr>
-        <w:t xml:space="preserve"> </w:t>
-      </w:r>
-      <w:proofErr w:type="spellStart"/>
-      <w:r>
-        <w:rPr>
-          <w:rFonts w:ascii="Courier New" w:hAnsi="Courier New" w:cs="Courier New"/>
-          <w:sz w:val="24"/>
-          <w:szCs w:val="24"/>
-        </w:rPr>
-        <w:t>message</w:t>
-      </w:r>
-      <w:proofErr w:type="spellEnd"/>
-      <w:r>
-        <w:rPr>
-          <w:rFonts w:ascii="Courier New" w:hAnsi="Courier New" w:cs="Courier New"/>
-          <w:sz w:val="24"/>
-          <w:szCs w:val="24"/>
-        </w:rPr>
-        <w:t>)</w:t>
-      </w:r>
-    </w:p>
-    <w:p>
-      <w:pPr>
-        <w:spacing w:after="0" w:line="360" w:lineRule="auto"/>
-        <w:ind w:firstLine="708"/>
-        <w:rPr>
-          <w:rFonts w:ascii="Courier New" w:hAnsi="Courier New" w:cs="Courier New"/>
-          <w:sz w:val="24"/>
-          <w:szCs w:val="24"/>
-        </w:rPr>
-      </w:pPr>
-      <w:r>
-        <w:rPr>
-          <w:rFonts w:ascii="Courier New" w:hAnsi="Courier New" w:cs="Courier New"/>
-          <w:sz w:val="24"/>
-          <w:szCs w:val="24"/>
-        </w:rPr>
-        <w:t xml:space="preserve">    {</w:t>
-      </w:r>
-    </w:p>
-    <w:p>
-      <w:pPr>
-        <w:spacing w:after="0" w:line="360" w:lineRule="auto"/>
-        <w:ind w:firstLine="708"/>
-        <w:rPr>
-          <w:rFonts w:ascii="Courier New" w:hAnsi="Courier New" w:cs="Courier New"/>
-          <w:sz w:val="24"/>
-          <w:szCs w:val="24"/>
-        </w:rPr>
-      </w:pPr>
-      <w:r>
-        <w:rPr>
-          <w:rFonts w:ascii="Courier New" w:hAnsi="Courier New" w:cs="Courier New"/>
-          <w:sz w:val="24"/>
-          <w:szCs w:val="24"/>
-        </w:rPr>
-        <w:t xml:space="preserve">        </w:t>
-      </w:r>
-      <w:proofErr w:type="spellStart"/>
-      <w:r>
-        <w:rPr>
-          <w:rFonts w:ascii="Courier New" w:hAnsi="Courier New" w:cs="Courier New"/>
-          <w:sz w:val="24"/>
-          <w:szCs w:val="24"/>
-        </w:rPr>
-        <w:t>twitter.Tweet</w:t>
-      </w:r>
-      <w:proofErr w:type="spellEnd"/>
-      <w:r>
-        <w:rPr>
-          <w:rFonts w:ascii="Courier New" w:hAnsi="Courier New" w:cs="Courier New"/>
-          <w:sz w:val="24"/>
-          <w:szCs w:val="24"/>
-        </w:rPr>
-        <w:t>(</w:t>
-      </w:r>
-      <w:proofErr w:type="spellStart"/>
-      <w:r>
-        <w:rPr>
-          <w:rFonts w:ascii="Courier New" w:hAnsi="Courier New" w:cs="Courier New"/>
-          <w:sz w:val="24"/>
-          <w:szCs w:val="24"/>
-        </w:rPr>
-        <w:t>message</w:t>
-      </w:r>
-      <w:proofErr w:type="spellEnd"/>
-      <w:r>
-        <w:rPr>
-          <w:rFonts w:ascii="Courier New" w:hAnsi="Courier New" w:cs="Courier New"/>
-          <w:sz w:val="24"/>
-          <w:szCs w:val="24"/>
-        </w:rPr>
-        <w:t>);</w:t>
-      </w:r>
-    </w:p>
-    <w:p>
-      <w:pPr>
-        <w:spacing w:after="0" w:line="360" w:lineRule="auto"/>
-        <w:ind w:firstLine="708"/>
-        <w:rPr>
-          <w:rFonts w:ascii="Courier New" w:hAnsi="Courier New" w:cs="Courier New"/>
-          <w:sz w:val="24"/>
-          <w:szCs w:val="24"/>
-        </w:rPr>
-      </w:pPr>
-      <w:r>
-        <w:rPr>
-          <w:rFonts w:ascii="Courier New" w:hAnsi="Courier New" w:cs="Courier New"/>
-          <w:sz w:val="24"/>
-          <w:szCs w:val="24"/>
-        </w:rPr>
-        <w:t xml:space="preserve">    }</w:t>
-      </w:r>
-    </w:p>
-    <w:p>
-      <w:pPr>
-        <w:spacing w:after="0" w:line="360" w:lineRule="auto"/>
-        <w:ind w:firstLine="708"/>
-        <w:rPr>
-          <w:rFonts w:ascii="Courier New" w:hAnsi="Courier New" w:cs="Courier New"/>
-          <w:sz w:val="24"/>
-          <w:szCs w:val="24"/>
-        </w:rPr>
-      </w:pPr>
-      <w:r>
-        <w:rPr>
-          <w:rFonts w:ascii="Courier New" w:hAnsi="Courier New" w:cs="Courier New"/>
-          <w:sz w:val="24"/>
-          <w:szCs w:val="24"/>
-        </w:rPr>
-        <w:t>}</w:t>
-      </w:r>
-    </w:p>
-    <w:p>
-      <w:pPr>
-        <w:spacing w:after="0" w:line="360" w:lineRule="auto"/>
-        <w:ind w:firstLine="708"/>
-        <w:rPr>
-          <w:rFonts w:ascii="Courier New" w:hAnsi="Courier New" w:cs="Courier New"/>
-          <w:sz w:val="24"/>
-          <w:szCs w:val="24"/>
-        </w:rPr>
-      </w:pPr>
-    </w:p>
-    <w:p>
-      <w:pPr>
-        <w:spacing w:after="0" w:line="360" w:lineRule="auto"/>
-        <w:ind w:firstLine="708"/>
-        <w:rPr>
-          <w:rFonts w:ascii="Courier New" w:hAnsi="Courier New" w:cs="Courier New"/>
-          <w:sz w:val="24"/>
-          <w:szCs w:val="24"/>
-        </w:rPr>
-      </w:pPr>
-      <w:proofErr w:type="spellStart"/>
-      <w:r>
-        <w:rPr>
-          <w:rFonts w:ascii="Courier New" w:hAnsi="Courier New" w:cs="Courier New"/>
-          <w:sz w:val="24"/>
-          <w:szCs w:val="24"/>
-        </w:rPr>
-        <w:t>public</w:t>
-      </w:r>
-      <w:proofErr w:type="spellEnd"/>
-      <w:r>
-        <w:rPr>
-          <w:rFonts w:ascii="Courier New" w:hAnsi="Courier New" w:cs="Courier New"/>
-          <w:sz w:val="24"/>
-          <w:szCs w:val="24"/>
-        </w:rPr>
-        <w:t xml:space="preserve"> </w:t>
-      </w:r>
-      <w:proofErr w:type="spellStart"/>
-      <w:r>
-        <w:rPr>
-          <w:rFonts w:ascii="Courier New" w:hAnsi="Courier New" w:cs="Courier New"/>
-          <w:sz w:val="24"/>
-          <w:szCs w:val="24"/>
-        </w:rPr>
-        <w:t>class</w:t>
-      </w:r>
-      <w:proofErr w:type="spellEnd"/>
-      <w:r>
-        <w:rPr>
-          <w:rFonts w:ascii="Courier New" w:hAnsi="Courier New" w:cs="Courier New"/>
-          <w:sz w:val="24"/>
-          <w:szCs w:val="24"/>
-        </w:rPr>
-        <w:t xml:space="preserve"> </w:t>
-      </w:r>
-      <w:proofErr w:type="spellStart"/>
-      <w:r>
-        <w:rPr>
-          <w:rFonts w:ascii="Courier New" w:hAnsi="Courier New" w:cs="Courier New"/>
-          <w:sz w:val="24"/>
-          <w:szCs w:val="24"/>
-        </w:rPr>
-        <w:t>InstagramAdapter</w:t>
-      </w:r>
-      <w:proofErr w:type="spellEnd"/>
-      <w:r>
-        <w:rPr>
-          <w:rFonts w:ascii="Courier New" w:hAnsi="Courier New" w:cs="Courier New"/>
-          <w:sz w:val="24"/>
-          <w:szCs w:val="24"/>
-        </w:rPr>
-        <w:t xml:space="preserve"> : </w:t>
-      </w:r>
-      <w:proofErr w:type="spellStart"/>
-      <w:r>
-        <w:rPr>
-          <w:rFonts w:ascii="Courier New" w:hAnsi="Courier New" w:cs="Courier New"/>
-          <w:sz w:val="24"/>
-          <w:szCs w:val="24"/>
-        </w:rPr>
-        <w:t>ISocialMedia</w:t>
-      </w:r>
-      <w:proofErr w:type="spellEnd"/>
-    </w:p>
-    <w:p>
-      <w:pPr>
-        <w:spacing w:after="0" w:line="360" w:lineRule="auto"/>
-        <w:ind w:firstLine="708"/>
-        <w:rPr>
-          <w:rFonts w:ascii="Courier New" w:hAnsi="Courier New" w:cs="Courier New"/>
-          <w:sz w:val="24"/>
-          <w:szCs w:val="24"/>
-        </w:rPr>
-      </w:pPr>
-      <w:r>
-        <w:rPr>
-          <w:rFonts w:ascii="Courier New" w:hAnsi="Courier New" w:cs="Courier New"/>
-          <w:sz w:val="24"/>
-          <w:szCs w:val="24"/>
-        </w:rPr>
-        <w:t>{</w:t>
-      </w:r>
-    </w:p>
-    <w:p>
-      <w:pPr>
-        <w:spacing w:after="0" w:line="360" w:lineRule="auto"/>
-        <w:ind w:firstLine="708"/>
-        <w:rPr>
-          <w:rFonts w:ascii="Courier New" w:hAnsi="Courier New" w:cs="Courier New"/>
-          <w:sz w:val="24"/>
-          <w:szCs w:val="24"/>
-        </w:rPr>
-      </w:pPr>
-      <w:r>
-        <w:rPr>
-          <w:rFonts w:ascii="Courier New" w:hAnsi="Courier New" w:cs="Courier New"/>
-          <w:sz w:val="24"/>
-          <w:szCs w:val="24"/>
-        </w:rPr>
-        <w:t xml:space="preserve">    </w:t>
-      </w:r>
-      <w:proofErr w:type="spellStart"/>
-      <w:r>
-        <w:rPr>
-          <w:rFonts w:ascii="Courier New" w:hAnsi="Courier New" w:cs="Courier New"/>
-          <w:sz w:val="24"/>
-          <w:szCs w:val="24"/>
-        </w:rPr>
-        <w:t>private</w:t>
-      </w:r>
-      <w:proofErr w:type="spellEnd"/>
-      <w:r>
-        <w:rPr>
-          <w:rFonts w:ascii="Courier New" w:hAnsi="Courier New" w:cs="Courier New"/>
-          <w:sz w:val="24"/>
-          <w:szCs w:val="24"/>
-        </w:rPr>
-        <w:t xml:space="preserve"> </w:t>
-      </w:r>
-      <w:proofErr w:type="spellStart"/>
-      <w:r>
-        <w:rPr>
-          <w:rFonts w:ascii="Courier New" w:hAnsi="Courier New" w:cs="Courier New"/>
-          <w:sz w:val="24"/>
-          <w:szCs w:val="24"/>
-        </w:rPr>
-        <w:t>InstagramAPI</w:t>
-      </w:r>
-      <w:proofErr w:type="spellEnd"/>
-      <w:r>
-        <w:rPr>
-          <w:rFonts w:ascii="Courier New" w:hAnsi="Courier New" w:cs="Courier New"/>
-          <w:sz w:val="24"/>
-          <w:szCs w:val="24"/>
-        </w:rPr>
-        <w:t xml:space="preserve"> </w:t>
-      </w:r>
-      <w:proofErr w:type="spellStart"/>
-      <w:r>
-        <w:rPr>
-          <w:rFonts w:ascii="Courier New" w:hAnsi="Courier New" w:cs="Courier New"/>
-          <w:sz w:val="24"/>
-          <w:szCs w:val="24"/>
-        </w:rPr>
-        <w:t>instagram</w:t>
-      </w:r>
-      <w:proofErr w:type="spellEnd"/>
-      <w:r>
-        <w:rPr>
-          <w:rFonts w:ascii="Courier New" w:hAnsi="Courier New" w:cs="Courier New"/>
-          <w:sz w:val="24"/>
-          <w:szCs w:val="24"/>
-        </w:rPr>
-        <w:t xml:space="preserve"> = </w:t>
-      </w:r>
-      <w:proofErr w:type="spellStart"/>
-      <w:r>
-        <w:rPr>
-          <w:rFonts w:ascii="Courier New" w:hAnsi="Courier New" w:cs="Courier New"/>
-          <w:sz w:val="24"/>
-          <w:szCs w:val="24"/>
-        </w:rPr>
-        <w:t>new</w:t>
-      </w:r>
-      <w:proofErr w:type="spellEnd"/>
-      <w:r>
-        <w:rPr>
-          <w:rFonts w:ascii="Courier New" w:hAnsi="Courier New" w:cs="Courier New"/>
-          <w:sz w:val="24"/>
-          <w:szCs w:val="24"/>
-        </w:rPr>
-        <w:t xml:space="preserve"> </w:t>
-      </w:r>
-      <w:proofErr w:type="spellStart"/>
-      <w:r>
-        <w:rPr>
-          <w:rFonts w:ascii="Courier New" w:hAnsi="Courier New" w:cs="Courier New"/>
-          <w:sz w:val="24"/>
-          <w:szCs w:val="24"/>
-        </w:rPr>
-        <w:t>InstagramAPI</w:t>
-      </w:r>
-      <w:proofErr w:type="spellEnd"/>
-      <w:r>
-        <w:rPr>
-          <w:rFonts w:ascii="Courier New" w:hAnsi="Courier New" w:cs="Courier New"/>
-          <w:sz w:val="24"/>
-          <w:szCs w:val="24"/>
-        </w:rPr>
-        <w:t>();</w:t>
-      </w:r>
-    </w:p>
-    <w:p>
-      <w:pPr>
-        <w:spacing w:after="0" w:line="360" w:lineRule="auto"/>
-        <w:ind w:firstLine="708"/>
-        <w:rPr>
-          <w:rFonts w:ascii="Courier New" w:hAnsi="Courier New" w:cs="Courier New"/>
-          <w:sz w:val="24"/>
-          <w:szCs w:val="24"/>
-        </w:rPr>
-      </w:pPr>
-    </w:p>
-    <w:p>
-      <w:pPr>
-        <w:spacing w:after="0" w:line="360" w:lineRule="auto"/>
-        <w:ind w:firstLine="708"/>
-        <w:rPr>
-          <w:rFonts w:ascii="Courier New" w:hAnsi="Courier New" w:cs="Courier New"/>
-          <w:sz w:val="24"/>
-          <w:szCs w:val="24"/>
-        </w:rPr>
-      </w:pPr>
-      <w:r>
-        <w:rPr>
-          <w:rFonts w:ascii="Courier New" w:hAnsi="Courier New" w:cs="Courier New"/>
-          <w:sz w:val="24"/>
-          <w:szCs w:val="24"/>
-        </w:rPr>
-        <w:t xml:space="preserve">    </w:t>
-      </w:r>
-      <w:proofErr w:type="spellStart"/>
-      <w:r>
-        <w:rPr>
-          <w:rFonts w:ascii="Courier New" w:hAnsi="Courier New" w:cs="Courier New"/>
-          <w:sz w:val="24"/>
-          <w:szCs w:val="24"/>
-        </w:rPr>
-        <w:t>public</w:t>
-      </w:r>
-      <w:proofErr w:type="spellEnd"/>
-      <w:r>
-        <w:rPr>
-          <w:rFonts w:ascii="Courier New" w:hAnsi="Courier New" w:cs="Courier New"/>
-          <w:sz w:val="24"/>
-          <w:szCs w:val="24"/>
-        </w:rPr>
-        <w:t xml:space="preserve"> </w:t>
-      </w:r>
-      <w:proofErr w:type="spellStart"/>
-      <w:r>
-        <w:rPr>
-          <w:rFonts w:ascii="Courier New" w:hAnsi="Courier New" w:cs="Courier New"/>
-          <w:sz w:val="24"/>
-          <w:szCs w:val="24"/>
-        </w:rPr>
-        <w:t>void</w:t>
-      </w:r>
-      <w:proofErr w:type="spellEnd"/>
-      <w:r>
-        <w:rPr>
-          <w:rFonts w:ascii="Courier New" w:hAnsi="Courier New" w:cs="Courier New"/>
-          <w:sz w:val="24"/>
-          <w:szCs w:val="24"/>
-        </w:rPr>
-        <w:t xml:space="preserve"> </w:t>
+        <w:t xml:space="preserve"> void </w:t>
       </w:r>
       <w:proofErr w:type="spellStart"/>
       <w:r>
@@ -6277,25 +6038,7 @@
           <w:sz w:val="24"/>
           <w:szCs w:val="24"/>
         </w:rPr>
-        <w:t xml:space="preserve"> </w:t>
-      </w:r>
-      <w:proofErr w:type="spellStart"/>
-      <w:r>
-        <w:rPr>
-          <w:rFonts w:ascii="Courier New" w:hAnsi="Courier New" w:cs="Courier New"/>
-          <w:sz w:val="24"/>
-          <w:szCs w:val="24"/>
-        </w:rPr>
-        <w:t>void</w:t>
-      </w:r>
-      <w:proofErr w:type="spellEnd"/>
-      <w:r>
-        <w:rPr>
-          <w:rFonts w:ascii="Courier New" w:hAnsi="Courier New" w:cs="Courier New"/>
-          <w:sz w:val="24"/>
-          <w:szCs w:val="24"/>
-        </w:rPr>
-        <w:t xml:space="preserve"> </w:t>
+        <w:t xml:space="preserve"> void </w:t>
       </w:r>
       <w:proofErr w:type="spellStart"/>
       <w:r>
@@ -6797,23 +6540,7 @@
           <w:sz w:val="28"/>
           <w:szCs w:val="28"/>
         </w:rPr>
-        <w:t xml:space="preserve">Результат виконання коду продемонстровано на рисунку </w:t>
-      </w:r>
-      <w:r>
-        <w:rPr>
-          <w:rFonts w:ascii="Times New Roman" w:hAnsi="Times New Roman" w:cs="Times New Roman"/>
-          <w:sz w:val="28"/>
-          <w:szCs w:val="28"/>
-        </w:rPr>
-        <w:t>2</w:t>
-      </w:r>
-      <w:r>
-        <w:rPr>
-          <w:rFonts w:ascii="Times New Roman" w:hAnsi="Times New Roman" w:cs="Times New Roman"/>
-          <w:sz w:val="28"/>
-          <w:szCs w:val="28"/>
-        </w:rPr>
-        <w:t>.1.</w:t>
+        <w:t>Результат виконання коду продемонстровано на рисунку 2.1.</w:t>
       </w:r>
     </w:p>
     <w:p>
@@ -6840,6 +6567,7 @@
       <w:r>
         <w:rPr>
           <w:rFonts w:ascii="Times New Roman" w:hAnsi="Times New Roman" w:cs="Times New Roman"/>
+          <w:noProof/>
           <w:sz w:val="28"/>
           <w:szCs w:val="28"/>
         </w:rPr>
@@ -6896,23 +6624,7 @@
           <w:sz w:val="28"/>
           <w:szCs w:val="28"/>
         </w:rPr>
-        <w:t xml:space="preserve">Рисунок </w:t>
-      </w:r>
-      <w:r>
-        <w:rPr>
-          <w:rFonts w:ascii="Times New Roman" w:hAnsi="Times New Roman" w:cs="Times New Roman"/>
-          <w:sz w:val="28"/>
-          <w:szCs w:val="28"/>
-        </w:rPr>
-        <w:t>2</w:t>
-      </w:r>
-      <w:r>
-        <w:rPr>
-          <w:rFonts w:ascii="Times New Roman" w:hAnsi="Times New Roman" w:cs="Times New Roman"/>
-          <w:sz w:val="28"/>
-          <w:szCs w:val="28"/>
-        </w:rPr>
-        <w:t xml:space="preserve">.1 - </w:t>
+        <w:t xml:space="preserve">Рисунок 2.1 - </w:t>
       </w:r>
       <w:r>
         <w:rPr>
@@ -7849,6 +7561,188 @@
           <w:sz w:val="24"/>
           <w:szCs w:val="24"/>
         </w:rPr>
+        <w:t xml:space="preserve"> price)</w:t>
+      </w:r>
+    </w:p>
+    <w:p>
+      <w:pPr>
+        <w:spacing w:after="0" w:line="360" w:lineRule="auto"/>
+        <w:rPr>
+          <w:rFonts w:ascii="Courier New" w:hAnsi="Courier New" w:cs="Courier New"/>
+          <w:sz w:val="24"/>
+          <w:szCs w:val="24"/>
+        </w:rPr>
+      </w:pPr>
+      <w:r>
+        <w:rPr>
+          <w:rFonts w:ascii="Courier New" w:hAnsi="Courier New" w:cs="Courier New"/>
+          <w:sz w:val="24"/>
+          <w:szCs w:val="24"/>
+        </w:rPr>
+        <w:t xml:space="preserve">    {</w:t>
+      </w:r>
+    </w:p>
+    <w:p>
+      <w:pPr>
+        <w:spacing w:after="0" w:line="360" w:lineRule="auto"/>
+        <w:rPr>
+          <w:rFonts w:ascii="Courier New" w:hAnsi="Courier New" w:cs="Courier New"/>
+          <w:sz w:val="24"/>
+          <w:szCs w:val="24"/>
+        </w:rPr>
+      </w:pPr>
+      <w:r>
+        <w:rPr>
+          <w:rFonts w:ascii="Courier New" w:hAnsi="Courier New" w:cs="Courier New"/>
+          <w:sz w:val="24"/>
+          <w:szCs w:val="24"/>
+        </w:rPr>
+        <w:t xml:space="preserve">        </w:t>
+      </w:r>
+      <w:proofErr w:type="spellStart"/>
+      <w:r>
+        <w:rPr>
+          <w:rFonts w:ascii="Courier New" w:hAnsi="Courier New" w:cs="Courier New"/>
+          <w:sz w:val="24"/>
+          <w:szCs w:val="24"/>
+        </w:rPr>
+        <w:t>Console.WriteLine</w:t>
+      </w:r>
+      <w:proofErr w:type="spellEnd"/>
+      <w:r>
+        <w:rPr>
+          <w:rFonts w:ascii="Courier New" w:hAnsi="Courier New" w:cs="Courier New"/>
+          <w:sz w:val="24"/>
+          <w:szCs w:val="24"/>
+        </w:rPr>
+        <w:t>($"{</w:t>
+      </w:r>
+      <w:proofErr w:type="spellStart"/>
+      <w:r>
+        <w:rPr>
+          <w:rFonts w:ascii="Courier New" w:hAnsi="Courier New" w:cs="Courier New"/>
+          <w:sz w:val="24"/>
+          <w:szCs w:val="24"/>
+        </w:rPr>
+        <w:t>name</w:t>
+      </w:r>
+      <w:proofErr w:type="spellEnd"/>
+      <w:r>
+        <w:rPr>
+          <w:rFonts w:ascii="Courier New" w:hAnsi="Courier New" w:cs="Courier New"/>
+          <w:sz w:val="24"/>
+          <w:szCs w:val="24"/>
+        </w:rPr>
+        <w:t>}: Акція {</w:t>
+      </w:r>
+      <w:proofErr w:type="spellStart"/>
+      <w:r>
+        <w:rPr>
+          <w:rFonts w:ascii="Courier New" w:hAnsi="Courier New" w:cs="Courier New"/>
+          <w:sz w:val="24"/>
+          <w:szCs w:val="24"/>
+        </w:rPr>
+        <w:t>stockName</w:t>
+      </w:r>
+      <w:proofErr w:type="spellEnd"/>
+      <w:r>
+        <w:rPr>
+          <w:rFonts w:ascii="Courier New" w:hAnsi="Courier New" w:cs="Courier New"/>
+          <w:sz w:val="24"/>
+          <w:szCs w:val="24"/>
+        </w:rPr>
+        <w:t>} тепер коштує {</w:t>
+      </w:r>
+      <w:proofErr w:type="spellStart"/>
+      <w:r>
+        <w:rPr>
+          <w:rFonts w:ascii="Courier New" w:hAnsi="Courier New" w:cs="Courier New"/>
+          <w:sz w:val="24"/>
+          <w:szCs w:val="24"/>
+        </w:rPr>
+        <w:t>price</w:t>
+      </w:r>
+      <w:proofErr w:type="spellEnd"/>
+      <w:r>
+        <w:rPr>
+          <w:rFonts w:ascii="Courier New" w:hAnsi="Courier New" w:cs="Courier New"/>
+          <w:sz w:val="24"/>
+          <w:szCs w:val="24"/>
+        </w:rPr>
+        <w:t>}$");</w:t>
+      </w:r>
+    </w:p>
+    <w:p>
+      <w:pPr>
+        <w:spacing w:after="0" w:line="360" w:lineRule="auto"/>
+        <w:rPr>
+          <w:rFonts w:ascii="Courier New" w:hAnsi="Courier New" w:cs="Courier New"/>
+          <w:sz w:val="24"/>
+          <w:szCs w:val="24"/>
+        </w:rPr>
+      </w:pPr>
+      <w:r>
+        <w:rPr>
+          <w:rFonts w:ascii="Courier New" w:hAnsi="Courier New" w:cs="Courier New"/>
+          <w:sz w:val="24"/>
+          <w:szCs w:val="24"/>
+        </w:rPr>
+        <w:t xml:space="preserve">    }</w:t>
+      </w:r>
+    </w:p>
+    <w:p>
+      <w:pPr>
+        <w:spacing w:after="0" w:line="360" w:lineRule="auto"/>
+        <w:rPr>
+          <w:rFonts w:ascii="Courier New" w:hAnsi="Courier New" w:cs="Courier New"/>
+          <w:sz w:val="24"/>
+          <w:szCs w:val="24"/>
+        </w:rPr>
+      </w:pPr>
+      <w:r>
+        <w:rPr>
+          <w:rFonts w:ascii="Courier New" w:hAnsi="Courier New" w:cs="Courier New"/>
+          <w:sz w:val="24"/>
+          <w:szCs w:val="24"/>
+        </w:rPr>
+        <w:t>}</w:t>
+      </w:r>
+    </w:p>
+    <w:p>
+      <w:pPr>
+        <w:spacing w:after="0" w:line="360" w:lineRule="auto"/>
+        <w:rPr>
+          <w:rFonts w:ascii="Courier New" w:hAnsi="Courier New" w:cs="Courier New"/>
+          <w:sz w:val="24"/>
+          <w:szCs w:val="24"/>
+        </w:rPr>
+      </w:pPr>
+    </w:p>
+    <w:p>
+      <w:pPr>
+        <w:spacing w:after="0" w:line="360" w:lineRule="auto"/>
+        <w:rPr>
+          <w:rFonts w:ascii="Courier New" w:hAnsi="Courier New" w:cs="Courier New"/>
+          <w:sz w:val="24"/>
+          <w:szCs w:val="24"/>
+        </w:rPr>
+      </w:pPr>
+      <w:proofErr w:type="spellStart"/>
+      <w:r>
+        <w:rPr>
+          <w:rFonts w:ascii="Courier New" w:hAnsi="Courier New" w:cs="Courier New"/>
+          <w:sz w:val="24"/>
+          <w:szCs w:val="24"/>
+        </w:rPr>
+        <w:t>public</w:t>
+      </w:r>
+      <w:proofErr w:type="spellEnd"/>
+      <w:r>
+        <w:rPr>
+          <w:rFonts w:ascii="Courier New" w:hAnsi="Courier New" w:cs="Courier New"/>
+          <w:sz w:val="24"/>
+          <w:szCs w:val="24"/>
+        </w:rPr>
         <w:t xml:space="preserve"> </w:t>
       </w:r>
       <w:proofErr w:type="spellStart"/>
@@ -7858,6 +7752,720 @@
           <w:sz w:val="24"/>
           <w:szCs w:val="24"/>
         </w:rPr>
+        <w:t>class</w:t>
+      </w:r>
+      <w:proofErr w:type="spellEnd"/>
+      <w:r>
+        <w:rPr>
+          <w:rFonts w:ascii="Courier New" w:hAnsi="Courier New" w:cs="Courier New"/>
+          <w:sz w:val="24"/>
+          <w:szCs w:val="24"/>
+        </w:rPr>
+        <w:t xml:space="preserve"> </w:t>
+      </w:r>
+      <w:proofErr w:type="spellStart"/>
+      <w:r>
+        <w:rPr>
+          <w:rFonts w:ascii="Courier New" w:hAnsi="Courier New" w:cs="Courier New"/>
+          <w:sz w:val="24"/>
+          <w:szCs w:val="24"/>
+        </w:rPr>
+        <w:t>StockMarket</w:t>
+      </w:r>
+      <w:proofErr w:type="spellEnd"/>
+    </w:p>
+    <w:p>
+      <w:pPr>
+        <w:spacing w:after="0" w:line="360" w:lineRule="auto"/>
+        <w:rPr>
+          <w:rFonts w:ascii="Courier New" w:hAnsi="Courier New" w:cs="Courier New"/>
+          <w:sz w:val="24"/>
+          <w:szCs w:val="24"/>
+        </w:rPr>
+      </w:pPr>
+      <w:r>
+        <w:rPr>
+          <w:rFonts w:ascii="Courier New" w:hAnsi="Courier New" w:cs="Courier New"/>
+          <w:sz w:val="24"/>
+          <w:szCs w:val="24"/>
+        </w:rPr>
+        <w:t>{</w:t>
+      </w:r>
+    </w:p>
+    <w:p>
+      <w:pPr>
+        <w:spacing w:after="0" w:line="360" w:lineRule="auto"/>
+        <w:rPr>
+          <w:rFonts w:ascii="Courier New" w:hAnsi="Courier New" w:cs="Courier New"/>
+          <w:sz w:val="24"/>
+          <w:szCs w:val="24"/>
+        </w:rPr>
+      </w:pPr>
+      <w:r>
+        <w:rPr>
+          <w:rFonts w:ascii="Courier New" w:hAnsi="Courier New" w:cs="Courier New"/>
+          <w:sz w:val="24"/>
+          <w:szCs w:val="24"/>
+        </w:rPr>
+        <w:t xml:space="preserve">    </w:t>
+      </w:r>
+      <w:proofErr w:type="spellStart"/>
+      <w:r>
+        <w:rPr>
+          <w:rFonts w:ascii="Courier New" w:hAnsi="Courier New" w:cs="Courier New"/>
+          <w:sz w:val="24"/>
+          <w:szCs w:val="24"/>
+        </w:rPr>
+        <w:t>private</w:t>
+      </w:r>
+      <w:proofErr w:type="spellEnd"/>
+      <w:r>
+        <w:rPr>
+          <w:rFonts w:ascii="Courier New" w:hAnsi="Courier New" w:cs="Courier New"/>
+          <w:sz w:val="24"/>
+          <w:szCs w:val="24"/>
+        </w:rPr>
+        <w:t xml:space="preserve"> </w:t>
+      </w:r>
+      <w:proofErr w:type="spellStart"/>
+      <w:r>
+        <w:rPr>
+          <w:rFonts w:ascii="Courier New" w:hAnsi="Courier New" w:cs="Courier New"/>
+          <w:sz w:val="24"/>
+          <w:szCs w:val="24"/>
+        </w:rPr>
+        <w:t>List</w:t>
+      </w:r>
+      <w:proofErr w:type="spellEnd"/>
+      <w:r>
+        <w:rPr>
+          <w:rFonts w:ascii="Courier New" w:hAnsi="Courier New" w:cs="Courier New"/>
+          <w:sz w:val="24"/>
+          <w:szCs w:val="24"/>
+        </w:rPr>
+        <w:t>&lt;</w:t>
+      </w:r>
+      <w:proofErr w:type="spellStart"/>
+      <w:r>
+        <w:rPr>
+          <w:rFonts w:ascii="Courier New" w:hAnsi="Courier New" w:cs="Courier New"/>
+          <w:sz w:val="24"/>
+          <w:szCs w:val="24"/>
+        </w:rPr>
+        <w:t>IInvestor</w:t>
+      </w:r>
+      <w:proofErr w:type="spellEnd"/>
+      <w:r>
+        <w:rPr>
+          <w:rFonts w:ascii="Courier New" w:hAnsi="Courier New" w:cs="Courier New"/>
+          <w:sz w:val="24"/>
+          <w:szCs w:val="24"/>
+        </w:rPr>
+        <w:t xml:space="preserve">&gt; </w:t>
+      </w:r>
+      <w:proofErr w:type="spellStart"/>
+      <w:r>
+        <w:rPr>
+          <w:rFonts w:ascii="Courier New" w:hAnsi="Courier New" w:cs="Courier New"/>
+          <w:sz w:val="24"/>
+          <w:szCs w:val="24"/>
+        </w:rPr>
+        <w:t>investors</w:t>
+      </w:r>
+      <w:proofErr w:type="spellEnd"/>
+      <w:r>
+        <w:rPr>
+          <w:rFonts w:ascii="Courier New" w:hAnsi="Courier New" w:cs="Courier New"/>
+          <w:sz w:val="24"/>
+          <w:szCs w:val="24"/>
+        </w:rPr>
+        <w:t xml:space="preserve"> = </w:t>
+      </w:r>
+      <w:proofErr w:type="spellStart"/>
+      <w:r>
+        <w:rPr>
+          <w:rFonts w:ascii="Courier New" w:hAnsi="Courier New" w:cs="Courier New"/>
+          <w:sz w:val="24"/>
+          <w:szCs w:val="24"/>
+        </w:rPr>
+        <w:t>new</w:t>
+      </w:r>
+      <w:proofErr w:type="spellEnd"/>
+      <w:r>
+        <w:rPr>
+          <w:rFonts w:ascii="Courier New" w:hAnsi="Courier New" w:cs="Courier New"/>
+          <w:sz w:val="24"/>
+          <w:szCs w:val="24"/>
+        </w:rPr>
+        <w:t xml:space="preserve"> </w:t>
+      </w:r>
+      <w:proofErr w:type="spellStart"/>
+      <w:r>
+        <w:rPr>
+          <w:rFonts w:ascii="Courier New" w:hAnsi="Courier New" w:cs="Courier New"/>
+          <w:sz w:val="24"/>
+          <w:szCs w:val="24"/>
+        </w:rPr>
+        <w:t>List</w:t>
+      </w:r>
+      <w:proofErr w:type="spellEnd"/>
+      <w:r>
+        <w:rPr>
+          <w:rFonts w:ascii="Courier New" w:hAnsi="Courier New" w:cs="Courier New"/>
+          <w:sz w:val="24"/>
+          <w:szCs w:val="24"/>
+        </w:rPr>
+        <w:t>&lt;</w:t>
+      </w:r>
+      <w:proofErr w:type="spellStart"/>
+      <w:r>
+        <w:rPr>
+          <w:rFonts w:ascii="Courier New" w:hAnsi="Courier New" w:cs="Courier New"/>
+          <w:sz w:val="24"/>
+          <w:szCs w:val="24"/>
+        </w:rPr>
+        <w:t>IInvestor</w:t>
+      </w:r>
+      <w:proofErr w:type="spellEnd"/>
+      <w:r>
+        <w:rPr>
+          <w:rFonts w:ascii="Courier New" w:hAnsi="Courier New" w:cs="Courier New"/>
+          <w:sz w:val="24"/>
+          <w:szCs w:val="24"/>
+        </w:rPr>
+        <w:t>&gt;();</w:t>
+      </w:r>
+    </w:p>
+    <w:p>
+      <w:pPr>
+        <w:spacing w:after="0" w:line="360" w:lineRule="auto"/>
+        <w:rPr>
+          <w:rFonts w:ascii="Courier New" w:hAnsi="Courier New" w:cs="Courier New"/>
+          <w:sz w:val="24"/>
+          <w:szCs w:val="24"/>
+        </w:rPr>
+      </w:pPr>
+    </w:p>
+    <w:p>
+      <w:pPr>
+        <w:spacing w:after="0" w:line="360" w:lineRule="auto"/>
+        <w:rPr>
+          <w:rFonts w:ascii="Courier New" w:hAnsi="Courier New" w:cs="Courier New"/>
+          <w:sz w:val="24"/>
+          <w:szCs w:val="24"/>
+        </w:rPr>
+      </w:pPr>
+      <w:r>
+        <w:rPr>
+          <w:rFonts w:ascii="Courier New" w:hAnsi="Courier New" w:cs="Courier New"/>
+          <w:sz w:val="24"/>
+          <w:szCs w:val="24"/>
+        </w:rPr>
+        <w:t xml:space="preserve">    </w:t>
+      </w:r>
+      <w:proofErr w:type="spellStart"/>
+      <w:r>
+        <w:rPr>
+          <w:rFonts w:ascii="Courier New" w:hAnsi="Courier New" w:cs="Courier New"/>
+          <w:sz w:val="24"/>
+          <w:szCs w:val="24"/>
+        </w:rPr>
+        <w:t>public</w:t>
+      </w:r>
+      <w:proofErr w:type="spellEnd"/>
+      <w:r>
+        <w:rPr>
+          <w:rFonts w:ascii="Courier New" w:hAnsi="Courier New" w:cs="Courier New"/>
+          <w:sz w:val="24"/>
+          <w:szCs w:val="24"/>
+        </w:rPr>
+        <w:t xml:space="preserve"> void </w:t>
+      </w:r>
+      <w:proofErr w:type="spellStart"/>
+      <w:r>
+        <w:rPr>
+          <w:rFonts w:ascii="Courier New" w:hAnsi="Courier New" w:cs="Courier New"/>
+          <w:sz w:val="24"/>
+          <w:szCs w:val="24"/>
+        </w:rPr>
+        <w:t>Subscribe</w:t>
+      </w:r>
+      <w:proofErr w:type="spellEnd"/>
+      <w:r>
+        <w:rPr>
+          <w:rFonts w:ascii="Courier New" w:hAnsi="Courier New" w:cs="Courier New"/>
+          <w:sz w:val="24"/>
+          <w:szCs w:val="24"/>
+        </w:rPr>
+        <w:t>(</w:t>
+      </w:r>
+      <w:proofErr w:type="spellStart"/>
+      <w:r>
+        <w:rPr>
+          <w:rFonts w:ascii="Courier New" w:hAnsi="Courier New" w:cs="Courier New"/>
+          <w:sz w:val="24"/>
+          <w:szCs w:val="24"/>
+        </w:rPr>
+        <w:t>IInvestor</w:t>
+      </w:r>
+      <w:proofErr w:type="spellEnd"/>
+      <w:r>
+        <w:rPr>
+          <w:rFonts w:ascii="Courier New" w:hAnsi="Courier New" w:cs="Courier New"/>
+          <w:sz w:val="24"/>
+          <w:szCs w:val="24"/>
+        </w:rPr>
+        <w:t xml:space="preserve"> </w:t>
+      </w:r>
+      <w:proofErr w:type="spellStart"/>
+      <w:r>
+        <w:rPr>
+          <w:rFonts w:ascii="Courier New" w:hAnsi="Courier New" w:cs="Courier New"/>
+          <w:sz w:val="24"/>
+          <w:szCs w:val="24"/>
+        </w:rPr>
+        <w:t>investor</w:t>
+      </w:r>
+      <w:proofErr w:type="spellEnd"/>
+      <w:r>
+        <w:rPr>
+          <w:rFonts w:ascii="Courier New" w:hAnsi="Courier New" w:cs="Courier New"/>
+          <w:sz w:val="24"/>
+          <w:szCs w:val="24"/>
+        </w:rPr>
+        <w:t>)</w:t>
+      </w:r>
+    </w:p>
+    <w:p>
+      <w:pPr>
+        <w:spacing w:after="0" w:line="360" w:lineRule="auto"/>
+        <w:rPr>
+          <w:rFonts w:ascii="Courier New" w:hAnsi="Courier New" w:cs="Courier New"/>
+          <w:sz w:val="24"/>
+          <w:szCs w:val="24"/>
+        </w:rPr>
+      </w:pPr>
+      <w:r>
+        <w:rPr>
+          <w:rFonts w:ascii="Courier New" w:hAnsi="Courier New" w:cs="Courier New"/>
+          <w:sz w:val="24"/>
+          <w:szCs w:val="24"/>
+        </w:rPr>
+        <w:t xml:space="preserve">    {</w:t>
+      </w:r>
+    </w:p>
+    <w:p>
+      <w:pPr>
+        <w:spacing w:after="0" w:line="360" w:lineRule="auto"/>
+        <w:rPr>
+          <w:rFonts w:ascii="Courier New" w:hAnsi="Courier New" w:cs="Courier New"/>
+          <w:sz w:val="24"/>
+          <w:szCs w:val="24"/>
+        </w:rPr>
+      </w:pPr>
+      <w:r>
+        <w:rPr>
+          <w:rFonts w:ascii="Courier New" w:hAnsi="Courier New" w:cs="Courier New"/>
+          <w:sz w:val="24"/>
+          <w:szCs w:val="24"/>
+        </w:rPr>
+        <w:t xml:space="preserve">        </w:t>
+      </w:r>
+      <w:proofErr w:type="spellStart"/>
+      <w:r>
+        <w:rPr>
+          <w:rFonts w:ascii="Courier New" w:hAnsi="Courier New" w:cs="Courier New"/>
+          <w:sz w:val="24"/>
+          <w:szCs w:val="24"/>
+        </w:rPr>
+        <w:t>investors.Add</w:t>
+      </w:r>
+      <w:proofErr w:type="spellEnd"/>
+      <w:r>
+        <w:rPr>
+          <w:rFonts w:ascii="Courier New" w:hAnsi="Courier New" w:cs="Courier New"/>
+          <w:sz w:val="24"/>
+          <w:szCs w:val="24"/>
+        </w:rPr>
+        <w:t>(</w:t>
+      </w:r>
+      <w:proofErr w:type="spellStart"/>
+      <w:r>
+        <w:rPr>
+          <w:rFonts w:ascii="Courier New" w:hAnsi="Courier New" w:cs="Courier New"/>
+          <w:sz w:val="24"/>
+          <w:szCs w:val="24"/>
+        </w:rPr>
+        <w:t>investor</w:t>
+      </w:r>
+      <w:proofErr w:type="spellEnd"/>
+      <w:r>
+        <w:rPr>
+          <w:rFonts w:ascii="Courier New" w:hAnsi="Courier New" w:cs="Courier New"/>
+          <w:sz w:val="24"/>
+          <w:szCs w:val="24"/>
+        </w:rPr>
+        <w:t>);</w:t>
+      </w:r>
+    </w:p>
+    <w:p>
+      <w:pPr>
+        <w:spacing w:after="0" w:line="360" w:lineRule="auto"/>
+        <w:rPr>
+          <w:rFonts w:ascii="Courier New" w:hAnsi="Courier New" w:cs="Courier New"/>
+          <w:sz w:val="24"/>
+          <w:szCs w:val="24"/>
+        </w:rPr>
+      </w:pPr>
+      <w:r>
+        <w:rPr>
+          <w:rFonts w:ascii="Courier New" w:hAnsi="Courier New" w:cs="Courier New"/>
+          <w:sz w:val="24"/>
+          <w:szCs w:val="24"/>
+        </w:rPr>
+        <w:t xml:space="preserve">    }</w:t>
+      </w:r>
+    </w:p>
+    <w:p>
+      <w:pPr>
+        <w:spacing w:after="0" w:line="360" w:lineRule="auto"/>
+        <w:rPr>
+          <w:rFonts w:ascii="Courier New" w:hAnsi="Courier New" w:cs="Courier New"/>
+          <w:sz w:val="24"/>
+          <w:szCs w:val="24"/>
+        </w:rPr>
+      </w:pPr>
+    </w:p>
+    <w:p>
+      <w:pPr>
+        <w:spacing w:after="0" w:line="360" w:lineRule="auto"/>
+        <w:rPr>
+          <w:rFonts w:ascii="Courier New" w:hAnsi="Courier New" w:cs="Courier New"/>
+          <w:sz w:val="24"/>
+          <w:szCs w:val="24"/>
+        </w:rPr>
+      </w:pPr>
+      <w:r>
+        <w:rPr>
+          <w:rFonts w:ascii="Courier New" w:hAnsi="Courier New" w:cs="Courier New"/>
+          <w:sz w:val="24"/>
+          <w:szCs w:val="24"/>
+        </w:rPr>
+        <w:t xml:space="preserve">    </w:t>
+      </w:r>
+      <w:proofErr w:type="spellStart"/>
+      <w:r>
+        <w:rPr>
+          <w:rFonts w:ascii="Courier New" w:hAnsi="Courier New" w:cs="Courier New"/>
+          <w:sz w:val="24"/>
+          <w:szCs w:val="24"/>
+        </w:rPr>
+        <w:t>public</w:t>
+      </w:r>
+      <w:proofErr w:type="spellEnd"/>
+      <w:r>
+        <w:rPr>
+          <w:rFonts w:ascii="Courier New" w:hAnsi="Courier New" w:cs="Courier New"/>
+          <w:sz w:val="24"/>
+          <w:szCs w:val="24"/>
+        </w:rPr>
+        <w:t xml:space="preserve"> </w:t>
+      </w:r>
+      <w:proofErr w:type="spellStart"/>
+      <w:r>
+        <w:rPr>
+          <w:rFonts w:ascii="Courier New" w:hAnsi="Courier New" w:cs="Courier New"/>
+          <w:sz w:val="24"/>
+          <w:szCs w:val="24"/>
+        </w:rPr>
+        <w:t>void</w:t>
+      </w:r>
+      <w:proofErr w:type="spellEnd"/>
+      <w:r>
+        <w:rPr>
+          <w:rFonts w:ascii="Courier New" w:hAnsi="Courier New" w:cs="Courier New"/>
+          <w:sz w:val="24"/>
+          <w:szCs w:val="24"/>
+        </w:rPr>
+        <w:t xml:space="preserve"> </w:t>
+      </w:r>
+      <w:proofErr w:type="spellStart"/>
+      <w:r>
+        <w:rPr>
+          <w:rFonts w:ascii="Courier New" w:hAnsi="Courier New" w:cs="Courier New"/>
+          <w:sz w:val="24"/>
+          <w:szCs w:val="24"/>
+        </w:rPr>
+        <w:t>Notify</w:t>
+      </w:r>
+      <w:proofErr w:type="spellEnd"/>
+      <w:r>
+        <w:rPr>
+          <w:rFonts w:ascii="Courier New" w:hAnsi="Courier New" w:cs="Courier New"/>
+          <w:sz w:val="24"/>
+          <w:szCs w:val="24"/>
+        </w:rPr>
+        <w:t>(</w:t>
+      </w:r>
+      <w:proofErr w:type="spellStart"/>
+      <w:r>
+        <w:rPr>
+          <w:rFonts w:ascii="Courier New" w:hAnsi="Courier New" w:cs="Courier New"/>
+          <w:sz w:val="24"/>
+          <w:szCs w:val="24"/>
+        </w:rPr>
+        <w:t>string</w:t>
+      </w:r>
+      <w:proofErr w:type="spellEnd"/>
+      <w:r>
+        <w:rPr>
+          <w:rFonts w:ascii="Courier New" w:hAnsi="Courier New" w:cs="Courier New"/>
+          <w:sz w:val="24"/>
+          <w:szCs w:val="24"/>
+        </w:rPr>
+        <w:t xml:space="preserve"> </w:t>
+      </w:r>
+      <w:proofErr w:type="spellStart"/>
+      <w:r>
+        <w:rPr>
+          <w:rFonts w:ascii="Courier New" w:hAnsi="Courier New" w:cs="Courier New"/>
+          <w:sz w:val="24"/>
+          <w:szCs w:val="24"/>
+        </w:rPr>
+        <w:t>stockName</w:t>
+      </w:r>
+      <w:proofErr w:type="spellEnd"/>
+      <w:r>
+        <w:rPr>
+          <w:rFonts w:ascii="Courier New" w:hAnsi="Courier New" w:cs="Courier New"/>
+          <w:sz w:val="24"/>
+          <w:szCs w:val="24"/>
+        </w:rPr>
+        <w:t xml:space="preserve">, </w:t>
+      </w:r>
+      <w:proofErr w:type="spellStart"/>
+      <w:r>
+        <w:rPr>
+          <w:rFonts w:ascii="Courier New" w:hAnsi="Courier New" w:cs="Courier New"/>
+          <w:sz w:val="24"/>
+          <w:szCs w:val="24"/>
+        </w:rPr>
+        <w:t>double</w:t>
+      </w:r>
+      <w:proofErr w:type="spellEnd"/>
+      <w:r>
+        <w:rPr>
+          <w:rFonts w:ascii="Courier New" w:hAnsi="Courier New" w:cs="Courier New"/>
+          <w:sz w:val="24"/>
+          <w:szCs w:val="24"/>
+        </w:rPr>
+        <w:t xml:space="preserve"> price)</w:t>
+      </w:r>
+    </w:p>
+    <w:p>
+      <w:pPr>
+        <w:spacing w:after="0" w:line="360" w:lineRule="auto"/>
+        <w:rPr>
+          <w:rFonts w:ascii="Courier New" w:hAnsi="Courier New" w:cs="Courier New"/>
+          <w:sz w:val="24"/>
+          <w:szCs w:val="24"/>
+        </w:rPr>
+      </w:pPr>
+      <w:r>
+        <w:rPr>
+          <w:rFonts w:ascii="Courier New" w:hAnsi="Courier New" w:cs="Courier New"/>
+          <w:sz w:val="24"/>
+          <w:szCs w:val="24"/>
+        </w:rPr>
+        <w:t xml:space="preserve">    {</w:t>
+      </w:r>
+    </w:p>
+    <w:p>
+      <w:pPr>
+        <w:spacing w:after="0" w:line="360" w:lineRule="auto"/>
+        <w:rPr>
+          <w:rFonts w:ascii="Courier New" w:hAnsi="Courier New" w:cs="Courier New"/>
+          <w:sz w:val="24"/>
+          <w:szCs w:val="24"/>
+        </w:rPr>
+      </w:pPr>
+      <w:r>
+        <w:rPr>
+          <w:rFonts w:ascii="Courier New" w:hAnsi="Courier New" w:cs="Courier New"/>
+          <w:sz w:val="24"/>
+          <w:szCs w:val="24"/>
+        </w:rPr>
+        <w:t xml:space="preserve">        </w:t>
+      </w:r>
+      <w:proofErr w:type="spellStart"/>
+      <w:r>
+        <w:rPr>
+          <w:rFonts w:ascii="Courier New" w:hAnsi="Courier New" w:cs="Courier New"/>
+          <w:sz w:val="24"/>
+          <w:szCs w:val="24"/>
+        </w:rPr>
+        <w:t>foreach</w:t>
+      </w:r>
+      <w:proofErr w:type="spellEnd"/>
+      <w:r>
+        <w:rPr>
+          <w:rFonts w:ascii="Courier New" w:hAnsi="Courier New" w:cs="Courier New"/>
+          <w:sz w:val="24"/>
+          <w:szCs w:val="24"/>
+        </w:rPr>
+        <w:t xml:space="preserve"> (</w:t>
+      </w:r>
+      <w:proofErr w:type="spellStart"/>
+      <w:r>
+        <w:rPr>
+          <w:rFonts w:ascii="Courier New" w:hAnsi="Courier New" w:cs="Courier New"/>
+          <w:sz w:val="24"/>
+          <w:szCs w:val="24"/>
+        </w:rPr>
+        <w:t>var</w:t>
+      </w:r>
+      <w:proofErr w:type="spellEnd"/>
+      <w:r>
+        <w:rPr>
+          <w:rFonts w:ascii="Courier New" w:hAnsi="Courier New" w:cs="Courier New"/>
+          <w:sz w:val="24"/>
+          <w:szCs w:val="24"/>
+        </w:rPr>
+        <w:t xml:space="preserve"> </w:t>
+      </w:r>
+      <w:proofErr w:type="spellStart"/>
+      <w:r>
+        <w:rPr>
+          <w:rFonts w:ascii="Courier New" w:hAnsi="Courier New" w:cs="Courier New"/>
+          <w:sz w:val="24"/>
+          <w:szCs w:val="24"/>
+        </w:rPr>
+        <w:t>investor</w:t>
+      </w:r>
+      <w:proofErr w:type="spellEnd"/>
+      <w:r>
+        <w:rPr>
+          <w:rFonts w:ascii="Courier New" w:hAnsi="Courier New" w:cs="Courier New"/>
+          <w:sz w:val="24"/>
+          <w:szCs w:val="24"/>
+        </w:rPr>
+        <w:t xml:space="preserve"> </w:t>
+      </w:r>
+      <w:proofErr w:type="spellStart"/>
+      <w:r>
+        <w:rPr>
+          <w:rFonts w:ascii="Courier New" w:hAnsi="Courier New" w:cs="Courier New"/>
+          <w:sz w:val="24"/>
+          <w:szCs w:val="24"/>
+        </w:rPr>
+        <w:t>in</w:t>
+      </w:r>
+      <w:proofErr w:type="spellEnd"/>
+      <w:r>
+        <w:rPr>
+          <w:rFonts w:ascii="Courier New" w:hAnsi="Courier New" w:cs="Courier New"/>
+          <w:sz w:val="24"/>
+          <w:szCs w:val="24"/>
+        </w:rPr>
+        <w:t xml:space="preserve"> </w:t>
+      </w:r>
+      <w:proofErr w:type="spellStart"/>
+      <w:r>
+        <w:rPr>
+          <w:rFonts w:ascii="Courier New" w:hAnsi="Courier New" w:cs="Courier New"/>
+          <w:sz w:val="24"/>
+          <w:szCs w:val="24"/>
+        </w:rPr>
+        <w:t>investors</w:t>
+      </w:r>
+      <w:proofErr w:type="spellEnd"/>
+      <w:r>
+        <w:rPr>
+          <w:rFonts w:ascii="Courier New" w:hAnsi="Courier New" w:cs="Courier New"/>
+          <w:sz w:val="24"/>
+          <w:szCs w:val="24"/>
+        </w:rPr>
+        <w:t>)</w:t>
+      </w:r>
+    </w:p>
+    <w:p>
+      <w:pPr>
+        <w:spacing w:after="0" w:line="360" w:lineRule="auto"/>
+        <w:rPr>
+          <w:rFonts w:ascii="Courier New" w:hAnsi="Courier New" w:cs="Courier New"/>
+          <w:sz w:val="24"/>
+          <w:szCs w:val="24"/>
+        </w:rPr>
+      </w:pPr>
+      <w:r>
+        <w:rPr>
+          <w:rFonts w:ascii="Courier New" w:hAnsi="Courier New" w:cs="Courier New"/>
+          <w:sz w:val="24"/>
+          <w:szCs w:val="24"/>
+        </w:rPr>
+        <w:t xml:space="preserve">        {</w:t>
+      </w:r>
+    </w:p>
+    <w:p>
+      <w:pPr>
+        <w:spacing w:after="0" w:line="360" w:lineRule="auto"/>
+        <w:rPr>
+          <w:rFonts w:ascii="Courier New" w:hAnsi="Courier New" w:cs="Courier New"/>
+          <w:sz w:val="24"/>
+          <w:szCs w:val="24"/>
+        </w:rPr>
+      </w:pPr>
+      <w:r>
+        <w:rPr>
+          <w:rFonts w:ascii="Courier New" w:hAnsi="Courier New" w:cs="Courier New"/>
+          <w:sz w:val="24"/>
+          <w:szCs w:val="24"/>
+        </w:rPr>
+        <w:t xml:space="preserve">            </w:t>
+      </w:r>
+      <w:proofErr w:type="spellStart"/>
+      <w:r>
+        <w:rPr>
+          <w:rFonts w:ascii="Courier New" w:hAnsi="Courier New" w:cs="Courier New"/>
+          <w:sz w:val="24"/>
+          <w:szCs w:val="24"/>
+        </w:rPr>
+        <w:t>investor.Update</w:t>
+      </w:r>
+      <w:proofErr w:type="spellEnd"/>
+      <w:r>
+        <w:rPr>
+          <w:rFonts w:ascii="Courier New" w:hAnsi="Courier New" w:cs="Courier New"/>
+          <w:sz w:val="24"/>
+          <w:szCs w:val="24"/>
+        </w:rPr>
+        <w:t>(</w:t>
+      </w:r>
+      <w:proofErr w:type="spellStart"/>
+      <w:r>
+        <w:rPr>
+          <w:rFonts w:ascii="Courier New" w:hAnsi="Courier New" w:cs="Courier New"/>
+          <w:sz w:val="24"/>
+          <w:szCs w:val="24"/>
+        </w:rPr>
+        <w:t>stockName</w:t>
+      </w:r>
+      <w:proofErr w:type="spellEnd"/>
+      <w:r>
+        <w:rPr>
+          <w:rFonts w:ascii="Courier New" w:hAnsi="Courier New" w:cs="Courier New"/>
+          <w:sz w:val="24"/>
+          <w:szCs w:val="24"/>
+        </w:rPr>
+        <w:t xml:space="preserve">, </w:t>
+      </w:r>
+      <w:proofErr w:type="spellStart"/>
+      <w:r>
+        <w:rPr>
+          <w:rFonts w:ascii="Courier New" w:hAnsi="Courier New" w:cs="Courier New"/>
+          <w:sz w:val="24"/>
+          <w:szCs w:val="24"/>
+        </w:rPr>
         <w:t>price</w:t>
       </w:r>
       <w:proofErr w:type="spellEnd"/>
@@ -7867,7 +8475,181 @@
           <w:sz w:val="24"/>
           <w:szCs w:val="24"/>
         </w:rPr>
-        <w:t>)</w:t>
+        <w:t>);</w:t>
+      </w:r>
+    </w:p>
+    <w:p>
+      <w:pPr>
+        <w:spacing w:after="0" w:line="360" w:lineRule="auto"/>
+        <w:rPr>
+          <w:rFonts w:ascii="Courier New" w:hAnsi="Courier New" w:cs="Courier New"/>
+          <w:sz w:val="24"/>
+          <w:szCs w:val="24"/>
+        </w:rPr>
+      </w:pPr>
+      <w:r>
+        <w:rPr>
+          <w:rFonts w:ascii="Courier New" w:hAnsi="Courier New" w:cs="Courier New"/>
+          <w:sz w:val="24"/>
+          <w:szCs w:val="24"/>
+        </w:rPr>
+        <w:t xml:space="preserve">        }</w:t>
+      </w:r>
+    </w:p>
+    <w:p>
+      <w:pPr>
+        <w:spacing w:after="0" w:line="360" w:lineRule="auto"/>
+        <w:rPr>
+          <w:rFonts w:ascii="Courier New" w:hAnsi="Courier New" w:cs="Courier New"/>
+          <w:sz w:val="24"/>
+          <w:szCs w:val="24"/>
+        </w:rPr>
+      </w:pPr>
+      <w:r>
+        <w:rPr>
+          <w:rFonts w:ascii="Courier New" w:hAnsi="Courier New" w:cs="Courier New"/>
+          <w:sz w:val="24"/>
+          <w:szCs w:val="24"/>
+        </w:rPr>
+        <w:t xml:space="preserve">    }</w:t>
+      </w:r>
+    </w:p>
+    <w:p>
+      <w:pPr>
+        <w:spacing w:after="0" w:line="360" w:lineRule="auto"/>
+        <w:rPr>
+          <w:rFonts w:ascii="Courier New" w:hAnsi="Courier New" w:cs="Courier New"/>
+          <w:sz w:val="24"/>
+          <w:szCs w:val="24"/>
+        </w:rPr>
+      </w:pPr>
+      <w:r>
+        <w:rPr>
+          <w:rFonts w:ascii="Courier New" w:hAnsi="Courier New" w:cs="Courier New"/>
+          <w:sz w:val="24"/>
+          <w:szCs w:val="24"/>
+        </w:rPr>
+        <w:t>}</w:t>
+      </w:r>
+    </w:p>
+    <w:p>
+      <w:pPr>
+        <w:spacing w:after="0" w:line="360" w:lineRule="auto"/>
+        <w:rPr>
+          <w:rFonts w:ascii="Courier New" w:hAnsi="Courier New" w:cs="Courier New"/>
+          <w:sz w:val="24"/>
+          <w:szCs w:val="24"/>
+        </w:rPr>
+      </w:pPr>
+    </w:p>
+    <w:p>
+      <w:pPr>
+        <w:spacing w:after="0" w:line="360" w:lineRule="auto"/>
+        <w:rPr>
+          <w:rFonts w:ascii="Courier New" w:hAnsi="Courier New" w:cs="Courier New"/>
+          <w:sz w:val="24"/>
+          <w:szCs w:val="24"/>
+        </w:rPr>
+      </w:pPr>
+      <w:proofErr w:type="spellStart"/>
+      <w:r>
+        <w:rPr>
+          <w:rFonts w:ascii="Courier New" w:hAnsi="Courier New" w:cs="Courier New"/>
+          <w:sz w:val="24"/>
+          <w:szCs w:val="24"/>
+        </w:rPr>
+        <w:t>class</w:t>
+      </w:r>
+      <w:proofErr w:type="spellEnd"/>
+      <w:r>
+        <w:rPr>
+          <w:rFonts w:ascii="Courier New" w:hAnsi="Courier New" w:cs="Courier New"/>
+          <w:sz w:val="24"/>
+          <w:szCs w:val="24"/>
+        </w:rPr>
+        <w:t xml:space="preserve"> </w:t>
+      </w:r>
+      <w:proofErr w:type="spellStart"/>
+      <w:r>
+        <w:rPr>
+          <w:rFonts w:ascii="Courier New" w:hAnsi="Courier New" w:cs="Courier New"/>
+          <w:sz w:val="24"/>
+          <w:szCs w:val="24"/>
+        </w:rPr>
+        <w:t>Program</w:t>
+      </w:r>
+      <w:proofErr w:type="spellEnd"/>
+    </w:p>
+    <w:p>
+      <w:pPr>
+        <w:spacing w:after="0" w:line="360" w:lineRule="auto"/>
+        <w:rPr>
+          <w:rFonts w:ascii="Courier New" w:hAnsi="Courier New" w:cs="Courier New"/>
+          <w:sz w:val="24"/>
+          <w:szCs w:val="24"/>
+        </w:rPr>
+      </w:pPr>
+      <w:r>
+        <w:rPr>
+          <w:rFonts w:ascii="Courier New" w:hAnsi="Courier New" w:cs="Courier New"/>
+          <w:sz w:val="24"/>
+          <w:szCs w:val="24"/>
+        </w:rPr>
+        <w:t>{</w:t>
+      </w:r>
+    </w:p>
+    <w:p>
+      <w:pPr>
+        <w:spacing w:after="0" w:line="360" w:lineRule="auto"/>
+        <w:rPr>
+          <w:rFonts w:ascii="Courier New" w:hAnsi="Courier New" w:cs="Courier New"/>
+          <w:sz w:val="24"/>
+          <w:szCs w:val="24"/>
+        </w:rPr>
+      </w:pPr>
+      <w:r>
+        <w:rPr>
+          <w:rFonts w:ascii="Courier New" w:hAnsi="Courier New" w:cs="Courier New"/>
+          <w:sz w:val="24"/>
+          <w:szCs w:val="24"/>
+        </w:rPr>
+        <w:t xml:space="preserve">    </w:t>
+      </w:r>
+      <w:proofErr w:type="spellStart"/>
+      <w:r>
+        <w:rPr>
+          <w:rFonts w:ascii="Courier New" w:hAnsi="Courier New" w:cs="Courier New"/>
+          <w:sz w:val="24"/>
+          <w:szCs w:val="24"/>
+        </w:rPr>
+        <w:t>static</w:t>
+      </w:r>
+      <w:proofErr w:type="spellEnd"/>
+      <w:r>
+        <w:rPr>
+          <w:rFonts w:ascii="Courier New" w:hAnsi="Courier New" w:cs="Courier New"/>
+          <w:sz w:val="24"/>
+          <w:szCs w:val="24"/>
+        </w:rPr>
+        <w:t xml:space="preserve"> void </w:t>
+      </w:r>
+      <w:proofErr w:type="spellStart"/>
+      <w:r>
+        <w:rPr>
+          <w:rFonts w:ascii="Courier New" w:hAnsi="Courier New" w:cs="Courier New"/>
+          <w:sz w:val="24"/>
+          <w:szCs w:val="24"/>
+        </w:rPr>
+        <w:t>Main</w:t>
+      </w:r>
+      <w:proofErr w:type="spellEnd"/>
+      <w:r>
+        <w:rPr>
+          <w:rFonts w:ascii="Courier New" w:hAnsi="Courier New" w:cs="Courier New"/>
+          <w:sz w:val="24"/>
+          <w:szCs w:val="24"/>
+        </w:rPr>
+        <w:t>()</w:t>
       </w:r>
     </w:p>
     <w:p>
@@ -7912,70 +8694,424 @@
           <w:sz w:val="24"/>
           <w:szCs w:val="24"/>
         </w:rPr>
-        <w:t>Console.WriteLine</w:t>
-      </w:r>
-      <w:proofErr w:type="spellEnd"/>
-      <w:r>
-        <w:rPr>
-          <w:rFonts w:ascii="Courier New" w:hAnsi="Courier New" w:cs="Courier New"/>
-          <w:sz w:val="24"/>
-          <w:szCs w:val="24"/>
-        </w:rPr>
-        <w:t>($"{</w:t>
-      </w:r>
-      <w:proofErr w:type="spellStart"/>
-      <w:r>
-        <w:rPr>
-          <w:rFonts w:ascii="Courier New" w:hAnsi="Courier New" w:cs="Courier New"/>
-          <w:sz w:val="24"/>
-          <w:szCs w:val="24"/>
-        </w:rPr>
-        <w:t>name</w:t>
-      </w:r>
-      <w:proofErr w:type="spellEnd"/>
-      <w:r>
-        <w:rPr>
-          <w:rFonts w:ascii="Courier New" w:hAnsi="Courier New" w:cs="Courier New"/>
-          <w:sz w:val="24"/>
-          <w:szCs w:val="24"/>
-        </w:rPr>
-        <w:t>}: Акція {</w:t>
-      </w:r>
-      <w:proofErr w:type="spellStart"/>
-      <w:r>
-        <w:rPr>
-          <w:rFonts w:ascii="Courier New" w:hAnsi="Courier New" w:cs="Courier New"/>
-          <w:sz w:val="24"/>
-          <w:szCs w:val="24"/>
-        </w:rPr>
-        <w:t>stockName</w:t>
-      </w:r>
-      <w:proofErr w:type="spellEnd"/>
-      <w:r>
-        <w:rPr>
-          <w:rFonts w:ascii="Courier New" w:hAnsi="Courier New" w:cs="Courier New"/>
-          <w:sz w:val="24"/>
-          <w:szCs w:val="24"/>
-        </w:rPr>
-        <w:t>} тепер коштує {</w:t>
-      </w:r>
-      <w:proofErr w:type="spellStart"/>
-      <w:r>
-        <w:rPr>
-          <w:rFonts w:ascii="Courier New" w:hAnsi="Courier New" w:cs="Courier New"/>
-          <w:sz w:val="24"/>
-          <w:szCs w:val="24"/>
-        </w:rPr>
-        <w:t>price</w:t>
-      </w:r>
-      <w:proofErr w:type="spellEnd"/>
-      <w:r>
-        <w:rPr>
-          <w:rFonts w:ascii="Courier New" w:hAnsi="Courier New" w:cs="Courier New"/>
-          <w:sz w:val="24"/>
-          <w:szCs w:val="24"/>
-        </w:rPr>
-        <w:t>}$");</w:t>
+        <w:t>StockMarket</w:t>
+      </w:r>
+      <w:proofErr w:type="spellEnd"/>
+      <w:r>
+        <w:rPr>
+          <w:rFonts w:ascii="Courier New" w:hAnsi="Courier New" w:cs="Courier New"/>
+          <w:sz w:val="24"/>
+          <w:szCs w:val="24"/>
+        </w:rPr>
+        <w:t xml:space="preserve"> </w:t>
+      </w:r>
+      <w:proofErr w:type="spellStart"/>
+      <w:r>
+        <w:rPr>
+          <w:rFonts w:ascii="Courier New" w:hAnsi="Courier New" w:cs="Courier New"/>
+          <w:sz w:val="24"/>
+          <w:szCs w:val="24"/>
+        </w:rPr>
+        <w:t>market</w:t>
+      </w:r>
+      <w:proofErr w:type="spellEnd"/>
+      <w:r>
+        <w:rPr>
+          <w:rFonts w:ascii="Courier New" w:hAnsi="Courier New" w:cs="Courier New"/>
+          <w:sz w:val="24"/>
+          <w:szCs w:val="24"/>
+        </w:rPr>
+        <w:t xml:space="preserve"> = </w:t>
+      </w:r>
+      <w:proofErr w:type="spellStart"/>
+      <w:r>
+        <w:rPr>
+          <w:rFonts w:ascii="Courier New" w:hAnsi="Courier New" w:cs="Courier New"/>
+          <w:sz w:val="24"/>
+          <w:szCs w:val="24"/>
+        </w:rPr>
+        <w:t>new</w:t>
+      </w:r>
+      <w:proofErr w:type="spellEnd"/>
+      <w:r>
+        <w:rPr>
+          <w:rFonts w:ascii="Courier New" w:hAnsi="Courier New" w:cs="Courier New"/>
+          <w:sz w:val="24"/>
+          <w:szCs w:val="24"/>
+        </w:rPr>
+        <w:t xml:space="preserve"> </w:t>
+      </w:r>
+      <w:proofErr w:type="spellStart"/>
+      <w:r>
+        <w:rPr>
+          <w:rFonts w:ascii="Courier New" w:hAnsi="Courier New" w:cs="Courier New"/>
+          <w:sz w:val="24"/>
+          <w:szCs w:val="24"/>
+        </w:rPr>
+        <w:t>StockMarket</w:t>
+      </w:r>
+      <w:proofErr w:type="spellEnd"/>
+      <w:r>
+        <w:rPr>
+          <w:rFonts w:ascii="Courier New" w:hAnsi="Courier New" w:cs="Courier New"/>
+          <w:sz w:val="24"/>
+          <w:szCs w:val="24"/>
+        </w:rPr>
+        <w:t>();</w:t>
+      </w:r>
+    </w:p>
+    <w:p>
+      <w:pPr>
+        <w:spacing w:after="0" w:line="360" w:lineRule="auto"/>
+        <w:rPr>
+          <w:rFonts w:ascii="Courier New" w:hAnsi="Courier New" w:cs="Courier New"/>
+          <w:sz w:val="24"/>
+          <w:szCs w:val="24"/>
+        </w:rPr>
+      </w:pPr>
+    </w:p>
+    <w:p>
+      <w:pPr>
+        <w:spacing w:after="0" w:line="360" w:lineRule="auto"/>
+        <w:rPr>
+          <w:rFonts w:ascii="Courier New" w:hAnsi="Courier New" w:cs="Courier New"/>
+          <w:sz w:val="24"/>
+          <w:szCs w:val="24"/>
+        </w:rPr>
+      </w:pPr>
+      <w:r>
+        <w:rPr>
+          <w:rFonts w:ascii="Courier New" w:hAnsi="Courier New" w:cs="Courier New"/>
+          <w:sz w:val="24"/>
+          <w:szCs w:val="24"/>
+        </w:rPr>
+        <w:t xml:space="preserve">        </w:t>
+      </w:r>
+      <w:proofErr w:type="spellStart"/>
+      <w:r>
+        <w:rPr>
+          <w:rFonts w:ascii="Courier New" w:hAnsi="Courier New" w:cs="Courier New"/>
+          <w:sz w:val="24"/>
+          <w:szCs w:val="24"/>
+        </w:rPr>
+        <w:t>Investor</w:t>
+      </w:r>
+      <w:proofErr w:type="spellEnd"/>
+      <w:r>
+        <w:rPr>
+          <w:rFonts w:ascii="Courier New" w:hAnsi="Courier New" w:cs="Courier New"/>
+          <w:sz w:val="24"/>
+          <w:szCs w:val="24"/>
+        </w:rPr>
+        <w:t xml:space="preserve"> investor1 = </w:t>
+      </w:r>
+      <w:proofErr w:type="spellStart"/>
+      <w:r>
+        <w:rPr>
+          <w:rFonts w:ascii="Courier New" w:hAnsi="Courier New" w:cs="Courier New"/>
+          <w:sz w:val="24"/>
+          <w:szCs w:val="24"/>
+        </w:rPr>
+        <w:t>new</w:t>
+      </w:r>
+      <w:proofErr w:type="spellEnd"/>
+      <w:r>
+        <w:rPr>
+          <w:rFonts w:ascii="Courier New" w:hAnsi="Courier New" w:cs="Courier New"/>
+          <w:sz w:val="24"/>
+          <w:szCs w:val="24"/>
+        </w:rPr>
+        <w:t xml:space="preserve"> </w:t>
+      </w:r>
+      <w:proofErr w:type="spellStart"/>
+      <w:r>
+        <w:rPr>
+          <w:rFonts w:ascii="Courier New" w:hAnsi="Courier New" w:cs="Courier New"/>
+          <w:sz w:val="24"/>
+          <w:szCs w:val="24"/>
+        </w:rPr>
+        <w:t>Investor</w:t>
+      </w:r>
+      <w:proofErr w:type="spellEnd"/>
+      <w:r>
+        <w:rPr>
+          <w:rFonts w:ascii="Courier New" w:hAnsi="Courier New" w:cs="Courier New"/>
+          <w:sz w:val="24"/>
+          <w:szCs w:val="24"/>
+        </w:rPr>
+        <w:t>("Іван");</w:t>
+      </w:r>
+    </w:p>
+    <w:p>
+      <w:pPr>
+        <w:spacing w:after="0" w:line="360" w:lineRule="auto"/>
+        <w:rPr>
+          <w:rFonts w:ascii="Courier New" w:hAnsi="Courier New" w:cs="Courier New"/>
+          <w:sz w:val="24"/>
+          <w:szCs w:val="24"/>
+        </w:rPr>
+      </w:pPr>
+      <w:r>
+        <w:rPr>
+          <w:rFonts w:ascii="Courier New" w:hAnsi="Courier New" w:cs="Courier New"/>
+          <w:sz w:val="24"/>
+          <w:szCs w:val="24"/>
+        </w:rPr>
+        <w:t xml:space="preserve">        </w:t>
+      </w:r>
+      <w:proofErr w:type="spellStart"/>
+      <w:r>
+        <w:rPr>
+          <w:rFonts w:ascii="Courier New" w:hAnsi="Courier New" w:cs="Courier New"/>
+          <w:sz w:val="24"/>
+          <w:szCs w:val="24"/>
+        </w:rPr>
+        <w:t>Investor</w:t>
+      </w:r>
+      <w:proofErr w:type="spellEnd"/>
+      <w:r>
+        <w:rPr>
+          <w:rFonts w:ascii="Courier New" w:hAnsi="Courier New" w:cs="Courier New"/>
+          <w:sz w:val="24"/>
+          <w:szCs w:val="24"/>
+        </w:rPr>
+        <w:t xml:space="preserve"> investor2 = </w:t>
+      </w:r>
+      <w:proofErr w:type="spellStart"/>
+      <w:r>
+        <w:rPr>
+          <w:rFonts w:ascii="Courier New" w:hAnsi="Courier New" w:cs="Courier New"/>
+          <w:sz w:val="24"/>
+          <w:szCs w:val="24"/>
+        </w:rPr>
+        <w:t>new</w:t>
+      </w:r>
+      <w:proofErr w:type="spellEnd"/>
+      <w:r>
+        <w:rPr>
+          <w:rFonts w:ascii="Courier New" w:hAnsi="Courier New" w:cs="Courier New"/>
+          <w:sz w:val="24"/>
+          <w:szCs w:val="24"/>
+        </w:rPr>
+        <w:t xml:space="preserve"> </w:t>
+      </w:r>
+      <w:proofErr w:type="spellStart"/>
+      <w:r>
+        <w:rPr>
+          <w:rFonts w:ascii="Courier New" w:hAnsi="Courier New" w:cs="Courier New"/>
+          <w:sz w:val="24"/>
+          <w:szCs w:val="24"/>
+        </w:rPr>
+        <w:t>Investor</w:t>
+      </w:r>
+      <w:proofErr w:type="spellEnd"/>
+      <w:r>
+        <w:rPr>
+          <w:rFonts w:ascii="Courier New" w:hAnsi="Courier New" w:cs="Courier New"/>
+          <w:sz w:val="24"/>
+          <w:szCs w:val="24"/>
+        </w:rPr>
+        <w:t>("Марія");</w:t>
+      </w:r>
+    </w:p>
+    <w:p>
+      <w:pPr>
+        <w:spacing w:after="0" w:line="360" w:lineRule="auto"/>
+        <w:rPr>
+          <w:rFonts w:ascii="Courier New" w:hAnsi="Courier New" w:cs="Courier New"/>
+          <w:sz w:val="24"/>
+          <w:szCs w:val="24"/>
+        </w:rPr>
+      </w:pPr>
+    </w:p>
+    <w:p>
+      <w:pPr>
+        <w:spacing w:after="0" w:line="360" w:lineRule="auto"/>
+        <w:rPr>
+          <w:rFonts w:ascii="Courier New" w:hAnsi="Courier New" w:cs="Courier New"/>
+          <w:sz w:val="24"/>
+          <w:szCs w:val="24"/>
+        </w:rPr>
+      </w:pPr>
+      <w:r>
+        <w:rPr>
+          <w:rFonts w:ascii="Courier New" w:hAnsi="Courier New" w:cs="Courier New"/>
+          <w:sz w:val="24"/>
+          <w:szCs w:val="24"/>
+        </w:rPr>
+        <w:t xml:space="preserve">        </w:t>
+      </w:r>
+      <w:proofErr w:type="spellStart"/>
+      <w:r>
+        <w:rPr>
+          <w:rFonts w:ascii="Courier New" w:hAnsi="Courier New" w:cs="Courier New"/>
+          <w:sz w:val="24"/>
+          <w:szCs w:val="24"/>
+        </w:rPr>
+        <w:t>market.Subscribe</w:t>
+      </w:r>
+      <w:proofErr w:type="spellEnd"/>
+      <w:r>
+        <w:rPr>
+          <w:rFonts w:ascii="Courier New" w:hAnsi="Courier New" w:cs="Courier New"/>
+          <w:sz w:val="24"/>
+          <w:szCs w:val="24"/>
+        </w:rPr>
+        <w:t>(investor1);</w:t>
+      </w:r>
+    </w:p>
+    <w:p>
+      <w:pPr>
+        <w:spacing w:after="0" w:line="360" w:lineRule="auto"/>
+        <w:rPr>
+          <w:rFonts w:ascii="Courier New" w:hAnsi="Courier New" w:cs="Courier New"/>
+          <w:sz w:val="24"/>
+          <w:szCs w:val="24"/>
+        </w:rPr>
+      </w:pPr>
+      <w:r>
+        <w:rPr>
+          <w:rFonts w:ascii="Courier New" w:hAnsi="Courier New" w:cs="Courier New"/>
+          <w:sz w:val="24"/>
+          <w:szCs w:val="24"/>
+        </w:rPr>
+        <w:t xml:space="preserve">        </w:t>
+      </w:r>
+      <w:proofErr w:type="spellStart"/>
+      <w:r>
+        <w:rPr>
+          <w:rFonts w:ascii="Courier New" w:hAnsi="Courier New" w:cs="Courier New"/>
+          <w:sz w:val="24"/>
+          <w:szCs w:val="24"/>
+        </w:rPr>
+        <w:t>market.Subscribe</w:t>
+      </w:r>
+      <w:proofErr w:type="spellEnd"/>
+      <w:r>
+        <w:rPr>
+          <w:rFonts w:ascii="Courier New" w:hAnsi="Courier New" w:cs="Courier New"/>
+          <w:sz w:val="24"/>
+          <w:szCs w:val="24"/>
+        </w:rPr>
+        <w:t>(investor2);</w:t>
+      </w:r>
+    </w:p>
+    <w:p>
+      <w:pPr>
+        <w:spacing w:after="0" w:line="360" w:lineRule="auto"/>
+        <w:rPr>
+          <w:rFonts w:ascii="Courier New" w:hAnsi="Courier New" w:cs="Courier New"/>
+          <w:sz w:val="24"/>
+          <w:szCs w:val="24"/>
+        </w:rPr>
+      </w:pPr>
+    </w:p>
+    <w:p>
+      <w:pPr>
+        <w:spacing w:after="0" w:line="360" w:lineRule="auto"/>
+        <w:rPr>
+          <w:rFonts w:ascii="Courier New" w:hAnsi="Courier New" w:cs="Courier New"/>
+          <w:sz w:val="24"/>
+          <w:szCs w:val="24"/>
+        </w:rPr>
+      </w:pPr>
+      <w:r>
+        <w:rPr>
+          <w:rFonts w:ascii="Courier New" w:hAnsi="Courier New" w:cs="Courier New"/>
+          <w:sz w:val="24"/>
+          <w:szCs w:val="24"/>
+        </w:rPr>
+        <w:t xml:space="preserve">        </w:t>
+      </w:r>
+      <w:proofErr w:type="spellStart"/>
+      <w:r>
+        <w:rPr>
+          <w:rFonts w:ascii="Courier New" w:hAnsi="Courier New" w:cs="Courier New"/>
+          <w:sz w:val="24"/>
+          <w:szCs w:val="24"/>
+        </w:rPr>
+        <w:t>market.Notify</w:t>
+      </w:r>
+      <w:proofErr w:type="spellEnd"/>
+      <w:r>
+        <w:rPr>
+          <w:rFonts w:ascii="Courier New" w:hAnsi="Courier New" w:cs="Courier New"/>
+          <w:sz w:val="24"/>
+          <w:szCs w:val="24"/>
+        </w:rPr>
+        <w:t>("</w:t>
+      </w:r>
+      <w:proofErr w:type="spellStart"/>
+      <w:r>
+        <w:rPr>
+          <w:rFonts w:ascii="Courier New" w:hAnsi="Courier New" w:cs="Courier New"/>
+          <w:sz w:val="24"/>
+          <w:szCs w:val="24"/>
+        </w:rPr>
+        <w:t>Apple</w:t>
+      </w:r>
+      <w:proofErr w:type="spellEnd"/>
+      <w:r>
+        <w:rPr>
+          <w:rFonts w:ascii="Courier New" w:hAnsi="Courier New" w:cs="Courier New"/>
+          <w:sz w:val="24"/>
+          <w:szCs w:val="24"/>
+        </w:rPr>
+        <w:t>", 220.5);</w:t>
+      </w:r>
+    </w:p>
+    <w:p>
+      <w:pPr>
+        <w:spacing w:after="0" w:line="360" w:lineRule="auto"/>
+        <w:rPr>
+          <w:rFonts w:ascii="Courier New" w:hAnsi="Courier New" w:cs="Courier New"/>
+          <w:sz w:val="24"/>
+          <w:szCs w:val="24"/>
+        </w:rPr>
+      </w:pPr>
+      <w:r>
+        <w:rPr>
+          <w:rFonts w:ascii="Courier New" w:hAnsi="Courier New" w:cs="Courier New"/>
+          <w:sz w:val="24"/>
+          <w:szCs w:val="24"/>
+        </w:rPr>
+        <w:t xml:space="preserve">        </w:t>
+      </w:r>
+      <w:proofErr w:type="spellStart"/>
+      <w:r>
+        <w:rPr>
+          <w:rFonts w:ascii="Courier New" w:hAnsi="Courier New" w:cs="Courier New"/>
+          <w:sz w:val="24"/>
+          <w:szCs w:val="24"/>
+        </w:rPr>
+        <w:t>market.Notify</w:t>
+      </w:r>
+      <w:proofErr w:type="spellEnd"/>
+      <w:r>
+        <w:rPr>
+          <w:rFonts w:ascii="Courier New" w:hAnsi="Courier New" w:cs="Courier New"/>
+          <w:sz w:val="24"/>
+          <w:szCs w:val="24"/>
+        </w:rPr>
+        <w:t>("</w:t>
+      </w:r>
+      <w:proofErr w:type="spellStart"/>
+      <w:r>
+        <w:rPr>
+          <w:rFonts w:ascii="Courier New" w:hAnsi="Courier New" w:cs="Courier New"/>
+          <w:sz w:val="24"/>
+          <w:szCs w:val="24"/>
+        </w:rPr>
+        <w:t>Tesla</w:t>
+      </w:r>
+      <w:proofErr w:type="spellEnd"/>
+      <w:r>
+        <w:rPr>
+          <w:rFonts w:ascii="Courier New" w:hAnsi="Courier New" w:cs="Courier New"/>
+          <w:sz w:val="24"/>
+          <w:szCs w:val="24"/>
+        </w:rPr>
+        <w:t>", 315.8);</w:t>
       </w:r>
     </w:p>
     <w:p>
@@ -8018,1502 +9154,6 @@
       <w:pPr>
         <w:spacing w:after="0" w:line="360" w:lineRule="auto"/>
         <w:rPr>
-          <w:rFonts w:ascii="Courier New" w:hAnsi="Courier New" w:cs="Courier New"/>
-          <w:sz w:val="24"/>
-          <w:szCs w:val="24"/>
-        </w:rPr>
-      </w:pPr>
-    </w:p>
-    <w:p>
-      <w:pPr>
-        <w:spacing w:after="0" w:line="360" w:lineRule="auto"/>
-        <w:rPr>
-          <w:rFonts w:ascii="Courier New" w:hAnsi="Courier New" w:cs="Courier New"/>
-          <w:sz w:val="24"/>
-          <w:szCs w:val="24"/>
-        </w:rPr>
-      </w:pPr>
-      <w:proofErr w:type="spellStart"/>
-      <w:r>
-        <w:rPr>
-          <w:rFonts w:ascii="Courier New" w:hAnsi="Courier New" w:cs="Courier New"/>
-          <w:sz w:val="24"/>
-          <w:szCs w:val="24"/>
-        </w:rPr>
-        <w:t>public</w:t>
-      </w:r>
-      <w:proofErr w:type="spellEnd"/>
-      <w:r>
-        <w:rPr>
-          <w:rFonts w:ascii="Courier New" w:hAnsi="Courier New" w:cs="Courier New"/>
-          <w:sz w:val="24"/>
-          <w:szCs w:val="24"/>
-        </w:rPr>
-        <w:t xml:space="preserve"> </w:t>
-      </w:r>
-      <w:proofErr w:type="spellStart"/>
-      <w:r>
-        <w:rPr>
-          <w:rFonts w:ascii="Courier New" w:hAnsi="Courier New" w:cs="Courier New"/>
-          <w:sz w:val="24"/>
-          <w:szCs w:val="24"/>
-        </w:rPr>
-        <w:t>class</w:t>
-      </w:r>
-      <w:proofErr w:type="spellEnd"/>
-      <w:r>
-        <w:rPr>
-          <w:rFonts w:ascii="Courier New" w:hAnsi="Courier New" w:cs="Courier New"/>
-          <w:sz w:val="24"/>
-          <w:szCs w:val="24"/>
-        </w:rPr>
-        <w:t xml:space="preserve"> </w:t>
-      </w:r>
-      <w:proofErr w:type="spellStart"/>
-      <w:r>
-        <w:rPr>
-          <w:rFonts w:ascii="Courier New" w:hAnsi="Courier New" w:cs="Courier New"/>
-          <w:sz w:val="24"/>
-          <w:szCs w:val="24"/>
-        </w:rPr>
-        <w:t>StockMarket</w:t>
-      </w:r>
-      <w:proofErr w:type="spellEnd"/>
-    </w:p>
-    <w:p>
-      <w:pPr>
-        <w:spacing w:after="0" w:line="360" w:lineRule="auto"/>
-        <w:rPr>
-          <w:rFonts w:ascii="Courier New" w:hAnsi="Courier New" w:cs="Courier New"/>
-          <w:sz w:val="24"/>
-          <w:szCs w:val="24"/>
-        </w:rPr>
-      </w:pPr>
-      <w:r>
-        <w:rPr>
-          <w:rFonts w:ascii="Courier New" w:hAnsi="Courier New" w:cs="Courier New"/>
-          <w:sz w:val="24"/>
-          <w:szCs w:val="24"/>
-        </w:rPr>
-        <w:t>{</w:t>
-      </w:r>
-    </w:p>
-    <w:p>
-      <w:pPr>
-        <w:spacing w:after="0" w:line="360" w:lineRule="auto"/>
-        <w:rPr>
-          <w:rFonts w:ascii="Courier New" w:hAnsi="Courier New" w:cs="Courier New"/>
-          <w:sz w:val="24"/>
-          <w:szCs w:val="24"/>
-        </w:rPr>
-      </w:pPr>
-      <w:r>
-        <w:rPr>
-          <w:rFonts w:ascii="Courier New" w:hAnsi="Courier New" w:cs="Courier New"/>
-          <w:sz w:val="24"/>
-          <w:szCs w:val="24"/>
-        </w:rPr>
-        <w:t xml:space="preserve">    </w:t>
-      </w:r>
-      <w:proofErr w:type="spellStart"/>
-      <w:r>
-        <w:rPr>
-          <w:rFonts w:ascii="Courier New" w:hAnsi="Courier New" w:cs="Courier New"/>
-          <w:sz w:val="24"/>
-          <w:szCs w:val="24"/>
-        </w:rPr>
-        <w:t>private</w:t>
-      </w:r>
-      <w:proofErr w:type="spellEnd"/>
-      <w:r>
-        <w:rPr>
-          <w:rFonts w:ascii="Courier New" w:hAnsi="Courier New" w:cs="Courier New"/>
-          <w:sz w:val="24"/>
-          <w:szCs w:val="24"/>
-        </w:rPr>
-        <w:t xml:space="preserve"> </w:t>
-      </w:r>
-      <w:proofErr w:type="spellStart"/>
-      <w:r>
-        <w:rPr>
-          <w:rFonts w:ascii="Courier New" w:hAnsi="Courier New" w:cs="Courier New"/>
-          <w:sz w:val="24"/>
-          <w:szCs w:val="24"/>
-        </w:rPr>
-        <w:t>List</w:t>
-      </w:r>
-      <w:proofErr w:type="spellEnd"/>
-      <w:r>
-        <w:rPr>
-          <w:rFonts w:ascii="Courier New" w:hAnsi="Courier New" w:cs="Courier New"/>
-          <w:sz w:val="24"/>
-          <w:szCs w:val="24"/>
-        </w:rPr>
-        <w:t>&lt;</w:t>
-      </w:r>
-      <w:proofErr w:type="spellStart"/>
-      <w:r>
-        <w:rPr>
-          <w:rFonts w:ascii="Courier New" w:hAnsi="Courier New" w:cs="Courier New"/>
-          <w:sz w:val="24"/>
-          <w:szCs w:val="24"/>
-        </w:rPr>
-        <w:t>IInvestor</w:t>
-      </w:r>
-      <w:proofErr w:type="spellEnd"/>
-      <w:r>
-        <w:rPr>
-          <w:rFonts w:ascii="Courier New" w:hAnsi="Courier New" w:cs="Courier New"/>
-          <w:sz w:val="24"/>
-          <w:szCs w:val="24"/>
-        </w:rPr>
-        <w:t xml:space="preserve">&gt; </w:t>
-      </w:r>
-      <w:proofErr w:type="spellStart"/>
-      <w:r>
-        <w:rPr>
-          <w:rFonts w:ascii="Courier New" w:hAnsi="Courier New" w:cs="Courier New"/>
-          <w:sz w:val="24"/>
-          <w:szCs w:val="24"/>
-        </w:rPr>
-        <w:t>investors</w:t>
-      </w:r>
-      <w:proofErr w:type="spellEnd"/>
-      <w:r>
-        <w:rPr>
-          <w:rFonts w:ascii="Courier New" w:hAnsi="Courier New" w:cs="Courier New"/>
-          <w:sz w:val="24"/>
-          <w:szCs w:val="24"/>
-        </w:rPr>
-        <w:t xml:space="preserve"> = </w:t>
-      </w:r>
-      <w:proofErr w:type="spellStart"/>
-      <w:r>
-        <w:rPr>
-          <w:rFonts w:ascii="Courier New" w:hAnsi="Courier New" w:cs="Courier New"/>
-          <w:sz w:val="24"/>
-          <w:szCs w:val="24"/>
-        </w:rPr>
-        <w:t>new</w:t>
-      </w:r>
-      <w:proofErr w:type="spellEnd"/>
-      <w:r>
-        <w:rPr>
-          <w:rFonts w:ascii="Courier New" w:hAnsi="Courier New" w:cs="Courier New"/>
-          <w:sz w:val="24"/>
-          <w:szCs w:val="24"/>
-        </w:rPr>
-        <w:t xml:space="preserve"> </w:t>
-      </w:r>
-      <w:proofErr w:type="spellStart"/>
-      <w:r>
-        <w:rPr>
-          <w:rFonts w:ascii="Courier New" w:hAnsi="Courier New" w:cs="Courier New"/>
-          <w:sz w:val="24"/>
-          <w:szCs w:val="24"/>
-        </w:rPr>
-        <w:t>List</w:t>
-      </w:r>
-      <w:proofErr w:type="spellEnd"/>
-      <w:r>
-        <w:rPr>
-          <w:rFonts w:ascii="Courier New" w:hAnsi="Courier New" w:cs="Courier New"/>
-          <w:sz w:val="24"/>
-          <w:szCs w:val="24"/>
-        </w:rPr>
-        <w:t>&lt;</w:t>
-      </w:r>
-      <w:proofErr w:type="spellStart"/>
-      <w:r>
-        <w:rPr>
-          <w:rFonts w:ascii="Courier New" w:hAnsi="Courier New" w:cs="Courier New"/>
-          <w:sz w:val="24"/>
-          <w:szCs w:val="24"/>
-        </w:rPr>
-        <w:t>IInvestor</w:t>
-      </w:r>
-      <w:proofErr w:type="spellEnd"/>
-      <w:r>
-        <w:rPr>
-          <w:rFonts w:ascii="Courier New" w:hAnsi="Courier New" w:cs="Courier New"/>
-          <w:sz w:val="24"/>
-          <w:szCs w:val="24"/>
-        </w:rPr>
-        <w:t>&gt;();</w:t>
-      </w:r>
-    </w:p>
-    <w:p>
-      <w:pPr>
-        <w:spacing w:after="0" w:line="360" w:lineRule="auto"/>
-        <w:rPr>
-          <w:rFonts w:ascii="Courier New" w:hAnsi="Courier New" w:cs="Courier New"/>
-          <w:sz w:val="24"/>
-          <w:szCs w:val="24"/>
-        </w:rPr>
-      </w:pPr>
-    </w:p>
-    <w:p>
-      <w:pPr>
-        <w:spacing w:after="0" w:line="360" w:lineRule="auto"/>
-        <w:rPr>
-          <w:rFonts w:ascii="Courier New" w:hAnsi="Courier New" w:cs="Courier New"/>
-          <w:sz w:val="24"/>
-          <w:szCs w:val="24"/>
-        </w:rPr>
-      </w:pPr>
-      <w:r>
-        <w:rPr>
-          <w:rFonts w:ascii="Courier New" w:hAnsi="Courier New" w:cs="Courier New"/>
-          <w:sz w:val="24"/>
-          <w:szCs w:val="24"/>
-        </w:rPr>
-        <w:t xml:space="preserve">    </w:t>
-      </w:r>
-      <w:proofErr w:type="spellStart"/>
-      <w:r>
-        <w:rPr>
-          <w:rFonts w:ascii="Courier New" w:hAnsi="Courier New" w:cs="Courier New"/>
-          <w:sz w:val="24"/>
-          <w:szCs w:val="24"/>
-        </w:rPr>
-        <w:t>public</w:t>
-      </w:r>
-      <w:proofErr w:type="spellEnd"/>
-      <w:r>
-        <w:rPr>
-          <w:rFonts w:ascii="Courier New" w:hAnsi="Courier New" w:cs="Courier New"/>
-          <w:sz w:val="24"/>
-          <w:szCs w:val="24"/>
-        </w:rPr>
-        <w:t xml:space="preserve"> </w:t>
-      </w:r>
-      <w:proofErr w:type="spellStart"/>
-      <w:r>
-        <w:rPr>
-          <w:rFonts w:ascii="Courier New" w:hAnsi="Courier New" w:cs="Courier New"/>
-          <w:sz w:val="24"/>
-          <w:szCs w:val="24"/>
-        </w:rPr>
-        <w:t>void</w:t>
-      </w:r>
-      <w:proofErr w:type="spellEnd"/>
-      <w:r>
-        <w:rPr>
-          <w:rFonts w:ascii="Courier New" w:hAnsi="Courier New" w:cs="Courier New"/>
-          <w:sz w:val="24"/>
-          <w:szCs w:val="24"/>
-        </w:rPr>
-        <w:t xml:space="preserve"> </w:t>
-      </w:r>
-      <w:proofErr w:type="spellStart"/>
-      <w:r>
-        <w:rPr>
-          <w:rFonts w:ascii="Courier New" w:hAnsi="Courier New" w:cs="Courier New"/>
-          <w:sz w:val="24"/>
-          <w:szCs w:val="24"/>
-        </w:rPr>
-        <w:t>Subscribe</w:t>
-      </w:r>
-      <w:proofErr w:type="spellEnd"/>
-      <w:r>
-        <w:rPr>
-          <w:rFonts w:ascii="Courier New" w:hAnsi="Courier New" w:cs="Courier New"/>
-          <w:sz w:val="24"/>
-          <w:szCs w:val="24"/>
-        </w:rPr>
-        <w:t>(</w:t>
-      </w:r>
-      <w:proofErr w:type="spellStart"/>
-      <w:r>
-        <w:rPr>
-          <w:rFonts w:ascii="Courier New" w:hAnsi="Courier New" w:cs="Courier New"/>
-          <w:sz w:val="24"/>
-          <w:szCs w:val="24"/>
-        </w:rPr>
-        <w:t>IInvestor</w:t>
-      </w:r>
-      <w:proofErr w:type="spellEnd"/>
-      <w:r>
-        <w:rPr>
-          <w:rFonts w:ascii="Courier New" w:hAnsi="Courier New" w:cs="Courier New"/>
-          <w:sz w:val="24"/>
-          <w:szCs w:val="24"/>
-        </w:rPr>
-        <w:t xml:space="preserve"> </w:t>
-      </w:r>
-      <w:proofErr w:type="spellStart"/>
-      <w:r>
-        <w:rPr>
-          <w:rFonts w:ascii="Courier New" w:hAnsi="Courier New" w:cs="Courier New"/>
-          <w:sz w:val="24"/>
-          <w:szCs w:val="24"/>
-        </w:rPr>
-        <w:t>investor</w:t>
-      </w:r>
-      <w:proofErr w:type="spellEnd"/>
-      <w:r>
-        <w:rPr>
-          <w:rFonts w:ascii="Courier New" w:hAnsi="Courier New" w:cs="Courier New"/>
-          <w:sz w:val="24"/>
-          <w:szCs w:val="24"/>
-        </w:rPr>
-        <w:t>)</w:t>
-      </w:r>
-    </w:p>
-    <w:p>
-      <w:pPr>
-        <w:spacing w:after="0" w:line="360" w:lineRule="auto"/>
-        <w:rPr>
-          <w:rFonts w:ascii="Courier New" w:hAnsi="Courier New" w:cs="Courier New"/>
-          <w:sz w:val="24"/>
-          <w:szCs w:val="24"/>
-        </w:rPr>
-      </w:pPr>
-      <w:r>
-        <w:rPr>
-          <w:rFonts w:ascii="Courier New" w:hAnsi="Courier New" w:cs="Courier New"/>
-          <w:sz w:val="24"/>
-          <w:szCs w:val="24"/>
-        </w:rPr>
-        <w:t xml:space="preserve">    {</w:t>
-      </w:r>
-    </w:p>
-    <w:p>
-      <w:pPr>
-        <w:spacing w:after="0" w:line="360" w:lineRule="auto"/>
-        <w:rPr>
-          <w:rFonts w:ascii="Courier New" w:hAnsi="Courier New" w:cs="Courier New"/>
-          <w:sz w:val="24"/>
-          <w:szCs w:val="24"/>
-        </w:rPr>
-      </w:pPr>
-      <w:r>
-        <w:rPr>
-          <w:rFonts w:ascii="Courier New" w:hAnsi="Courier New" w:cs="Courier New"/>
-          <w:sz w:val="24"/>
-          <w:szCs w:val="24"/>
-        </w:rPr>
-        <w:t xml:space="preserve">        </w:t>
-      </w:r>
-      <w:proofErr w:type="spellStart"/>
-      <w:r>
-        <w:rPr>
-          <w:rFonts w:ascii="Courier New" w:hAnsi="Courier New" w:cs="Courier New"/>
-          <w:sz w:val="24"/>
-          <w:szCs w:val="24"/>
-        </w:rPr>
-        <w:t>investors.Add</w:t>
-      </w:r>
-      <w:proofErr w:type="spellEnd"/>
-      <w:r>
-        <w:rPr>
-          <w:rFonts w:ascii="Courier New" w:hAnsi="Courier New" w:cs="Courier New"/>
-          <w:sz w:val="24"/>
-          <w:szCs w:val="24"/>
-        </w:rPr>
-        <w:t>(</w:t>
-      </w:r>
-      <w:proofErr w:type="spellStart"/>
-      <w:r>
-        <w:rPr>
-          <w:rFonts w:ascii="Courier New" w:hAnsi="Courier New" w:cs="Courier New"/>
-          <w:sz w:val="24"/>
-          <w:szCs w:val="24"/>
-        </w:rPr>
-        <w:t>investor</w:t>
-      </w:r>
-      <w:proofErr w:type="spellEnd"/>
-      <w:r>
-        <w:rPr>
-          <w:rFonts w:ascii="Courier New" w:hAnsi="Courier New" w:cs="Courier New"/>
-          <w:sz w:val="24"/>
-          <w:szCs w:val="24"/>
-        </w:rPr>
-        <w:t>);</w:t>
-      </w:r>
-    </w:p>
-    <w:p>
-      <w:pPr>
-        <w:spacing w:after="0" w:line="360" w:lineRule="auto"/>
-        <w:rPr>
-          <w:rFonts w:ascii="Courier New" w:hAnsi="Courier New" w:cs="Courier New"/>
-          <w:sz w:val="24"/>
-          <w:szCs w:val="24"/>
-        </w:rPr>
-      </w:pPr>
-      <w:r>
-        <w:rPr>
-          <w:rFonts w:ascii="Courier New" w:hAnsi="Courier New" w:cs="Courier New"/>
-          <w:sz w:val="24"/>
-          <w:szCs w:val="24"/>
-        </w:rPr>
-        <w:t xml:space="preserve">    }</w:t>
-      </w:r>
-    </w:p>
-    <w:p>
-      <w:pPr>
-        <w:spacing w:after="0" w:line="360" w:lineRule="auto"/>
-        <w:rPr>
-          <w:rFonts w:ascii="Courier New" w:hAnsi="Courier New" w:cs="Courier New"/>
-          <w:sz w:val="24"/>
-          <w:szCs w:val="24"/>
-        </w:rPr>
-      </w:pPr>
-    </w:p>
-    <w:p>
-      <w:pPr>
-        <w:spacing w:after="0" w:line="360" w:lineRule="auto"/>
-        <w:rPr>
-          <w:rFonts w:ascii="Courier New" w:hAnsi="Courier New" w:cs="Courier New"/>
-          <w:sz w:val="24"/>
-          <w:szCs w:val="24"/>
-        </w:rPr>
-      </w:pPr>
-      <w:r>
-        <w:rPr>
-          <w:rFonts w:ascii="Courier New" w:hAnsi="Courier New" w:cs="Courier New"/>
-          <w:sz w:val="24"/>
-          <w:szCs w:val="24"/>
-        </w:rPr>
-        <w:t xml:space="preserve">    </w:t>
-      </w:r>
-      <w:proofErr w:type="spellStart"/>
-      <w:r>
-        <w:rPr>
-          <w:rFonts w:ascii="Courier New" w:hAnsi="Courier New" w:cs="Courier New"/>
-          <w:sz w:val="24"/>
-          <w:szCs w:val="24"/>
-        </w:rPr>
-        <w:t>public</w:t>
-      </w:r>
-      <w:proofErr w:type="spellEnd"/>
-      <w:r>
-        <w:rPr>
-          <w:rFonts w:ascii="Courier New" w:hAnsi="Courier New" w:cs="Courier New"/>
-          <w:sz w:val="24"/>
-          <w:szCs w:val="24"/>
-        </w:rPr>
-        <w:t xml:space="preserve"> </w:t>
-      </w:r>
-      <w:proofErr w:type="spellStart"/>
-      <w:r>
-        <w:rPr>
-          <w:rFonts w:ascii="Courier New" w:hAnsi="Courier New" w:cs="Courier New"/>
-          <w:sz w:val="24"/>
-          <w:szCs w:val="24"/>
-        </w:rPr>
-        <w:t>void</w:t>
-      </w:r>
-      <w:proofErr w:type="spellEnd"/>
-      <w:r>
-        <w:rPr>
-          <w:rFonts w:ascii="Courier New" w:hAnsi="Courier New" w:cs="Courier New"/>
-          <w:sz w:val="24"/>
-          <w:szCs w:val="24"/>
-        </w:rPr>
-        <w:t xml:space="preserve"> </w:t>
-      </w:r>
-      <w:proofErr w:type="spellStart"/>
-      <w:r>
-        <w:rPr>
-          <w:rFonts w:ascii="Courier New" w:hAnsi="Courier New" w:cs="Courier New"/>
-          <w:sz w:val="24"/>
-          <w:szCs w:val="24"/>
-        </w:rPr>
-        <w:t>Notify</w:t>
-      </w:r>
-      <w:proofErr w:type="spellEnd"/>
-      <w:r>
-        <w:rPr>
-          <w:rFonts w:ascii="Courier New" w:hAnsi="Courier New" w:cs="Courier New"/>
-          <w:sz w:val="24"/>
-          <w:szCs w:val="24"/>
-        </w:rPr>
-        <w:t>(</w:t>
-      </w:r>
-      <w:proofErr w:type="spellStart"/>
-      <w:r>
-        <w:rPr>
-          <w:rFonts w:ascii="Courier New" w:hAnsi="Courier New" w:cs="Courier New"/>
-          <w:sz w:val="24"/>
-          <w:szCs w:val="24"/>
-        </w:rPr>
-        <w:t>string</w:t>
-      </w:r>
-      <w:proofErr w:type="spellEnd"/>
-      <w:r>
-        <w:rPr>
-          <w:rFonts w:ascii="Courier New" w:hAnsi="Courier New" w:cs="Courier New"/>
-          <w:sz w:val="24"/>
-          <w:szCs w:val="24"/>
-        </w:rPr>
-        <w:t xml:space="preserve"> </w:t>
-      </w:r>
-      <w:proofErr w:type="spellStart"/>
-      <w:r>
-        <w:rPr>
-          <w:rFonts w:ascii="Courier New" w:hAnsi="Courier New" w:cs="Courier New"/>
-          <w:sz w:val="24"/>
-          <w:szCs w:val="24"/>
-        </w:rPr>
-        <w:t>stockName</w:t>
-      </w:r>
-      <w:proofErr w:type="spellEnd"/>
-      <w:r>
-        <w:rPr>
-          <w:rFonts w:ascii="Courier New" w:hAnsi="Courier New" w:cs="Courier New"/>
-          <w:sz w:val="24"/>
-          <w:szCs w:val="24"/>
-        </w:rPr>
-        <w:t xml:space="preserve">, </w:t>
-      </w:r>
-      <w:proofErr w:type="spellStart"/>
-      <w:r>
-        <w:rPr>
-          <w:rFonts w:ascii="Courier New" w:hAnsi="Courier New" w:cs="Courier New"/>
-          <w:sz w:val="24"/>
-          <w:szCs w:val="24"/>
-        </w:rPr>
-        <w:t>double</w:t>
-      </w:r>
-      <w:proofErr w:type="spellEnd"/>
-      <w:r>
-        <w:rPr>
-          <w:rFonts w:ascii="Courier New" w:hAnsi="Courier New" w:cs="Courier New"/>
-          <w:sz w:val="24"/>
-          <w:szCs w:val="24"/>
-        </w:rPr>
-        <w:t xml:space="preserve"> </w:t>
-      </w:r>
-      <w:proofErr w:type="spellStart"/>
-      <w:r>
-        <w:rPr>
-          <w:rFonts w:ascii="Courier New" w:hAnsi="Courier New" w:cs="Courier New"/>
-          <w:sz w:val="24"/>
-          <w:szCs w:val="24"/>
-        </w:rPr>
-        <w:t>price</w:t>
-      </w:r>
-      <w:proofErr w:type="spellEnd"/>
-      <w:r>
-        <w:rPr>
-          <w:rFonts w:ascii="Courier New" w:hAnsi="Courier New" w:cs="Courier New"/>
-          <w:sz w:val="24"/>
-          <w:szCs w:val="24"/>
-        </w:rPr>
-        <w:t>)</w:t>
-      </w:r>
-    </w:p>
-    <w:p>
-      <w:pPr>
-        <w:spacing w:after="0" w:line="360" w:lineRule="auto"/>
-        <w:rPr>
-          <w:rFonts w:ascii="Courier New" w:hAnsi="Courier New" w:cs="Courier New"/>
-          <w:sz w:val="24"/>
-          <w:szCs w:val="24"/>
-        </w:rPr>
-      </w:pPr>
-      <w:r>
-        <w:rPr>
-          <w:rFonts w:ascii="Courier New" w:hAnsi="Courier New" w:cs="Courier New"/>
-          <w:sz w:val="24"/>
-          <w:szCs w:val="24"/>
-        </w:rPr>
-        <w:t xml:space="preserve">    {</w:t>
-      </w:r>
-    </w:p>
-    <w:p>
-      <w:pPr>
-        <w:spacing w:after="0" w:line="360" w:lineRule="auto"/>
-        <w:rPr>
-          <w:rFonts w:ascii="Courier New" w:hAnsi="Courier New" w:cs="Courier New"/>
-          <w:sz w:val="24"/>
-          <w:szCs w:val="24"/>
-        </w:rPr>
-      </w:pPr>
-      <w:r>
-        <w:rPr>
-          <w:rFonts w:ascii="Courier New" w:hAnsi="Courier New" w:cs="Courier New"/>
-          <w:sz w:val="24"/>
-          <w:szCs w:val="24"/>
-        </w:rPr>
-        <w:t xml:space="preserve">        </w:t>
-      </w:r>
-      <w:proofErr w:type="spellStart"/>
-      <w:r>
-        <w:rPr>
-          <w:rFonts w:ascii="Courier New" w:hAnsi="Courier New" w:cs="Courier New"/>
-          <w:sz w:val="24"/>
-          <w:szCs w:val="24"/>
-        </w:rPr>
-        <w:t>foreach</w:t>
-      </w:r>
-      <w:proofErr w:type="spellEnd"/>
-      <w:r>
-        <w:rPr>
-          <w:rFonts w:ascii="Courier New" w:hAnsi="Courier New" w:cs="Courier New"/>
-          <w:sz w:val="24"/>
-          <w:szCs w:val="24"/>
-        </w:rPr>
-        <w:t xml:space="preserve"> (</w:t>
-      </w:r>
-      <w:proofErr w:type="spellStart"/>
-      <w:r>
-        <w:rPr>
-          <w:rFonts w:ascii="Courier New" w:hAnsi="Courier New" w:cs="Courier New"/>
-          <w:sz w:val="24"/>
-          <w:szCs w:val="24"/>
-        </w:rPr>
-        <w:t>var</w:t>
-      </w:r>
-      <w:proofErr w:type="spellEnd"/>
-      <w:r>
-        <w:rPr>
-          <w:rFonts w:ascii="Courier New" w:hAnsi="Courier New" w:cs="Courier New"/>
-          <w:sz w:val="24"/>
-          <w:szCs w:val="24"/>
-        </w:rPr>
-        <w:t xml:space="preserve"> </w:t>
-      </w:r>
-      <w:proofErr w:type="spellStart"/>
-      <w:r>
-        <w:rPr>
-          <w:rFonts w:ascii="Courier New" w:hAnsi="Courier New" w:cs="Courier New"/>
-          <w:sz w:val="24"/>
-          <w:szCs w:val="24"/>
-        </w:rPr>
-        <w:t>investor</w:t>
-      </w:r>
-      <w:proofErr w:type="spellEnd"/>
-      <w:r>
-        <w:rPr>
-          <w:rFonts w:ascii="Courier New" w:hAnsi="Courier New" w:cs="Courier New"/>
-          <w:sz w:val="24"/>
-          <w:szCs w:val="24"/>
-        </w:rPr>
-        <w:t xml:space="preserve"> </w:t>
-      </w:r>
-      <w:proofErr w:type="spellStart"/>
-      <w:r>
-        <w:rPr>
-          <w:rFonts w:ascii="Courier New" w:hAnsi="Courier New" w:cs="Courier New"/>
-          <w:sz w:val="24"/>
-          <w:szCs w:val="24"/>
-        </w:rPr>
-        <w:t>in</w:t>
-      </w:r>
-      <w:proofErr w:type="spellEnd"/>
-      <w:r>
-        <w:rPr>
-          <w:rFonts w:ascii="Courier New" w:hAnsi="Courier New" w:cs="Courier New"/>
-          <w:sz w:val="24"/>
-          <w:szCs w:val="24"/>
-        </w:rPr>
-        <w:t xml:space="preserve"> </w:t>
-      </w:r>
-      <w:proofErr w:type="spellStart"/>
-      <w:r>
-        <w:rPr>
-          <w:rFonts w:ascii="Courier New" w:hAnsi="Courier New" w:cs="Courier New"/>
-          <w:sz w:val="24"/>
-          <w:szCs w:val="24"/>
-        </w:rPr>
-        <w:t>investors</w:t>
-      </w:r>
-      <w:proofErr w:type="spellEnd"/>
-      <w:r>
-        <w:rPr>
-          <w:rFonts w:ascii="Courier New" w:hAnsi="Courier New" w:cs="Courier New"/>
-          <w:sz w:val="24"/>
-          <w:szCs w:val="24"/>
-        </w:rPr>
-        <w:t>)</w:t>
-      </w:r>
-    </w:p>
-    <w:p>
-      <w:pPr>
-        <w:spacing w:after="0" w:line="360" w:lineRule="auto"/>
-        <w:rPr>
-          <w:rFonts w:ascii="Courier New" w:hAnsi="Courier New" w:cs="Courier New"/>
-          <w:sz w:val="24"/>
-          <w:szCs w:val="24"/>
-        </w:rPr>
-      </w:pPr>
-      <w:r>
-        <w:rPr>
-          <w:rFonts w:ascii="Courier New" w:hAnsi="Courier New" w:cs="Courier New"/>
-          <w:sz w:val="24"/>
-          <w:szCs w:val="24"/>
-        </w:rPr>
-        <w:t xml:space="preserve">        {</w:t>
-      </w:r>
-    </w:p>
-    <w:p>
-      <w:pPr>
-        <w:spacing w:after="0" w:line="360" w:lineRule="auto"/>
-        <w:rPr>
-          <w:rFonts w:ascii="Courier New" w:hAnsi="Courier New" w:cs="Courier New"/>
-          <w:sz w:val="24"/>
-          <w:szCs w:val="24"/>
-        </w:rPr>
-      </w:pPr>
-      <w:r>
-        <w:rPr>
-          <w:rFonts w:ascii="Courier New" w:hAnsi="Courier New" w:cs="Courier New"/>
-          <w:sz w:val="24"/>
-          <w:szCs w:val="24"/>
-        </w:rPr>
-        <w:t xml:space="preserve">            </w:t>
-      </w:r>
-      <w:proofErr w:type="spellStart"/>
-      <w:r>
-        <w:rPr>
-          <w:rFonts w:ascii="Courier New" w:hAnsi="Courier New" w:cs="Courier New"/>
-          <w:sz w:val="24"/>
-          <w:szCs w:val="24"/>
-        </w:rPr>
-        <w:t>investor.Update</w:t>
-      </w:r>
-      <w:proofErr w:type="spellEnd"/>
-      <w:r>
-        <w:rPr>
-          <w:rFonts w:ascii="Courier New" w:hAnsi="Courier New" w:cs="Courier New"/>
-          <w:sz w:val="24"/>
-          <w:szCs w:val="24"/>
-        </w:rPr>
-        <w:t>(</w:t>
-      </w:r>
-      <w:proofErr w:type="spellStart"/>
-      <w:r>
-        <w:rPr>
-          <w:rFonts w:ascii="Courier New" w:hAnsi="Courier New" w:cs="Courier New"/>
-          <w:sz w:val="24"/>
-          <w:szCs w:val="24"/>
-        </w:rPr>
-        <w:t>stockName</w:t>
-      </w:r>
-      <w:proofErr w:type="spellEnd"/>
-      <w:r>
-        <w:rPr>
-          <w:rFonts w:ascii="Courier New" w:hAnsi="Courier New" w:cs="Courier New"/>
-          <w:sz w:val="24"/>
-          <w:szCs w:val="24"/>
-        </w:rPr>
-        <w:t xml:space="preserve">, </w:t>
-      </w:r>
-      <w:proofErr w:type="spellStart"/>
-      <w:r>
-        <w:rPr>
-          <w:rFonts w:ascii="Courier New" w:hAnsi="Courier New" w:cs="Courier New"/>
-          <w:sz w:val="24"/>
-          <w:szCs w:val="24"/>
-        </w:rPr>
-        <w:t>price</w:t>
-      </w:r>
-      <w:proofErr w:type="spellEnd"/>
-      <w:r>
-        <w:rPr>
-          <w:rFonts w:ascii="Courier New" w:hAnsi="Courier New" w:cs="Courier New"/>
-          <w:sz w:val="24"/>
-          <w:szCs w:val="24"/>
-        </w:rPr>
-        <w:t>);</w:t>
-      </w:r>
-    </w:p>
-    <w:p>
-      <w:pPr>
-        <w:spacing w:after="0" w:line="360" w:lineRule="auto"/>
-        <w:rPr>
-          <w:rFonts w:ascii="Courier New" w:hAnsi="Courier New" w:cs="Courier New"/>
-          <w:sz w:val="24"/>
-          <w:szCs w:val="24"/>
-        </w:rPr>
-      </w:pPr>
-      <w:r>
-        <w:rPr>
-          <w:rFonts w:ascii="Courier New" w:hAnsi="Courier New" w:cs="Courier New"/>
-          <w:sz w:val="24"/>
-          <w:szCs w:val="24"/>
-        </w:rPr>
-        <w:t xml:space="preserve">        }</w:t>
-      </w:r>
-    </w:p>
-    <w:p>
-      <w:pPr>
-        <w:spacing w:after="0" w:line="360" w:lineRule="auto"/>
-        <w:rPr>
-          <w:rFonts w:ascii="Courier New" w:hAnsi="Courier New" w:cs="Courier New"/>
-          <w:sz w:val="24"/>
-          <w:szCs w:val="24"/>
-        </w:rPr>
-      </w:pPr>
-      <w:r>
-        <w:rPr>
-          <w:rFonts w:ascii="Courier New" w:hAnsi="Courier New" w:cs="Courier New"/>
-          <w:sz w:val="24"/>
-          <w:szCs w:val="24"/>
-        </w:rPr>
-        <w:t xml:space="preserve">    }</w:t>
-      </w:r>
-    </w:p>
-    <w:p>
-      <w:pPr>
-        <w:spacing w:after="0" w:line="360" w:lineRule="auto"/>
-        <w:rPr>
-          <w:rFonts w:ascii="Courier New" w:hAnsi="Courier New" w:cs="Courier New"/>
-          <w:sz w:val="24"/>
-          <w:szCs w:val="24"/>
-        </w:rPr>
-      </w:pPr>
-      <w:r>
-        <w:rPr>
-          <w:rFonts w:ascii="Courier New" w:hAnsi="Courier New" w:cs="Courier New"/>
-          <w:sz w:val="24"/>
-          <w:szCs w:val="24"/>
-        </w:rPr>
-        <w:t>}</w:t>
-      </w:r>
-    </w:p>
-    <w:p>
-      <w:pPr>
-        <w:spacing w:after="0" w:line="360" w:lineRule="auto"/>
-        <w:rPr>
-          <w:rFonts w:ascii="Courier New" w:hAnsi="Courier New" w:cs="Courier New"/>
-          <w:sz w:val="24"/>
-          <w:szCs w:val="24"/>
-        </w:rPr>
-      </w:pPr>
-    </w:p>
-    <w:p>
-      <w:pPr>
-        <w:spacing w:after="0" w:line="360" w:lineRule="auto"/>
-        <w:rPr>
-          <w:rFonts w:ascii="Courier New" w:hAnsi="Courier New" w:cs="Courier New"/>
-          <w:sz w:val="24"/>
-          <w:szCs w:val="24"/>
-        </w:rPr>
-      </w:pPr>
-      <w:proofErr w:type="spellStart"/>
-      <w:r>
-        <w:rPr>
-          <w:rFonts w:ascii="Courier New" w:hAnsi="Courier New" w:cs="Courier New"/>
-          <w:sz w:val="24"/>
-          <w:szCs w:val="24"/>
-        </w:rPr>
-        <w:t>class</w:t>
-      </w:r>
-      <w:proofErr w:type="spellEnd"/>
-      <w:r>
-        <w:rPr>
-          <w:rFonts w:ascii="Courier New" w:hAnsi="Courier New" w:cs="Courier New"/>
-          <w:sz w:val="24"/>
-          <w:szCs w:val="24"/>
-        </w:rPr>
-        <w:t xml:space="preserve"> </w:t>
-      </w:r>
-      <w:proofErr w:type="spellStart"/>
-      <w:r>
-        <w:rPr>
-          <w:rFonts w:ascii="Courier New" w:hAnsi="Courier New" w:cs="Courier New"/>
-          <w:sz w:val="24"/>
-          <w:szCs w:val="24"/>
-        </w:rPr>
-        <w:t>Program</w:t>
-      </w:r>
-      <w:proofErr w:type="spellEnd"/>
-    </w:p>
-    <w:p>
-      <w:pPr>
-        <w:spacing w:after="0" w:line="360" w:lineRule="auto"/>
-        <w:rPr>
-          <w:rFonts w:ascii="Courier New" w:hAnsi="Courier New" w:cs="Courier New"/>
-          <w:sz w:val="24"/>
-          <w:szCs w:val="24"/>
-        </w:rPr>
-      </w:pPr>
-      <w:r>
-        <w:rPr>
-          <w:rFonts w:ascii="Courier New" w:hAnsi="Courier New" w:cs="Courier New"/>
-          <w:sz w:val="24"/>
-          <w:szCs w:val="24"/>
-        </w:rPr>
-        <w:t>{</w:t>
-      </w:r>
-    </w:p>
-    <w:p>
-      <w:pPr>
-        <w:spacing w:after="0" w:line="360" w:lineRule="auto"/>
-        <w:rPr>
-          <w:rFonts w:ascii="Courier New" w:hAnsi="Courier New" w:cs="Courier New"/>
-          <w:sz w:val="24"/>
-          <w:szCs w:val="24"/>
-        </w:rPr>
-      </w:pPr>
-      <w:r>
-        <w:rPr>
-          <w:rFonts w:ascii="Courier New" w:hAnsi="Courier New" w:cs="Courier New"/>
-          <w:sz w:val="24"/>
-          <w:szCs w:val="24"/>
-        </w:rPr>
-        <w:t xml:space="preserve">    </w:t>
-      </w:r>
-      <w:proofErr w:type="spellStart"/>
-      <w:r>
-        <w:rPr>
-          <w:rFonts w:ascii="Courier New" w:hAnsi="Courier New" w:cs="Courier New"/>
-          <w:sz w:val="24"/>
-          <w:szCs w:val="24"/>
-        </w:rPr>
-        <w:t>static</w:t>
-      </w:r>
-      <w:proofErr w:type="spellEnd"/>
-      <w:r>
-        <w:rPr>
-          <w:rFonts w:ascii="Courier New" w:hAnsi="Courier New" w:cs="Courier New"/>
-          <w:sz w:val="24"/>
-          <w:szCs w:val="24"/>
-        </w:rPr>
-        <w:t xml:space="preserve"> </w:t>
-      </w:r>
-      <w:proofErr w:type="spellStart"/>
-      <w:r>
-        <w:rPr>
-          <w:rFonts w:ascii="Courier New" w:hAnsi="Courier New" w:cs="Courier New"/>
-          <w:sz w:val="24"/>
-          <w:szCs w:val="24"/>
-        </w:rPr>
-        <w:t>void</w:t>
-      </w:r>
-      <w:proofErr w:type="spellEnd"/>
-      <w:r>
-        <w:rPr>
-          <w:rFonts w:ascii="Courier New" w:hAnsi="Courier New" w:cs="Courier New"/>
-          <w:sz w:val="24"/>
-          <w:szCs w:val="24"/>
-        </w:rPr>
-        <w:t xml:space="preserve"> </w:t>
-      </w:r>
-      <w:proofErr w:type="spellStart"/>
-      <w:r>
-        <w:rPr>
-          <w:rFonts w:ascii="Courier New" w:hAnsi="Courier New" w:cs="Courier New"/>
-          <w:sz w:val="24"/>
-          <w:szCs w:val="24"/>
-        </w:rPr>
-        <w:t>Main</w:t>
-      </w:r>
-      <w:proofErr w:type="spellEnd"/>
-      <w:r>
-        <w:rPr>
-          <w:rFonts w:ascii="Courier New" w:hAnsi="Courier New" w:cs="Courier New"/>
-          <w:sz w:val="24"/>
-          <w:szCs w:val="24"/>
-        </w:rPr>
-        <w:t>()</w:t>
-      </w:r>
-    </w:p>
-    <w:p>
-      <w:pPr>
-        <w:spacing w:after="0" w:line="360" w:lineRule="auto"/>
-        <w:rPr>
-          <w:rFonts w:ascii="Courier New" w:hAnsi="Courier New" w:cs="Courier New"/>
-          <w:sz w:val="24"/>
-          <w:szCs w:val="24"/>
-        </w:rPr>
-      </w:pPr>
-      <w:r>
-        <w:rPr>
-          <w:rFonts w:ascii="Courier New" w:hAnsi="Courier New" w:cs="Courier New"/>
-          <w:sz w:val="24"/>
-          <w:szCs w:val="24"/>
-        </w:rPr>
-        <w:t xml:space="preserve">    {</w:t>
-      </w:r>
-    </w:p>
-    <w:p>
-      <w:pPr>
-        <w:spacing w:after="0" w:line="360" w:lineRule="auto"/>
-        <w:rPr>
-          <w:rFonts w:ascii="Courier New" w:hAnsi="Courier New" w:cs="Courier New"/>
-          <w:sz w:val="24"/>
-          <w:szCs w:val="24"/>
-        </w:rPr>
-      </w:pPr>
-      <w:r>
-        <w:rPr>
-          <w:rFonts w:ascii="Courier New" w:hAnsi="Courier New" w:cs="Courier New"/>
-          <w:sz w:val="24"/>
-          <w:szCs w:val="24"/>
-        </w:rPr>
-        <w:t xml:space="preserve">        </w:t>
-      </w:r>
-      <w:proofErr w:type="spellStart"/>
-      <w:r>
-        <w:rPr>
-          <w:rFonts w:ascii="Courier New" w:hAnsi="Courier New" w:cs="Courier New"/>
-          <w:sz w:val="24"/>
-          <w:szCs w:val="24"/>
-        </w:rPr>
-        <w:t>StockMarket</w:t>
-      </w:r>
-      <w:proofErr w:type="spellEnd"/>
-      <w:r>
-        <w:rPr>
-          <w:rFonts w:ascii="Courier New" w:hAnsi="Courier New" w:cs="Courier New"/>
-          <w:sz w:val="24"/>
-          <w:szCs w:val="24"/>
-        </w:rPr>
-        <w:t xml:space="preserve"> </w:t>
-      </w:r>
-      <w:proofErr w:type="spellStart"/>
-      <w:r>
-        <w:rPr>
-          <w:rFonts w:ascii="Courier New" w:hAnsi="Courier New" w:cs="Courier New"/>
-          <w:sz w:val="24"/>
-          <w:szCs w:val="24"/>
-        </w:rPr>
-        <w:t>market</w:t>
-      </w:r>
-      <w:proofErr w:type="spellEnd"/>
-      <w:r>
-        <w:rPr>
-          <w:rFonts w:ascii="Courier New" w:hAnsi="Courier New" w:cs="Courier New"/>
-          <w:sz w:val="24"/>
-          <w:szCs w:val="24"/>
-        </w:rPr>
-        <w:t xml:space="preserve"> = </w:t>
-      </w:r>
-      <w:proofErr w:type="spellStart"/>
-      <w:r>
-        <w:rPr>
-          <w:rFonts w:ascii="Courier New" w:hAnsi="Courier New" w:cs="Courier New"/>
-          <w:sz w:val="24"/>
-          <w:szCs w:val="24"/>
-        </w:rPr>
-        <w:t>new</w:t>
-      </w:r>
-      <w:proofErr w:type="spellEnd"/>
-      <w:r>
-        <w:rPr>
-          <w:rFonts w:ascii="Courier New" w:hAnsi="Courier New" w:cs="Courier New"/>
-          <w:sz w:val="24"/>
-          <w:szCs w:val="24"/>
-        </w:rPr>
-        <w:t xml:space="preserve"> </w:t>
-      </w:r>
-      <w:proofErr w:type="spellStart"/>
-      <w:r>
-        <w:rPr>
-          <w:rFonts w:ascii="Courier New" w:hAnsi="Courier New" w:cs="Courier New"/>
-          <w:sz w:val="24"/>
-          <w:szCs w:val="24"/>
-        </w:rPr>
-        <w:t>StockMarket</w:t>
-      </w:r>
-      <w:proofErr w:type="spellEnd"/>
-      <w:r>
-        <w:rPr>
-          <w:rFonts w:ascii="Courier New" w:hAnsi="Courier New" w:cs="Courier New"/>
-          <w:sz w:val="24"/>
-          <w:szCs w:val="24"/>
-        </w:rPr>
-        <w:t>();</w:t>
-      </w:r>
-    </w:p>
-    <w:p>
-      <w:pPr>
-        <w:spacing w:after="0" w:line="360" w:lineRule="auto"/>
-        <w:rPr>
-          <w:rFonts w:ascii="Courier New" w:hAnsi="Courier New" w:cs="Courier New"/>
-          <w:sz w:val="24"/>
-          <w:szCs w:val="24"/>
-        </w:rPr>
-      </w:pPr>
-    </w:p>
-    <w:p>
-      <w:pPr>
-        <w:spacing w:after="0" w:line="360" w:lineRule="auto"/>
-        <w:rPr>
-          <w:rFonts w:ascii="Courier New" w:hAnsi="Courier New" w:cs="Courier New"/>
-          <w:sz w:val="24"/>
-          <w:szCs w:val="24"/>
-        </w:rPr>
-      </w:pPr>
-      <w:r>
-        <w:rPr>
-          <w:rFonts w:ascii="Courier New" w:hAnsi="Courier New" w:cs="Courier New"/>
-          <w:sz w:val="24"/>
-          <w:szCs w:val="24"/>
-        </w:rPr>
-        <w:t xml:space="preserve">        </w:t>
-      </w:r>
-      <w:proofErr w:type="spellStart"/>
-      <w:r>
-        <w:rPr>
-          <w:rFonts w:ascii="Courier New" w:hAnsi="Courier New" w:cs="Courier New"/>
-          <w:sz w:val="24"/>
-          <w:szCs w:val="24"/>
-        </w:rPr>
-        <w:t>Investor</w:t>
-      </w:r>
-      <w:proofErr w:type="spellEnd"/>
-      <w:r>
-        <w:rPr>
-          <w:rFonts w:ascii="Courier New" w:hAnsi="Courier New" w:cs="Courier New"/>
-          <w:sz w:val="24"/>
-          <w:szCs w:val="24"/>
-        </w:rPr>
-        <w:t xml:space="preserve"> investor1 = </w:t>
-      </w:r>
-      <w:proofErr w:type="spellStart"/>
-      <w:r>
-        <w:rPr>
-          <w:rFonts w:ascii="Courier New" w:hAnsi="Courier New" w:cs="Courier New"/>
-          <w:sz w:val="24"/>
-          <w:szCs w:val="24"/>
-        </w:rPr>
-        <w:t>new</w:t>
-      </w:r>
-      <w:proofErr w:type="spellEnd"/>
-      <w:r>
-        <w:rPr>
-          <w:rFonts w:ascii="Courier New" w:hAnsi="Courier New" w:cs="Courier New"/>
-          <w:sz w:val="24"/>
-          <w:szCs w:val="24"/>
-        </w:rPr>
-        <w:t xml:space="preserve"> </w:t>
-      </w:r>
-      <w:proofErr w:type="spellStart"/>
-      <w:r>
-        <w:rPr>
-          <w:rFonts w:ascii="Courier New" w:hAnsi="Courier New" w:cs="Courier New"/>
-          <w:sz w:val="24"/>
-          <w:szCs w:val="24"/>
-        </w:rPr>
-        <w:t>Investor</w:t>
-      </w:r>
-      <w:proofErr w:type="spellEnd"/>
-      <w:r>
-        <w:rPr>
-          <w:rFonts w:ascii="Courier New" w:hAnsi="Courier New" w:cs="Courier New"/>
-          <w:sz w:val="24"/>
-          <w:szCs w:val="24"/>
-        </w:rPr>
-        <w:t>("Іван");</w:t>
-      </w:r>
-    </w:p>
-    <w:p>
-      <w:pPr>
-        <w:spacing w:after="0" w:line="360" w:lineRule="auto"/>
-        <w:rPr>
-          <w:rFonts w:ascii="Courier New" w:hAnsi="Courier New" w:cs="Courier New"/>
-          <w:sz w:val="24"/>
-          <w:szCs w:val="24"/>
-        </w:rPr>
-      </w:pPr>
-      <w:r>
-        <w:rPr>
-          <w:rFonts w:ascii="Courier New" w:hAnsi="Courier New" w:cs="Courier New"/>
-          <w:sz w:val="24"/>
-          <w:szCs w:val="24"/>
-        </w:rPr>
-        <w:t xml:space="preserve">        </w:t>
-      </w:r>
-      <w:proofErr w:type="spellStart"/>
-      <w:r>
-        <w:rPr>
-          <w:rFonts w:ascii="Courier New" w:hAnsi="Courier New" w:cs="Courier New"/>
-          <w:sz w:val="24"/>
-          <w:szCs w:val="24"/>
-        </w:rPr>
-        <w:t>Investor</w:t>
-      </w:r>
-      <w:proofErr w:type="spellEnd"/>
-      <w:r>
-        <w:rPr>
-          <w:rFonts w:ascii="Courier New" w:hAnsi="Courier New" w:cs="Courier New"/>
-          <w:sz w:val="24"/>
-          <w:szCs w:val="24"/>
-        </w:rPr>
-        <w:t xml:space="preserve"> investor2 = </w:t>
-      </w:r>
-      <w:proofErr w:type="spellStart"/>
-      <w:r>
-        <w:rPr>
-          <w:rFonts w:ascii="Courier New" w:hAnsi="Courier New" w:cs="Courier New"/>
-          <w:sz w:val="24"/>
-          <w:szCs w:val="24"/>
-        </w:rPr>
-        <w:t>new</w:t>
-      </w:r>
-      <w:proofErr w:type="spellEnd"/>
-      <w:r>
-        <w:rPr>
-          <w:rFonts w:ascii="Courier New" w:hAnsi="Courier New" w:cs="Courier New"/>
-          <w:sz w:val="24"/>
-          <w:szCs w:val="24"/>
-        </w:rPr>
-        <w:t xml:space="preserve"> </w:t>
-      </w:r>
-      <w:proofErr w:type="spellStart"/>
-      <w:r>
-        <w:rPr>
-          <w:rFonts w:ascii="Courier New" w:hAnsi="Courier New" w:cs="Courier New"/>
-          <w:sz w:val="24"/>
-          <w:szCs w:val="24"/>
-        </w:rPr>
-        <w:t>Investor</w:t>
-      </w:r>
-      <w:proofErr w:type="spellEnd"/>
-      <w:r>
-        <w:rPr>
-          <w:rFonts w:ascii="Courier New" w:hAnsi="Courier New" w:cs="Courier New"/>
-          <w:sz w:val="24"/>
-          <w:szCs w:val="24"/>
-        </w:rPr>
-        <w:t>("Марія");</w:t>
-      </w:r>
-    </w:p>
-    <w:p>
-      <w:pPr>
-        <w:spacing w:after="0" w:line="360" w:lineRule="auto"/>
-        <w:rPr>
-          <w:rFonts w:ascii="Courier New" w:hAnsi="Courier New" w:cs="Courier New"/>
-          <w:sz w:val="24"/>
-          <w:szCs w:val="24"/>
-        </w:rPr>
-      </w:pPr>
-    </w:p>
-    <w:p>
-      <w:pPr>
-        <w:spacing w:after="0" w:line="360" w:lineRule="auto"/>
-        <w:rPr>
-          <w:rFonts w:ascii="Courier New" w:hAnsi="Courier New" w:cs="Courier New"/>
-          <w:sz w:val="24"/>
-          <w:szCs w:val="24"/>
-        </w:rPr>
-      </w:pPr>
-      <w:r>
-        <w:rPr>
-          <w:rFonts w:ascii="Courier New" w:hAnsi="Courier New" w:cs="Courier New"/>
-          <w:sz w:val="24"/>
-          <w:szCs w:val="24"/>
-        </w:rPr>
-        <w:t xml:space="preserve">        </w:t>
-      </w:r>
-      <w:proofErr w:type="spellStart"/>
-      <w:r>
-        <w:rPr>
-          <w:rFonts w:ascii="Courier New" w:hAnsi="Courier New" w:cs="Courier New"/>
-          <w:sz w:val="24"/>
-          <w:szCs w:val="24"/>
-        </w:rPr>
-        <w:t>market.Subscribe</w:t>
-      </w:r>
-      <w:proofErr w:type="spellEnd"/>
-      <w:r>
-        <w:rPr>
-          <w:rFonts w:ascii="Courier New" w:hAnsi="Courier New" w:cs="Courier New"/>
-          <w:sz w:val="24"/>
-          <w:szCs w:val="24"/>
-        </w:rPr>
-        <w:t>(investor1);</w:t>
-      </w:r>
-    </w:p>
-    <w:p>
-      <w:pPr>
-        <w:spacing w:after="0" w:line="360" w:lineRule="auto"/>
-        <w:rPr>
-          <w:rFonts w:ascii="Courier New" w:hAnsi="Courier New" w:cs="Courier New"/>
-          <w:sz w:val="24"/>
-          <w:szCs w:val="24"/>
-        </w:rPr>
-      </w:pPr>
-      <w:r>
-        <w:rPr>
-          <w:rFonts w:ascii="Courier New" w:hAnsi="Courier New" w:cs="Courier New"/>
-          <w:sz w:val="24"/>
-          <w:szCs w:val="24"/>
-        </w:rPr>
-        <w:t xml:space="preserve">        </w:t>
-      </w:r>
-      <w:proofErr w:type="spellStart"/>
-      <w:r>
-        <w:rPr>
-          <w:rFonts w:ascii="Courier New" w:hAnsi="Courier New" w:cs="Courier New"/>
-          <w:sz w:val="24"/>
-          <w:szCs w:val="24"/>
-        </w:rPr>
-        <w:t>market.Subscribe</w:t>
-      </w:r>
-      <w:proofErr w:type="spellEnd"/>
-      <w:r>
-        <w:rPr>
-          <w:rFonts w:ascii="Courier New" w:hAnsi="Courier New" w:cs="Courier New"/>
-          <w:sz w:val="24"/>
-          <w:szCs w:val="24"/>
-        </w:rPr>
-        <w:t>(investor2);</w:t>
-      </w:r>
-    </w:p>
-    <w:p>
-      <w:pPr>
-        <w:spacing w:after="0" w:line="360" w:lineRule="auto"/>
-        <w:rPr>
-          <w:rFonts w:ascii="Courier New" w:hAnsi="Courier New" w:cs="Courier New"/>
-          <w:sz w:val="24"/>
-          <w:szCs w:val="24"/>
-        </w:rPr>
-      </w:pPr>
-    </w:p>
-    <w:p>
-      <w:pPr>
-        <w:spacing w:after="0" w:line="360" w:lineRule="auto"/>
-        <w:rPr>
-          <w:rFonts w:ascii="Courier New" w:hAnsi="Courier New" w:cs="Courier New"/>
-          <w:sz w:val="24"/>
-          <w:szCs w:val="24"/>
-        </w:rPr>
-      </w:pPr>
-      <w:r>
-        <w:rPr>
-          <w:rFonts w:ascii="Courier New" w:hAnsi="Courier New" w:cs="Courier New"/>
-          <w:sz w:val="24"/>
-          <w:szCs w:val="24"/>
-        </w:rPr>
-        <w:t xml:space="preserve">        </w:t>
-      </w:r>
-      <w:proofErr w:type="spellStart"/>
-      <w:r>
-        <w:rPr>
-          <w:rFonts w:ascii="Courier New" w:hAnsi="Courier New" w:cs="Courier New"/>
-          <w:sz w:val="24"/>
-          <w:szCs w:val="24"/>
-        </w:rPr>
-        <w:t>market.Notify</w:t>
-      </w:r>
-      <w:proofErr w:type="spellEnd"/>
-      <w:r>
-        <w:rPr>
-          <w:rFonts w:ascii="Courier New" w:hAnsi="Courier New" w:cs="Courier New"/>
-          <w:sz w:val="24"/>
-          <w:szCs w:val="24"/>
-        </w:rPr>
-        <w:t>("</w:t>
-      </w:r>
-      <w:proofErr w:type="spellStart"/>
-      <w:r>
-        <w:rPr>
-          <w:rFonts w:ascii="Courier New" w:hAnsi="Courier New" w:cs="Courier New"/>
-          <w:sz w:val="24"/>
-          <w:szCs w:val="24"/>
-        </w:rPr>
-        <w:t>Apple</w:t>
-      </w:r>
-      <w:proofErr w:type="spellEnd"/>
-      <w:r>
-        <w:rPr>
-          <w:rFonts w:ascii="Courier New" w:hAnsi="Courier New" w:cs="Courier New"/>
-          <w:sz w:val="24"/>
-          <w:szCs w:val="24"/>
-        </w:rPr>
-        <w:t>", 220.5);</w:t>
-      </w:r>
-    </w:p>
-    <w:p>
-      <w:pPr>
-        <w:spacing w:after="0" w:line="360" w:lineRule="auto"/>
-        <w:rPr>
-          <w:rFonts w:ascii="Courier New" w:hAnsi="Courier New" w:cs="Courier New"/>
-          <w:sz w:val="24"/>
-          <w:szCs w:val="24"/>
-        </w:rPr>
-      </w:pPr>
-      <w:r>
-        <w:rPr>
-          <w:rFonts w:ascii="Courier New" w:hAnsi="Courier New" w:cs="Courier New"/>
-          <w:sz w:val="24"/>
-          <w:szCs w:val="24"/>
-        </w:rPr>
-        <w:t xml:space="preserve">        </w:t>
-      </w:r>
-      <w:proofErr w:type="spellStart"/>
-      <w:r>
-        <w:rPr>
-          <w:rFonts w:ascii="Courier New" w:hAnsi="Courier New" w:cs="Courier New"/>
-          <w:sz w:val="24"/>
-          <w:szCs w:val="24"/>
-        </w:rPr>
-        <w:t>market.Notify</w:t>
-      </w:r>
-      <w:proofErr w:type="spellEnd"/>
-      <w:r>
-        <w:rPr>
-          <w:rFonts w:ascii="Courier New" w:hAnsi="Courier New" w:cs="Courier New"/>
-          <w:sz w:val="24"/>
-          <w:szCs w:val="24"/>
-        </w:rPr>
-        <w:t>("</w:t>
-      </w:r>
-      <w:proofErr w:type="spellStart"/>
-      <w:r>
-        <w:rPr>
-          <w:rFonts w:ascii="Courier New" w:hAnsi="Courier New" w:cs="Courier New"/>
-          <w:sz w:val="24"/>
-          <w:szCs w:val="24"/>
-        </w:rPr>
-        <w:t>Tesla</w:t>
-      </w:r>
-      <w:proofErr w:type="spellEnd"/>
-      <w:r>
-        <w:rPr>
-          <w:rFonts w:ascii="Courier New" w:hAnsi="Courier New" w:cs="Courier New"/>
-          <w:sz w:val="24"/>
-          <w:szCs w:val="24"/>
-        </w:rPr>
-        <w:t>", 315.8);</w:t>
-      </w:r>
-    </w:p>
-    <w:p>
-      <w:pPr>
-        <w:spacing w:after="0" w:line="360" w:lineRule="auto"/>
-        <w:rPr>
-          <w:rFonts w:ascii="Courier New" w:hAnsi="Courier New" w:cs="Courier New"/>
-          <w:sz w:val="24"/>
-          <w:szCs w:val="24"/>
-        </w:rPr>
-      </w:pPr>
-      <w:r>
-        <w:rPr>
-          <w:rFonts w:ascii="Courier New" w:hAnsi="Courier New" w:cs="Courier New"/>
-          <w:sz w:val="24"/>
-          <w:szCs w:val="24"/>
-        </w:rPr>
-        <w:t xml:space="preserve">    }</w:t>
-      </w:r>
-    </w:p>
-    <w:p>
-      <w:pPr>
-        <w:spacing w:after="0" w:line="360" w:lineRule="auto"/>
-        <w:rPr>
-          <w:rFonts w:ascii="Courier New" w:hAnsi="Courier New" w:cs="Courier New"/>
-          <w:sz w:val="24"/>
-          <w:szCs w:val="24"/>
-        </w:rPr>
-      </w:pPr>
-      <w:r>
-        <w:rPr>
-          <w:rFonts w:ascii="Courier New" w:hAnsi="Courier New" w:cs="Courier New"/>
-          <w:sz w:val="24"/>
-          <w:szCs w:val="24"/>
-        </w:rPr>
-        <w:t>}</w:t>
-      </w:r>
-    </w:p>
-    <w:p>
-      <w:pPr>
-        <w:spacing w:after="0" w:line="360" w:lineRule="auto"/>
-        <w:rPr>
           <w:rFonts w:ascii="Times New Roman" w:hAnsi="Times New Roman" w:cs="Times New Roman"/>
           <w:sz w:val="28"/>
           <w:szCs w:val="28"/>
@@ -9561,6 +9201,7 @@
       <w:r>
         <w:rPr>
           <w:rFonts w:ascii="Times New Roman" w:hAnsi="Times New Roman" w:cs="Times New Roman"/>
+          <w:noProof/>
           <w:sz w:val="28"/>
           <w:szCs w:val="28"/>
         </w:rPr>
@@ -9658,7 +9299,6 @@
           <w:rFonts w:ascii="Times New Roman" w:hAnsi="Times New Roman" w:cs="Times New Roman"/>
           <w:sz w:val="28"/>
           <w:szCs w:val="28"/>
-          <w:lang w:val="en-US"/>
         </w:rPr>
       </w:pPr>
       <w:r>
@@ -9847,8 +9487,152 @@
         <w:t>масштабованість і зрозумілість програмного коду, а також спрощує його подальшу підтримку та розвиток.</w:t>
       </w:r>
     </w:p>
+    <w:p>
+      <w:pPr>
+        <w:spacing w:after="0" w:line="360" w:lineRule="auto"/>
+        <w:ind w:firstLine="709"/>
+        <w:jc w:val="both"/>
+        <w:rPr>
+          <w:rFonts w:ascii="Times New Roman" w:hAnsi="Times New Roman" w:cs="Times New Roman"/>
+          <w:sz w:val="28"/>
+          <w:szCs w:val="28"/>
+        </w:rPr>
+      </w:pPr>
+    </w:p>
+    <w:p>
+      <w:pPr>
+        <w:spacing w:after="0" w:line="360" w:lineRule="auto"/>
+        <w:ind w:firstLine="709"/>
+        <w:jc w:val="both"/>
+        <w:rPr>
+          <w:rFonts w:ascii="Times New Roman" w:hAnsi="Times New Roman" w:cs="Times New Roman"/>
+          <w:sz w:val="28"/>
+          <w:szCs w:val="28"/>
+          <w:lang w:val="en-US"/>
+        </w:rPr>
+      </w:pPr>
+      <w:r>
+        <w:rPr>
+          <w:rFonts w:ascii="Times New Roman" w:hAnsi="Times New Roman" w:cs="Times New Roman"/>
+          <w:sz w:val="28"/>
+          <w:szCs w:val="28"/>
+          <w:lang w:val="en-US"/>
+        </w:rPr>
+        <w:drawing>
+          <wp:inline distT="0" distB="0" distL="0" distR="0" wp14:anchorId="57C2A90E" wp14:editId="61DC57EC">
+            <wp:extent cx="4368172" cy="3551691"/>
+            <wp:effectExtent l="0" t="0" r="0" b="0"/>
+            <wp:docPr id="145656152" name="Рисунок 1"/>
+            <wp:cNvGraphicFramePr>
+              <a:graphicFrameLocks xmlns:a="http://schemas.openxmlformats.org/drawingml/2006/main" noChangeAspect="1"/>
+            </wp:cNvGraphicFramePr>
+            <a:graphic xmlns:a="http://schemas.openxmlformats.org/drawingml/2006/main">
+              <a:graphicData uri="http://schemas.openxmlformats.org/drawingml/2006/picture">
+                <pic:pic xmlns:pic="http://schemas.openxmlformats.org/drawingml/2006/picture">
+                  <pic:nvPicPr>
+                    <pic:cNvPr id="145656152" name=""/>
+                    <pic:cNvPicPr/>
+                  </pic:nvPicPr>
+                  <pic:blipFill>
+                    <a:blip r:embed="rId11"/>
+                    <a:stretch>
+                      <a:fillRect/>
+                    </a:stretch>
+                  </pic:blipFill>
+                  <pic:spPr>
+                    <a:xfrm>
+                      <a:off x="0" y="0"/>
+                      <a:ext cx="4368172" cy="3551691"/>
+                    </a:xfrm>
+                    <a:prstGeom prst="rect">
+                      <a:avLst/>
+                    </a:prstGeom>
+                  </pic:spPr>
+                </pic:pic>
+              </a:graphicData>
+            </a:graphic>
+          </wp:inline>
+        </w:drawing>
+      </w:r>
+    </w:p>
+    <w:p>
+      <w:pPr>
+        <w:spacing w:after="0" w:line="360" w:lineRule="auto"/>
+        <w:ind w:firstLine="709"/>
+        <w:jc w:val="both"/>
+        <w:rPr>
+          <w:rFonts w:ascii="Times New Roman" w:hAnsi="Times New Roman" w:cs="Times New Roman"/>
+          <w:sz w:val="28"/>
+          <w:szCs w:val="28"/>
+          <w:lang w:val="en-US"/>
+        </w:rPr>
+      </w:pPr>
+      <w:r>
+        <w:rPr>
+          <w:rFonts w:ascii="Times New Roman" w:hAnsi="Times New Roman" w:cs="Times New Roman"/>
+          <w:sz w:val="28"/>
+          <w:szCs w:val="28"/>
+          <w:lang w:val="en-US"/>
+        </w:rPr>
+        <w:drawing>
+          <wp:inline distT="0" distB="0" distL="0" distR="0" wp14:anchorId="453A0FC2" wp14:editId="5F7B6B61">
+            <wp:extent cx="5415989" cy="1558118"/>
+            <wp:effectExtent l="0" t="0" r="0" b="4445"/>
+            <wp:docPr id="963126203" name="Рисунок 1"/>
+            <wp:cNvGraphicFramePr>
+              <a:graphicFrameLocks xmlns:a="http://schemas.openxmlformats.org/drawingml/2006/main" noChangeAspect="1"/>
+            </wp:cNvGraphicFramePr>
+            <a:graphic xmlns:a="http://schemas.openxmlformats.org/drawingml/2006/main">
+              <a:graphicData uri="http://schemas.openxmlformats.org/drawingml/2006/picture">
+                <pic:pic xmlns:pic="http://schemas.openxmlformats.org/drawingml/2006/picture">
+                  <pic:nvPicPr>
+                    <pic:cNvPr id="963126203" name=""/>
+                    <pic:cNvPicPr/>
+                  </pic:nvPicPr>
+                  <pic:blipFill>
+                    <a:blip r:embed="rId12"/>
+                    <a:stretch>
+                      <a:fillRect/>
+                    </a:stretch>
+                  </pic:blipFill>
+                  <pic:spPr>
+                    <a:xfrm>
+                      <a:off x="0" y="0"/>
+                      <a:ext cx="5415989" cy="1558118"/>
+                    </a:xfrm>
+                    <a:prstGeom prst="rect">
+                      <a:avLst/>
+                    </a:prstGeom>
+                  </pic:spPr>
+                </pic:pic>
+              </a:graphicData>
+            </a:graphic>
+          </wp:inline>
+        </w:drawing>
+      </w:r>
+    </w:p>
+    <w:p>
+      <w:pPr>
+        <w:spacing w:after="0" w:line="360" w:lineRule="auto"/>
+        <w:ind w:firstLine="709"/>
+        <w:jc w:val="both"/>
+        <w:rPr>
+          <w:rFonts w:ascii="Times New Roman" w:hAnsi="Times New Roman" w:cs="Times New Roman"/>
+          <w:sz w:val="28"/>
+          <w:szCs w:val="28"/>
+        </w:rPr>
+      </w:pPr>
+      <w:r>
+        <w:rPr>
+          <w:rFonts w:ascii="Times New Roman" w:hAnsi="Times New Roman" w:cs="Times New Roman"/>
+          <w:sz w:val="28"/>
+          <w:szCs w:val="28"/>
+        </w:rPr>
+        <w:t>Тестова зміна для лабораторної роботи №5.</w:t>
+      </w:r>
+    </w:p>
     <w:sectPr>
-      <w:footerReference w:type="default" r:id="rId11"/>
+      <w:footerReference w:type="default" r:id="rId13"/>
       <w:pgSz w:w="11906" w:h="16838" w:code="9"/>
       <w:pgMar w:top="1134" w:right="851" w:bottom="1134" w:left="1701" w:header="709" w:footer="709" w:gutter="0"/>
       <w:cols w:space="708"/>
